--- a/report/SMP FINAL.docx
+++ b/report/SMP FINAL.docx
@@ -282,16 +282,7 @@
           <w:bCs/>
           <w:sz w:val="29"/>
         </w:rPr>
-        <w:t xml:space="preserve">By: </w:t>
-      </w:r>
-      <w:r>
-        <w:rPr>
-          <w:rFonts w:ascii="Calibri" w:eastAsia="Calibri" w:hAnsi="Calibri" w:cs="Calibri"/>
-          <w:b/>
-          <w:bCs/>
-          <w:sz w:val="29"/>
-        </w:rPr>
-        <w:t>Mohid Ali</w:t>
+        <w:t>By: Mohid Ali</w:t>
       </w:r>
     </w:p>
     <w:p>
@@ -437,8 +428,6 @@
     <w:p>
       <w:pPr>
         <w:pStyle w:val="Heading2"/>
-        <w:spacing w:after="236"/>
-        <w:ind w:left="418"/>
       </w:pPr>
       <w:r>
         <w:rPr>
@@ -472,21 +461,7 @@
         <w:rPr>
           <w:rFonts w:ascii="Times New Roman" w:eastAsia="Times New Roman" w:hAnsi="Times New Roman" w:cs="Times New Roman"/>
         </w:rPr>
-        <w:t xml:space="preserve">Pakistan's agricultural sector supports the livelihoods of more than 40 percent of the country's population and accounts for roughly a quarter of GDP, yet the global modelling tools used to evaluate its food security and land-use futures still run, by default, on generic international estimates. The FABLE Calculator, developed by IIASA and SDSN, is one such tool: it projects national food systems to 2050, but its Pakistan inputs are drawn from FAOSTAT rather than from what Pakistan's own government agencies </w:t>
-      </w:r>
-      <w:proofErr w:type="gramStart"/>
-      <w:r>
-        <w:rPr>
-          <w:rFonts w:ascii="Times New Roman" w:eastAsia="Times New Roman" w:hAnsi="Times New Roman" w:cs="Times New Roman"/>
-        </w:rPr>
-        <w:t>actually publish</w:t>
-      </w:r>
-      <w:proofErr w:type="gramEnd"/>
-      <w:r>
-        <w:rPr>
-          <w:rFonts w:ascii="Times New Roman" w:eastAsia="Times New Roman" w:hAnsi="Times New Roman" w:cs="Times New Roman"/>
-        </w:rPr>
-        <w:t>.</w:t>
+        <w:t>Pakistan's agricultural sector supports the livelihoods of more than 40 percent of the country's population and accounts for roughly a quarter of GDP, yet the global modelling tools used to evaluate its food security and land-use futures still run, by default, on generic international estimates. The FABLE Calculator, developed by IIASA and SDSN, is one such tool: it projects national food systems to 2050, but its Pakistan inputs are drawn from FAOSTAT rather than from what Pakistan's own government agencies actually publish.</w:t>
       </w:r>
     </w:p>
     <w:p>
@@ -577,83 +552,60 @@
           <w:rFonts w:ascii="Times New Roman" w:eastAsia="Times New Roman" w:hAnsi="Times New Roman" w:cs="Times New Roman"/>
           <w:b/>
         </w:rPr>
-        <w:t>Key findings</w:t>
-      </w:r>
-      <w:proofErr w:type="gramStart"/>
+        <w:t xml:space="preserve">Key findings: </w:t>
+      </w:r>
       <w:r>
         <w:rPr>
           <w:rFonts w:ascii="Times New Roman" w:eastAsia="Times New Roman" w:hAnsi="Times New Roman" w:cs="Times New Roman"/>
           <w:b/>
         </w:rPr>
-        <w:t xml:space="preserve">: </w:t>
-      </w:r>
+        <w:tab/>
+      </w:r>
+      <w:r>
+        <w:rPr>
+          <w:rFonts w:ascii="Times New Roman" w:eastAsia="Times New Roman" w:hAnsi="Times New Roman" w:cs="Times New Roman"/>
+        </w:rPr>
+        <w:t>Applying a systematic revision-boundary check to the concordance table recovered close to five billion US dollars of trade across twelve commodities that had been returning zeros because the concordance contained only post-2012 tariff codes. Cotton lint exports were found to have been systematically overstated by a byproduct code unrelated to primary production. Agreement with FAOSTAT is strong from 2011 onward but diverges before that year because FAOSTAT relied on its own estimates rather than reported customs data in the earlier period. A structural formula disconnection in the FABLE Calculator was identified and corrected; without this fix, every future trade data update would have had no effect on the model's outputs.</w:t>
+      </w:r>
+    </w:p>
+    <w:p>
+      <w:pPr>
+        <w:spacing w:after="4"/>
+        <w:ind w:left="596" w:right="1687" w:hanging="10"/>
+      </w:pPr>
       <w:r>
         <w:rPr>
           <w:rFonts w:ascii="Times New Roman" w:eastAsia="Times New Roman" w:hAnsi="Times New Roman" w:cs="Times New Roman"/>
           <w:b/>
         </w:rPr>
-        <w:tab/>
-      </w:r>
-      <w:r>
-        <w:rPr>
-          <w:rFonts w:ascii="Times New Roman" w:eastAsia="Times New Roman" w:hAnsi="Times New Roman" w:cs="Times New Roman"/>
-        </w:rPr>
-        <w:t>Applying</w:t>
-      </w:r>
-      <w:proofErr w:type="gramEnd"/>
-      <w:r>
-        <w:rPr>
-          <w:rFonts w:ascii="Times New Roman" w:eastAsia="Times New Roman" w:hAnsi="Times New Roman" w:cs="Times New Roman"/>
-        </w:rPr>
-        <w:t xml:space="preserve"> a systematic revision-boundary check to the concordance table recovered close to five billion US dollars of trade across twelve commodities that had been returning zeros because the concordance contained only post-2012 tariff codes. Cotton lint exports were found to have been systematically overstated by a byproduct code unrelated to primary production. Agreement with FAOSTAT is strong from 2011 onward but diverges before that year because FAOSTAT relied on its own estimates rather than reported customs data in the earlier period. A structural formula disconnection in the FABLE Calculator was identified and corrected; without this fix, every future trade data update would have had no effect on the model's </w:t>
-      </w:r>
-      <w:proofErr w:type="gramStart"/>
-      <w:r>
-        <w:rPr>
-          <w:rFonts w:ascii="Times New Roman" w:eastAsia="Times New Roman" w:hAnsi="Times New Roman" w:cs="Times New Roman"/>
-        </w:rPr>
-        <w:t>outputs</w:t>
-      </w:r>
-      <w:proofErr w:type="gramEnd"/>
-      <w:r>
-        <w:rPr>
-          <w:rFonts w:ascii="Times New Roman" w:eastAsia="Times New Roman" w:hAnsi="Times New Roman" w:cs="Times New Roman"/>
-        </w:rPr>
-        <w:t>.</w:t>
-      </w:r>
-    </w:p>
-    <w:p>
-      <w:pPr>
-        <w:spacing w:after="4"/>
-        <w:ind w:left="596" w:right="1687" w:hanging="10"/>
-      </w:pPr>
+        <w:t xml:space="preserve">Implications: </w:t>
+      </w:r>
       <w:r>
         <w:rPr>
           <w:rFonts w:ascii="Times New Roman" w:eastAsia="Times New Roman" w:hAnsi="Times New Roman" w:cs="Times New Roman"/>
           <w:b/>
         </w:rPr>
+        <w:tab/>
+      </w:r>
+      <w:r>
+        <w:rPr>
+          <w:rFonts w:ascii="Times New Roman" w:eastAsia="Times New Roman" w:hAnsi="Times New Roman" w:cs="Times New Roman"/>
+        </w:rPr>
+        <w:t xml:space="preserve">The corrected dataset reveals that Pakistan's transition from net agricultural exporter to net importer is more gradual than </w:t>
+      </w:r>
+      <w:r>
+        <w:rPr>
+          <w:rFonts w:ascii="Times New Roman" w:eastAsia="Times New Roman" w:hAnsi="Times New Roman" w:cs="Times New Roman"/>
+        </w:rPr>
         <w:lastRenderedPageBreak/>
-        <w:t xml:space="preserve">Implications: </w:t>
+        <w:t>previously modelled, and that the model's 2008 wheat import spike, reflecting real emergency procurement during the global food-price crisis, was entirely absent from the uncorrected series. The concordance table requires maintenance at every future Harmonized System revision cycle, and ten commodities currently</w:t>
       </w:r>
       <w:r>
         <w:rPr>
           <w:rFonts w:ascii="Times New Roman" w:eastAsia="Times New Roman" w:hAnsi="Times New Roman" w:cs="Times New Roman"/>
-          <w:b/>
-        </w:rPr>
-        <w:tab/>
-      </w:r>
-      <w:r>
-        <w:rPr>
-          <w:rFonts w:ascii="Times New Roman" w:eastAsia="Times New Roman" w:hAnsi="Times New Roman" w:cs="Times New Roman"/>
-        </w:rPr>
-        <w:t>The corrected dataset reveals that Pakistan's transition from net agricultural exporter to net importer is more gradual than previously modelled, and that the model's 2008 wheat import spike, reflecting real emergency procurement during the global food-price crisis, was entirely absent from the uncorrected series. The concordance table requires maintenance at every future Harmonized System revision cycle, and ten commodities currently</w:t>
-      </w:r>
-      <w:r>
-        <w:rPr>
-          <w:rFonts w:ascii="Times New Roman" w:eastAsia="Times New Roman" w:hAnsi="Times New Roman" w:cs="Times New Roman"/>
-          <w:sz w:val="24"/>
-        </w:rPr>
-        <w:t xml:space="preserve">2 </w:t>
+          <w:sz w:val="24"/>
+        </w:rPr>
+        <w:t xml:space="preserve"> </w:t>
       </w:r>
       <w:r>
         <w:rPr>
@@ -665,8 +617,10 @@
     <w:sdt>
       <w:sdtPr>
         <w:rPr>
+          <w:rFonts w:asciiTheme="minorHAnsi" w:eastAsiaTheme="minorEastAsia" w:hAnsiTheme="minorHAnsi" w:cstheme="minorBidi"/>
           <w:b/>
           <w:sz w:val="22"/>
+          <w:szCs w:val="21"/>
         </w:rPr>
         <w:id w:val="1739820762"/>
         <w:docPartObj>
@@ -675,10 +629,8 @@
       </w:sdtPr>
       <w:sdtEndPr>
         <w:rPr>
-          <w:rFonts w:asciiTheme="minorHAnsi" w:eastAsiaTheme="minorEastAsia" w:hAnsiTheme="minorHAnsi" w:cstheme="minorBidi"/>
           <w:b w:val="0"/>
           <w:sz w:val="21"/>
-          <w:szCs w:val="21"/>
         </w:rPr>
       </w:sdtEndPr>
       <w:sdtContent>
@@ -696,47 +648,82 @@
           <w:pPr>
             <w:pStyle w:val="TOC1"/>
             <w:tabs>
-              <w:tab w:val="right" w:pos="8407"/>
+              <w:tab w:val="right" w:leader="dot" w:pos="8398"/>
             </w:tabs>
+            <w:rPr>
+              <w:rFonts w:asciiTheme="minorHAnsi" w:eastAsiaTheme="minorEastAsia" w:hAnsiTheme="minorHAnsi" w:cstheme="minorBidi"/>
+              <w:noProof/>
+              <w:color w:val="auto"/>
+              <w:kern w:val="2"/>
+              <w:sz w:val="24"/>
+              <w:szCs w:val="24"/>
+              <w:lang w:val="en-PK" w:eastAsia="en-PK"/>
+              <w14:ligatures w14:val="standardContextual"/>
+            </w:rPr>
           </w:pPr>
           <w:r>
             <w:fldChar w:fldCharType="begin"/>
           </w:r>
           <w:r>
-            <w:instrText xml:space="preserve"> TOC \o "1-1" \h \z \u </w:instrText>
+            <w:instrText xml:space="preserve"> TOC \o "1-1" \f \h \z </w:instrText>
           </w:r>
           <w:r>
             <w:fldChar w:fldCharType="separate"/>
           </w:r>
-          <w:hyperlink w:anchor="_Toc24433">
-            <w:r>
-              <w:rPr>
-                <w:b/>
-                <w:color w:val="0000FF"/>
-                <w:sz w:val="24"/>
-              </w:rPr>
-              <w:t>1 Introduction</w:t>
-            </w:r>
-            <w:r>
+          <w:hyperlink w:anchor="_Toc237630273" w:history="1">
+            <w:r>
+              <w:rPr>
+                <w:rStyle w:val="Hyperlink"/>
+                <w:noProof/>
+              </w:rPr>
+              <w:t>1   Introduction</w:t>
+            </w:r>
+            <w:r>
+              <w:rPr>
+                <w:noProof/>
+                <w:webHidden/>
+              </w:rPr>
               <w:tab/>
             </w:r>
             <w:r>
+              <w:rPr>
+                <w:noProof/>
+                <w:webHidden/>
+              </w:rPr>
               <w:fldChar w:fldCharType="begin"/>
             </w:r>
             <w:r>
-              <w:instrText>PAGEREF _Toc24433 \h</w:instrText>
-            </w:r>
-            <w:r>
+              <w:rPr>
+                <w:noProof/>
+                <w:webHidden/>
+              </w:rPr>
+              <w:instrText xml:space="preserve"> PAGEREF _Toc237630273 \h </w:instrText>
+            </w:r>
+            <w:r>
+              <w:rPr>
+                <w:noProof/>
+                <w:webHidden/>
+              </w:rPr>
+            </w:r>
+            <w:r>
+              <w:rPr>
+                <w:noProof/>
+                <w:webHidden/>
+              </w:rPr>
               <w:fldChar w:fldCharType="separate"/>
             </w:r>
             <w:r>
               <w:rPr>
-                <w:b/>
-                <w:sz w:val="24"/>
+                <w:noProof/>
+                <w:webHidden/>
               </w:rPr>
               <w:t>4</w:t>
             </w:r>
             <w:r>
+              <w:rPr>
+                <w:noProof/>
+                <w:webHidden/>
+              </w:rPr>
               <w:fldChar w:fldCharType="end"/>
             </w:r>
           </w:hyperlink>
@@ -745,38 +732,73 @@
           <w:pPr>
             <w:pStyle w:val="TOC1"/>
             <w:tabs>
-              <w:tab w:val="right" w:pos="8407"/>
+              <w:tab w:val="right" w:leader="dot" w:pos="8398"/>
             </w:tabs>
+            <w:rPr>
+              <w:rFonts w:asciiTheme="minorHAnsi" w:eastAsiaTheme="minorEastAsia" w:hAnsiTheme="minorHAnsi" w:cstheme="minorBidi"/>
+              <w:noProof/>
+              <w:color w:val="auto"/>
+              <w:kern w:val="2"/>
+              <w:sz w:val="24"/>
+              <w:szCs w:val="24"/>
+              <w:lang w:val="en-PK" w:eastAsia="en-PK"/>
+              <w14:ligatures w14:val="standardContextual"/>
+            </w:rPr>
           </w:pPr>
-          <w:hyperlink w:anchor="_Toc24434">
-            <w:r>
-              <w:rPr>
-                <w:b/>
-                <w:color w:val="0000FF"/>
-                <w:sz w:val="24"/>
-              </w:rPr>
-              <w:t>2 Data Sources</w:t>
-            </w:r>
-            <w:r>
+          <w:hyperlink w:anchor="_Toc237630274" w:history="1">
+            <w:r>
+              <w:rPr>
+                <w:rStyle w:val="Hyperlink"/>
+                <w:noProof/>
+              </w:rPr>
+              <w:t>2   Data Sources</w:t>
+            </w:r>
+            <w:r>
+              <w:rPr>
+                <w:noProof/>
+                <w:webHidden/>
+              </w:rPr>
               <w:tab/>
             </w:r>
             <w:r>
+              <w:rPr>
+                <w:noProof/>
+                <w:webHidden/>
+              </w:rPr>
               <w:fldChar w:fldCharType="begin"/>
             </w:r>
             <w:r>
-              <w:instrText>PAGEREF _Toc24434 \h</w:instrText>
-            </w:r>
-            <w:r>
+              <w:rPr>
+                <w:noProof/>
+                <w:webHidden/>
+              </w:rPr>
+              <w:instrText xml:space="preserve"> PAGEREF _Toc237630274 \h </w:instrText>
+            </w:r>
+            <w:r>
+              <w:rPr>
+                <w:noProof/>
+                <w:webHidden/>
+              </w:rPr>
+            </w:r>
+            <w:r>
+              <w:rPr>
+                <w:noProof/>
+                <w:webHidden/>
+              </w:rPr>
               <w:fldChar w:fldCharType="separate"/>
             </w:r>
             <w:r>
               <w:rPr>
-                <w:b/>
-                <w:sz w:val="24"/>
+                <w:noProof/>
+                <w:webHidden/>
               </w:rPr>
               <w:t>4</w:t>
             </w:r>
             <w:r>
+              <w:rPr>
+                <w:noProof/>
+                <w:webHidden/>
+              </w:rPr>
               <w:fldChar w:fldCharType="end"/>
             </w:r>
           </w:hyperlink>
@@ -785,38 +807,73 @@
           <w:pPr>
             <w:pStyle w:val="TOC1"/>
             <w:tabs>
-              <w:tab w:val="right" w:pos="8407"/>
+              <w:tab w:val="right" w:leader="dot" w:pos="8398"/>
             </w:tabs>
+            <w:rPr>
+              <w:rFonts w:asciiTheme="minorHAnsi" w:eastAsiaTheme="minorEastAsia" w:hAnsiTheme="minorHAnsi" w:cstheme="minorBidi"/>
+              <w:noProof/>
+              <w:color w:val="auto"/>
+              <w:kern w:val="2"/>
+              <w:sz w:val="24"/>
+              <w:szCs w:val="24"/>
+              <w:lang w:val="en-PK" w:eastAsia="en-PK"/>
+              <w14:ligatures w14:val="standardContextual"/>
+            </w:rPr>
           </w:pPr>
-          <w:hyperlink w:anchor="_Toc24435">
-            <w:r>
-              <w:rPr>
-                <w:b/>
-                <w:color w:val="0000FF"/>
-                <w:sz w:val="24"/>
-              </w:rPr>
-              <w:t>3 FABLE’s 76 Commodities</w:t>
-            </w:r>
-            <w:r>
+          <w:hyperlink w:anchor="_Toc237630275" w:history="1">
+            <w:r>
+              <w:rPr>
+                <w:rStyle w:val="Hyperlink"/>
+                <w:noProof/>
+              </w:rPr>
+              <w:t>3   FABLE’s 76 Commodities</w:t>
+            </w:r>
+            <w:r>
+              <w:rPr>
+                <w:noProof/>
+                <w:webHidden/>
+              </w:rPr>
               <w:tab/>
             </w:r>
             <w:r>
+              <w:rPr>
+                <w:noProof/>
+                <w:webHidden/>
+              </w:rPr>
               <w:fldChar w:fldCharType="begin"/>
             </w:r>
             <w:r>
-              <w:instrText>PAGEREF _Toc24435 \h</w:instrText>
-            </w:r>
-            <w:r>
+              <w:rPr>
+                <w:noProof/>
+                <w:webHidden/>
+              </w:rPr>
+              <w:instrText xml:space="preserve"> PAGEREF _Toc237630275 \h </w:instrText>
+            </w:r>
+            <w:r>
+              <w:rPr>
+                <w:noProof/>
+                <w:webHidden/>
+              </w:rPr>
+            </w:r>
+            <w:r>
+              <w:rPr>
+                <w:noProof/>
+                <w:webHidden/>
+              </w:rPr>
               <w:fldChar w:fldCharType="separate"/>
             </w:r>
             <w:r>
               <w:rPr>
-                <w:b/>
-                <w:sz w:val="24"/>
+                <w:noProof/>
+                <w:webHidden/>
               </w:rPr>
               <w:t>5</w:t>
             </w:r>
             <w:r>
+              <w:rPr>
+                <w:noProof/>
+                <w:webHidden/>
+              </w:rPr>
               <w:fldChar w:fldCharType="end"/>
             </w:r>
           </w:hyperlink>
@@ -825,38 +882,73 @@
           <w:pPr>
             <w:pStyle w:val="TOC1"/>
             <w:tabs>
-              <w:tab w:val="right" w:pos="8407"/>
+              <w:tab w:val="right" w:leader="dot" w:pos="8398"/>
             </w:tabs>
+            <w:rPr>
+              <w:rFonts w:asciiTheme="minorHAnsi" w:eastAsiaTheme="minorEastAsia" w:hAnsiTheme="minorHAnsi" w:cstheme="minorBidi"/>
+              <w:noProof/>
+              <w:color w:val="auto"/>
+              <w:kern w:val="2"/>
+              <w:sz w:val="24"/>
+              <w:szCs w:val="24"/>
+              <w:lang w:val="en-PK" w:eastAsia="en-PK"/>
+              <w14:ligatures w14:val="standardContextual"/>
+            </w:rPr>
           </w:pPr>
-          <w:hyperlink w:anchor="_Toc24436">
-            <w:r>
-              <w:rPr>
-                <w:b/>
-                <w:color w:val="0000FF"/>
-                <w:sz w:val="24"/>
-              </w:rPr>
-              <w:t>4 Building the Provincial Production Dataset</w:t>
-            </w:r>
-            <w:r>
+          <w:hyperlink w:anchor="_Toc237630276" w:history="1">
+            <w:r>
+              <w:rPr>
+                <w:rStyle w:val="Hyperlink"/>
+                <w:noProof/>
+              </w:rPr>
+              <w:t>4   Building the Provincial Production Dataset</w:t>
+            </w:r>
+            <w:r>
+              <w:rPr>
+                <w:noProof/>
+                <w:webHidden/>
+              </w:rPr>
               <w:tab/>
             </w:r>
             <w:r>
+              <w:rPr>
+                <w:noProof/>
+                <w:webHidden/>
+              </w:rPr>
               <w:fldChar w:fldCharType="begin"/>
             </w:r>
             <w:r>
-              <w:instrText>PAGEREF _Toc24436 \h</w:instrText>
-            </w:r>
-            <w:r>
+              <w:rPr>
+                <w:noProof/>
+                <w:webHidden/>
+              </w:rPr>
+              <w:instrText xml:space="preserve"> PAGEREF _Toc237630276 \h </w:instrText>
+            </w:r>
+            <w:r>
+              <w:rPr>
+                <w:noProof/>
+                <w:webHidden/>
+              </w:rPr>
+            </w:r>
+            <w:r>
+              <w:rPr>
+                <w:noProof/>
+                <w:webHidden/>
+              </w:rPr>
               <w:fldChar w:fldCharType="separate"/>
             </w:r>
             <w:r>
               <w:rPr>
-                <w:b/>
-                <w:sz w:val="24"/>
-              </w:rPr>
-              <w:t>7</w:t>
-            </w:r>
-            <w:r>
+                <w:noProof/>
+                <w:webHidden/>
+              </w:rPr>
+              <w:t>8</w:t>
+            </w:r>
+            <w:r>
+              <w:rPr>
+                <w:noProof/>
+                <w:webHidden/>
+              </w:rPr>
               <w:fldChar w:fldCharType="end"/>
             </w:r>
           </w:hyperlink>
@@ -865,38 +957,73 @@
           <w:pPr>
             <w:pStyle w:val="TOC1"/>
             <w:tabs>
-              <w:tab w:val="right" w:pos="8407"/>
+              <w:tab w:val="right" w:leader="dot" w:pos="8398"/>
             </w:tabs>
+            <w:rPr>
+              <w:rFonts w:asciiTheme="minorHAnsi" w:eastAsiaTheme="minorEastAsia" w:hAnsiTheme="minorHAnsi" w:cstheme="minorBidi"/>
+              <w:noProof/>
+              <w:color w:val="auto"/>
+              <w:kern w:val="2"/>
+              <w:sz w:val="24"/>
+              <w:szCs w:val="24"/>
+              <w:lang w:val="en-PK" w:eastAsia="en-PK"/>
+              <w14:ligatures w14:val="standardContextual"/>
+            </w:rPr>
           </w:pPr>
-          <w:hyperlink w:anchor="_Toc24437">
-            <w:r>
-              <w:rPr>
-                <w:b/>
-                <w:color w:val="0000FF"/>
-                <w:sz w:val="24"/>
-              </w:rPr>
-              <w:t>5 The Concordance Table</w:t>
-            </w:r>
-            <w:r>
+          <w:hyperlink w:anchor="_Toc237630277" w:history="1">
+            <w:r>
+              <w:rPr>
+                <w:rStyle w:val="Hyperlink"/>
+                <w:noProof/>
+              </w:rPr>
+              <w:t>5   The Concordance Table</w:t>
+            </w:r>
+            <w:r>
+              <w:rPr>
+                <w:noProof/>
+                <w:webHidden/>
+              </w:rPr>
               <w:tab/>
             </w:r>
             <w:r>
+              <w:rPr>
+                <w:noProof/>
+                <w:webHidden/>
+              </w:rPr>
               <w:fldChar w:fldCharType="begin"/>
             </w:r>
             <w:r>
-              <w:instrText>PAGEREF _Toc24437 \h</w:instrText>
-            </w:r>
-            <w:r>
+              <w:rPr>
+                <w:noProof/>
+                <w:webHidden/>
+              </w:rPr>
+              <w:instrText xml:space="preserve"> PAGEREF _Toc237630277 \h </w:instrText>
+            </w:r>
+            <w:r>
+              <w:rPr>
+                <w:noProof/>
+                <w:webHidden/>
+              </w:rPr>
+            </w:r>
+            <w:r>
+              <w:rPr>
+                <w:noProof/>
+                <w:webHidden/>
+              </w:rPr>
               <w:fldChar w:fldCharType="separate"/>
             </w:r>
             <w:r>
               <w:rPr>
-                <w:b/>
-                <w:sz w:val="24"/>
-              </w:rPr>
-              <w:t>8</w:t>
-            </w:r>
-            <w:r>
+                <w:noProof/>
+                <w:webHidden/>
+              </w:rPr>
+              <w:t>9</w:t>
+            </w:r>
+            <w:r>
+              <w:rPr>
+                <w:noProof/>
+                <w:webHidden/>
+              </w:rPr>
               <w:fldChar w:fldCharType="end"/>
             </w:r>
           </w:hyperlink>
@@ -905,38 +1032,73 @@
           <w:pPr>
             <w:pStyle w:val="TOC1"/>
             <w:tabs>
-              <w:tab w:val="right" w:pos="8407"/>
+              <w:tab w:val="right" w:leader="dot" w:pos="8398"/>
             </w:tabs>
+            <w:rPr>
+              <w:rFonts w:asciiTheme="minorHAnsi" w:eastAsiaTheme="minorEastAsia" w:hAnsiTheme="minorHAnsi" w:cstheme="minorBidi"/>
+              <w:noProof/>
+              <w:color w:val="auto"/>
+              <w:kern w:val="2"/>
+              <w:sz w:val="24"/>
+              <w:szCs w:val="24"/>
+              <w:lang w:val="en-PK" w:eastAsia="en-PK"/>
+              <w14:ligatures w14:val="standardContextual"/>
+            </w:rPr>
           </w:pPr>
-          <w:hyperlink w:anchor="_Toc24438">
-            <w:r>
-              <w:rPr>
-                <w:b/>
-                <w:color w:val="0000FF"/>
-                <w:sz w:val="24"/>
-              </w:rPr>
-              <w:t>6 Building the Trade Dataset</w:t>
-            </w:r>
-            <w:r>
+          <w:hyperlink w:anchor="_Toc237630278" w:history="1">
+            <w:r>
+              <w:rPr>
+                <w:rStyle w:val="Hyperlink"/>
+                <w:noProof/>
+              </w:rPr>
+              <w:t>6   Building the Trade Dataset</w:t>
+            </w:r>
+            <w:r>
+              <w:rPr>
+                <w:noProof/>
+                <w:webHidden/>
+              </w:rPr>
               <w:tab/>
             </w:r>
             <w:r>
+              <w:rPr>
+                <w:noProof/>
+                <w:webHidden/>
+              </w:rPr>
               <w:fldChar w:fldCharType="begin"/>
             </w:r>
             <w:r>
-              <w:instrText>PAGEREF _Toc24438 \h</w:instrText>
-            </w:r>
-            <w:r>
+              <w:rPr>
+                <w:noProof/>
+                <w:webHidden/>
+              </w:rPr>
+              <w:instrText xml:space="preserve"> PAGEREF _Toc237630278 \h </w:instrText>
+            </w:r>
+            <w:r>
+              <w:rPr>
+                <w:noProof/>
+                <w:webHidden/>
+              </w:rPr>
+            </w:r>
+            <w:r>
+              <w:rPr>
+                <w:noProof/>
+                <w:webHidden/>
+              </w:rPr>
               <w:fldChar w:fldCharType="separate"/>
             </w:r>
             <w:r>
               <w:rPr>
-                <w:b/>
-                <w:sz w:val="24"/>
-              </w:rPr>
-              <w:t>9</w:t>
-            </w:r>
-            <w:r>
+                <w:noProof/>
+                <w:webHidden/>
+              </w:rPr>
+              <w:t>10</w:t>
+            </w:r>
+            <w:r>
+              <w:rPr>
+                <w:noProof/>
+                <w:webHidden/>
+              </w:rPr>
               <w:fldChar w:fldCharType="end"/>
             </w:r>
           </w:hyperlink>
@@ -945,38 +1107,73 @@
           <w:pPr>
             <w:pStyle w:val="TOC1"/>
             <w:tabs>
-              <w:tab w:val="right" w:pos="8407"/>
+              <w:tab w:val="right" w:leader="dot" w:pos="8398"/>
             </w:tabs>
+            <w:rPr>
+              <w:rFonts w:asciiTheme="minorHAnsi" w:eastAsiaTheme="minorEastAsia" w:hAnsiTheme="minorHAnsi" w:cstheme="minorBidi"/>
+              <w:noProof/>
+              <w:color w:val="auto"/>
+              <w:kern w:val="2"/>
+              <w:sz w:val="24"/>
+              <w:szCs w:val="24"/>
+              <w:lang w:val="en-PK" w:eastAsia="en-PK"/>
+              <w14:ligatures w14:val="standardContextual"/>
+            </w:rPr>
           </w:pPr>
-          <w:hyperlink w:anchor="_Toc24439">
-            <w:r>
-              <w:rPr>
-                <w:b/>
-                <w:color w:val="0000FF"/>
-                <w:sz w:val="24"/>
-              </w:rPr>
-              <w:t>7 Joining Production and Trade</w:t>
-            </w:r>
-            <w:r>
+          <w:hyperlink w:anchor="_Toc237630279" w:history="1">
+            <w:r>
+              <w:rPr>
+                <w:rStyle w:val="Hyperlink"/>
+                <w:noProof/>
+              </w:rPr>
+              <w:t>7   Joining Production and Trade</w:t>
+            </w:r>
+            <w:r>
+              <w:rPr>
+                <w:noProof/>
+                <w:webHidden/>
+              </w:rPr>
               <w:tab/>
             </w:r>
             <w:r>
+              <w:rPr>
+                <w:noProof/>
+                <w:webHidden/>
+              </w:rPr>
               <w:fldChar w:fldCharType="begin"/>
             </w:r>
             <w:r>
-              <w:instrText>PAGEREF _Toc24439 \h</w:instrText>
-            </w:r>
-            <w:r>
+              <w:rPr>
+                <w:noProof/>
+                <w:webHidden/>
+              </w:rPr>
+              <w:instrText xml:space="preserve"> PAGEREF _Toc237630279 \h </w:instrText>
+            </w:r>
+            <w:r>
+              <w:rPr>
+                <w:noProof/>
+                <w:webHidden/>
+              </w:rPr>
+            </w:r>
+            <w:r>
+              <w:rPr>
+                <w:noProof/>
+                <w:webHidden/>
+              </w:rPr>
               <w:fldChar w:fldCharType="separate"/>
             </w:r>
             <w:r>
               <w:rPr>
-                <w:b/>
-                <w:sz w:val="24"/>
+                <w:noProof/>
+                <w:webHidden/>
               </w:rPr>
               <w:t>11</w:t>
             </w:r>
             <w:r>
+              <w:rPr>
+                <w:noProof/>
+                <w:webHidden/>
+              </w:rPr>
               <w:fldChar w:fldCharType="end"/>
             </w:r>
           </w:hyperlink>
@@ -985,38 +1182,73 @@
           <w:pPr>
             <w:pStyle w:val="TOC1"/>
             <w:tabs>
-              <w:tab w:val="right" w:pos="8407"/>
+              <w:tab w:val="right" w:leader="dot" w:pos="8398"/>
             </w:tabs>
+            <w:rPr>
+              <w:rFonts w:asciiTheme="minorHAnsi" w:eastAsiaTheme="minorEastAsia" w:hAnsiTheme="minorHAnsi" w:cstheme="minorBidi"/>
+              <w:noProof/>
+              <w:color w:val="auto"/>
+              <w:kern w:val="2"/>
+              <w:sz w:val="24"/>
+              <w:szCs w:val="24"/>
+              <w:lang w:val="en-PK" w:eastAsia="en-PK"/>
+              <w14:ligatures w14:val="standardContextual"/>
+            </w:rPr>
           </w:pPr>
-          <w:hyperlink w:anchor="_Toc24440">
-            <w:r>
-              <w:rPr>
-                <w:b/>
-                <w:color w:val="0000FF"/>
-                <w:sz w:val="24"/>
-              </w:rPr>
-              <w:t>8 Validating Against FAOSTAT</w:t>
-            </w:r>
-            <w:r>
+          <w:hyperlink w:anchor="_Toc237630280" w:history="1">
+            <w:r>
+              <w:rPr>
+                <w:rStyle w:val="Hyperlink"/>
+                <w:noProof/>
+              </w:rPr>
+              <w:t>8   Validating Against FAOSTAT</w:t>
+            </w:r>
+            <w:r>
+              <w:rPr>
+                <w:noProof/>
+                <w:webHidden/>
+              </w:rPr>
               <w:tab/>
             </w:r>
             <w:r>
+              <w:rPr>
+                <w:noProof/>
+                <w:webHidden/>
+              </w:rPr>
               <w:fldChar w:fldCharType="begin"/>
             </w:r>
             <w:r>
-              <w:instrText>PAGEREF _Toc24440 \h</w:instrText>
-            </w:r>
-            <w:r>
+              <w:rPr>
+                <w:noProof/>
+                <w:webHidden/>
+              </w:rPr>
+              <w:instrText xml:space="preserve"> PAGEREF _Toc237630280 \h </w:instrText>
+            </w:r>
+            <w:r>
+              <w:rPr>
+                <w:noProof/>
+                <w:webHidden/>
+              </w:rPr>
+            </w:r>
+            <w:r>
+              <w:rPr>
+                <w:noProof/>
+                <w:webHidden/>
+              </w:rPr>
               <w:fldChar w:fldCharType="separate"/>
             </w:r>
             <w:r>
               <w:rPr>
-                <w:b/>
-                <w:sz w:val="24"/>
+                <w:noProof/>
+                <w:webHidden/>
               </w:rPr>
               <w:t>13</w:t>
             </w:r>
             <w:r>
+              <w:rPr>
+                <w:noProof/>
+                <w:webHidden/>
+              </w:rPr>
               <w:fldChar w:fldCharType="end"/>
             </w:r>
           </w:hyperlink>
@@ -1025,38 +1257,73 @@
           <w:pPr>
             <w:pStyle w:val="TOC1"/>
             <w:tabs>
-              <w:tab w:val="right" w:pos="8407"/>
+              <w:tab w:val="right" w:leader="dot" w:pos="8398"/>
             </w:tabs>
+            <w:rPr>
+              <w:rFonts w:asciiTheme="minorHAnsi" w:eastAsiaTheme="minorEastAsia" w:hAnsiTheme="minorHAnsi" w:cstheme="minorBidi"/>
+              <w:noProof/>
+              <w:color w:val="auto"/>
+              <w:kern w:val="2"/>
+              <w:sz w:val="24"/>
+              <w:szCs w:val="24"/>
+              <w:lang w:val="en-PK" w:eastAsia="en-PK"/>
+              <w14:ligatures w14:val="standardContextual"/>
+            </w:rPr>
           </w:pPr>
-          <w:hyperlink w:anchor="_Toc24441">
-            <w:r>
-              <w:rPr>
-                <w:b/>
-                <w:color w:val="0000FF"/>
-                <w:sz w:val="24"/>
-              </w:rPr>
-              <w:t>9 Limitations</w:t>
-            </w:r>
-            <w:r>
+          <w:hyperlink w:anchor="_Toc237630281" w:history="1">
+            <w:r>
+              <w:rPr>
+                <w:rStyle w:val="Hyperlink"/>
+                <w:noProof/>
+              </w:rPr>
+              <w:t>9   Limitations</w:t>
+            </w:r>
+            <w:r>
+              <w:rPr>
+                <w:noProof/>
+                <w:webHidden/>
+              </w:rPr>
               <w:tab/>
             </w:r>
             <w:r>
+              <w:rPr>
+                <w:noProof/>
+                <w:webHidden/>
+              </w:rPr>
               <w:fldChar w:fldCharType="begin"/>
             </w:r>
             <w:r>
-              <w:instrText>PAGEREF _Toc24441 \h</w:instrText>
-            </w:r>
-            <w:r>
+              <w:rPr>
+                <w:noProof/>
+                <w:webHidden/>
+              </w:rPr>
+              <w:instrText xml:space="preserve"> PAGEREF _Toc237630281 \h </w:instrText>
+            </w:r>
+            <w:r>
+              <w:rPr>
+                <w:noProof/>
+                <w:webHidden/>
+              </w:rPr>
+            </w:r>
+            <w:r>
+              <w:rPr>
+                <w:noProof/>
+                <w:webHidden/>
+              </w:rPr>
               <w:fldChar w:fldCharType="separate"/>
             </w:r>
             <w:r>
               <w:rPr>
-                <w:b/>
-                <w:sz w:val="24"/>
+                <w:noProof/>
+                <w:webHidden/>
               </w:rPr>
               <w:t>14</w:t>
             </w:r>
             <w:r>
+              <w:rPr>
+                <w:noProof/>
+                <w:webHidden/>
+              </w:rPr>
               <w:fldChar w:fldCharType="end"/>
             </w:r>
           </w:hyperlink>
@@ -1065,38 +1332,373 @@
           <w:pPr>
             <w:pStyle w:val="TOC1"/>
             <w:tabs>
-              <w:tab w:val="right" w:pos="8407"/>
+              <w:tab w:val="right" w:leader="dot" w:pos="8398"/>
             </w:tabs>
+            <w:rPr>
+              <w:rFonts w:asciiTheme="minorHAnsi" w:eastAsiaTheme="minorEastAsia" w:hAnsiTheme="minorHAnsi" w:cstheme="minorBidi"/>
+              <w:noProof/>
+              <w:color w:val="auto"/>
+              <w:kern w:val="2"/>
+              <w:sz w:val="24"/>
+              <w:szCs w:val="24"/>
+              <w:lang w:val="en-PK" w:eastAsia="en-PK"/>
+              <w14:ligatures w14:val="standardContextual"/>
+            </w:rPr>
           </w:pPr>
-          <w:hyperlink w:anchor="_Toc24442">
-            <w:r>
-              <w:rPr>
-                <w:b/>
-                <w:color w:val="0000FF"/>
-                <w:sz w:val="24"/>
-              </w:rPr>
-              <w:t>10 Conclusion</w:t>
-            </w:r>
-            <w:r>
+          <w:hyperlink w:anchor="_Toc237630282" w:history="1">
+            <w:r>
+              <w:rPr>
+                <w:rStyle w:val="Hyperlink"/>
+                <w:noProof/>
+              </w:rPr>
+              <w:t>10   Interim Conclusion</w:t>
+            </w:r>
+            <w:r>
+              <w:rPr>
+                <w:noProof/>
+                <w:webHidden/>
+              </w:rPr>
               <w:tab/>
             </w:r>
             <w:r>
+              <w:rPr>
+                <w:noProof/>
+                <w:webHidden/>
+              </w:rPr>
               <w:fldChar w:fldCharType="begin"/>
             </w:r>
             <w:r>
-              <w:instrText>PAGEREF _Toc24442 \h</w:instrText>
-            </w:r>
-            <w:r>
+              <w:rPr>
+                <w:noProof/>
+                <w:webHidden/>
+              </w:rPr>
+              <w:instrText xml:space="preserve"> PAGEREF _Toc237630282 \h </w:instrText>
+            </w:r>
+            <w:r>
+              <w:rPr>
+                <w:noProof/>
+                <w:webHidden/>
+              </w:rPr>
+            </w:r>
+            <w:r>
+              <w:rPr>
+                <w:noProof/>
+                <w:webHidden/>
+              </w:rPr>
               <w:fldChar w:fldCharType="separate"/>
             </w:r>
             <w:r>
               <w:rPr>
-                <w:b/>
-                <w:sz w:val="24"/>
+                <w:noProof/>
+                <w:webHidden/>
               </w:rPr>
               <w:t>15</w:t>
             </w:r>
             <w:r>
+              <w:rPr>
+                <w:noProof/>
+                <w:webHidden/>
+              </w:rPr>
+              <w:fldChar w:fldCharType="end"/>
+            </w:r>
+          </w:hyperlink>
+        </w:p>
+        <w:p>
+          <w:pPr>
+            <w:pStyle w:val="TOC1"/>
+            <w:tabs>
+              <w:tab w:val="right" w:leader="dot" w:pos="8398"/>
+            </w:tabs>
+            <w:rPr>
+              <w:rFonts w:asciiTheme="minorHAnsi" w:eastAsiaTheme="minorEastAsia" w:hAnsiTheme="minorHAnsi" w:cstheme="minorBidi"/>
+              <w:noProof/>
+              <w:color w:val="auto"/>
+              <w:kern w:val="2"/>
+              <w:sz w:val="24"/>
+              <w:szCs w:val="24"/>
+              <w:lang w:val="en-PK" w:eastAsia="en-PK"/>
+              <w14:ligatures w14:val="standardContextual"/>
+            </w:rPr>
+          </w:pPr>
+          <w:hyperlink w:anchor="_Toc237630283" w:history="1">
+            <w:r>
+              <w:rPr>
+                <w:rStyle w:val="Hyperlink"/>
+                <w:noProof/>
+              </w:rPr>
+              <w:t>11   A Five-Year-Average Trade Dataset for the FABLE Calculator</w:t>
+            </w:r>
+            <w:r>
+              <w:rPr>
+                <w:noProof/>
+                <w:webHidden/>
+              </w:rPr>
+              <w:tab/>
+            </w:r>
+            <w:r>
+              <w:rPr>
+                <w:noProof/>
+                <w:webHidden/>
+              </w:rPr>
+              <w:fldChar w:fldCharType="begin"/>
+            </w:r>
+            <w:r>
+              <w:rPr>
+                <w:noProof/>
+                <w:webHidden/>
+              </w:rPr>
+              <w:instrText xml:space="preserve"> PAGEREF _Toc237630283 \h </w:instrText>
+            </w:r>
+            <w:r>
+              <w:rPr>
+                <w:noProof/>
+                <w:webHidden/>
+              </w:rPr>
+            </w:r>
+            <w:r>
+              <w:rPr>
+                <w:noProof/>
+                <w:webHidden/>
+              </w:rPr>
+              <w:fldChar w:fldCharType="separate"/>
+            </w:r>
+            <w:r>
+              <w:rPr>
+                <w:noProof/>
+                <w:webHidden/>
+              </w:rPr>
+              <w:t>16</w:t>
+            </w:r>
+            <w:r>
+              <w:rPr>
+                <w:noProof/>
+                <w:webHidden/>
+              </w:rPr>
+              <w:fldChar w:fldCharType="end"/>
+            </w:r>
+          </w:hyperlink>
+        </w:p>
+        <w:p>
+          <w:pPr>
+            <w:pStyle w:val="TOC1"/>
+            <w:tabs>
+              <w:tab w:val="right" w:leader="dot" w:pos="8398"/>
+            </w:tabs>
+            <w:rPr>
+              <w:rFonts w:asciiTheme="minorHAnsi" w:eastAsiaTheme="minorEastAsia" w:hAnsiTheme="minorHAnsi" w:cstheme="minorBidi"/>
+              <w:noProof/>
+              <w:color w:val="auto"/>
+              <w:kern w:val="2"/>
+              <w:sz w:val="24"/>
+              <w:szCs w:val="24"/>
+              <w:lang w:val="en-PK" w:eastAsia="en-PK"/>
+              <w14:ligatures w14:val="standardContextual"/>
+            </w:rPr>
+          </w:pPr>
+          <w:hyperlink w:anchor="_Toc237630284" w:history="1">
+            <w:r>
+              <w:rPr>
+                <w:rStyle w:val="Hyperlink"/>
+                <w:noProof/>
+              </w:rPr>
+              <w:t>12   Integrating the Trade Data into the FABLE Calculator</w:t>
+            </w:r>
+            <w:r>
+              <w:rPr>
+                <w:noProof/>
+                <w:webHidden/>
+              </w:rPr>
+              <w:tab/>
+            </w:r>
+            <w:r>
+              <w:rPr>
+                <w:noProof/>
+                <w:webHidden/>
+              </w:rPr>
+              <w:fldChar w:fldCharType="begin"/>
+            </w:r>
+            <w:r>
+              <w:rPr>
+                <w:noProof/>
+                <w:webHidden/>
+              </w:rPr>
+              <w:instrText xml:space="preserve"> PAGEREF _Toc237630284 \h </w:instrText>
+            </w:r>
+            <w:r>
+              <w:rPr>
+                <w:noProof/>
+                <w:webHidden/>
+              </w:rPr>
+            </w:r>
+            <w:r>
+              <w:rPr>
+                <w:noProof/>
+                <w:webHidden/>
+              </w:rPr>
+              <w:fldChar w:fldCharType="separate"/>
+            </w:r>
+            <w:r>
+              <w:rPr>
+                <w:noProof/>
+                <w:webHidden/>
+              </w:rPr>
+              <w:t>16</w:t>
+            </w:r>
+            <w:r>
+              <w:rPr>
+                <w:noProof/>
+                <w:webHidden/>
+              </w:rPr>
+              <w:fldChar w:fldCharType="end"/>
+            </w:r>
+          </w:hyperlink>
+        </w:p>
+        <w:p>
+          <w:pPr>
+            <w:pStyle w:val="TOC1"/>
+            <w:tabs>
+              <w:tab w:val="right" w:leader="dot" w:pos="8398"/>
+            </w:tabs>
+            <w:rPr>
+              <w:rFonts w:asciiTheme="minorHAnsi" w:eastAsiaTheme="minorEastAsia" w:hAnsiTheme="minorHAnsi" w:cstheme="minorBidi"/>
+              <w:noProof/>
+              <w:color w:val="auto"/>
+              <w:kern w:val="2"/>
+              <w:sz w:val="24"/>
+              <w:szCs w:val="24"/>
+              <w:lang w:val="en-PK" w:eastAsia="en-PK"/>
+              <w14:ligatures w14:val="standardContextual"/>
+            </w:rPr>
+          </w:pPr>
+          <w:hyperlink w:anchor="_Toc237630285" w:history="1">
+            <w:r>
+              <w:rPr>
+                <w:rStyle w:val="Hyperlink"/>
+                <w:noProof/>
+              </w:rPr>
+              <w:t>13   Results of the FABLE Calculator Integration</w:t>
+            </w:r>
+            <w:r>
+              <w:rPr>
+                <w:noProof/>
+                <w:webHidden/>
+              </w:rPr>
+              <w:tab/>
+            </w:r>
+            <w:r>
+              <w:rPr>
+                <w:noProof/>
+                <w:webHidden/>
+              </w:rPr>
+              <w:fldChar w:fldCharType="begin"/>
+            </w:r>
+            <w:r>
+              <w:rPr>
+                <w:noProof/>
+                <w:webHidden/>
+              </w:rPr>
+              <w:instrText xml:space="preserve"> PAGEREF _Toc237630285 \h </w:instrText>
+            </w:r>
+            <w:r>
+              <w:rPr>
+                <w:noProof/>
+                <w:webHidden/>
+              </w:rPr>
+            </w:r>
+            <w:r>
+              <w:rPr>
+                <w:noProof/>
+                <w:webHidden/>
+              </w:rPr>
+              <w:fldChar w:fldCharType="separate"/>
+            </w:r>
+            <w:r>
+              <w:rPr>
+                <w:noProof/>
+                <w:webHidden/>
+              </w:rPr>
+              <w:t>17</w:t>
+            </w:r>
+            <w:r>
+              <w:rPr>
+                <w:noProof/>
+                <w:webHidden/>
+              </w:rPr>
+              <w:fldChar w:fldCharType="end"/>
+            </w:r>
+          </w:hyperlink>
+        </w:p>
+        <w:p>
+          <w:pPr>
+            <w:pStyle w:val="TOC1"/>
+            <w:tabs>
+              <w:tab w:val="right" w:leader="dot" w:pos="8398"/>
+            </w:tabs>
+            <w:rPr>
+              <w:rFonts w:asciiTheme="minorHAnsi" w:eastAsiaTheme="minorEastAsia" w:hAnsiTheme="minorHAnsi" w:cstheme="minorBidi"/>
+              <w:noProof/>
+              <w:color w:val="auto"/>
+              <w:kern w:val="2"/>
+              <w:sz w:val="24"/>
+              <w:szCs w:val="24"/>
+              <w:lang w:val="en-PK" w:eastAsia="en-PK"/>
+              <w14:ligatures w14:val="standardContextual"/>
+            </w:rPr>
+          </w:pPr>
+          <w:hyperlink w:anchor="_Toc237630286" w:history="1">
+            <w:r>
+              <w:rPr>
+                <w:rStyle w:val="Hyperlink"/>
+                <w:noProof/>
+              </w:rPr>
+              <w:t>14   Conclusion</w:t>
+            </w:r>
+            <w:r>
+              <w:rPr>
+                <w:noProof/>
+                <w:webHidden/>
+              </w:rPr>
+              <w:tab/>
+            </w:r>
+            <w:r>
+              <w:rPr>
+                <w:noProof/>
+                <w:webHidden/>
+              </w:rPr>
+              <w:fldChar w:fldCharType="begin"/>
+            </w:r>
+            <w:r>
+              <w:rPr>
+                <w:noProof/>
+                <w:webHidden/>
+              </w:rPr>
+              <w:instrText xml:space="preserve"> PAGEREF _Toc237630286 \h </w:instrText>
+            </w:r>
+            <w:r>
+              <w:rPr>
+                <w:noProof/>
+                <w:webHidden/>
+              </w:rPr>
+            </w:r>
+            <w:r>
+              <w:rPr>
+                <w:noProof/>
+                <w:webHidden/>
+              </w:rPr>
+              <w:fldChar w:fldCharType="separate"/>
+            </w:r>
+            <w:r>
+              <w:rPr>
+                <w:noProof/>
+                <w:webHidden/>
+              </w:rPr>
+              <w:t>19</w:t>
+            </w:r>
+            <w:r>
+              <w:rPr>
+                <w:noProof/>
+                <w:webHidden/>
+              </w:rPr>
               <w:fldChar w:fldCharType="end"/>
             </w:r>
           </w:hyperlink>
@@ -1124,25 +1726,22 @@
     <w:p>
       <w:pPr>
         <w:pStyle w:val="Heading1"/>
-        <w:tabs>
-          <w:tab w:val="center" w:pos="1717"/>
-        </w:tabs>
       </w:pPr>
       <w:bookmarkStart w:id="0" w:name="_Toc24433"/>
+      <w:bookmarkStart w:id="1" w:name="_Toc237630231"/>
+      <w:bookmarkStart w:id="2" w:name="_Toc237630273"/>
       <w:r>
         <w:lastRenderedPageBreak/>
-        <w:t>1</w:t>
-      </w:r>
-      <w:r>
-        <w:tab/>
-        <w:t>Introduction</w:t>
+        <w:t>1   Introduction</w:t>
       </w:r>
       <w:bookmarkEnd w:id="0"/>
-    </w:p>
-    <w:p>
-      <w:pPr>
-        <w:spacing w:after="0" w:line="248" w:lineRule="auto"/>
-        <w:ind w:left="57" w:right="934" w:hanging="2"/>
+      <w:bookmarkEnd w:id="1"/>
+      <w:bookmarkEnd w:id="2"/>
+    </w:p>
+    <w:p>
+      <w:pPr>
+        <w:spacing w:after="140" w:line="248" w:lineRule="auto"/>
+        <w:ind w:left="57" w:right="17" w:hanging="2"/>
         <w:jc w:val="both"/>
       </w:pPr>
       <w:r>
@@ -1150,45 +1749,13 @@
           <w:rFonts w:ascii="Calibri" w:eastAsia="Calibri" w:hAnsi="Calibri" w:cs="Calibri"/>
           <w:sz w:val="24"/>
         </w:rPr>
-        <w:t xml:space="preserve">FABLE runs as ten linked calculation steps inside a single spreadsheet — consumption, livestock production, crop production, land use, and finally trade and food-security indicators — and it was built to work for any country using the same generic FAOSTAT inputs. Pakistan, however, does publish its own detailed agricultural statistics every year, at the provincial level, and those numbers do not always agree with what FAOSTAT reports for the same crop and year. This project’s job was to close that gap: replace FABLE’s Pakistan inputs with data pulled directly from Pakistan’s own </w:t>
-      </w:r>
-      <w:proofErr w:type="gramStart"/>
-      <w:r>
-        <w:rPr>
-          <w:rFonts w:ascii="Calibri" w:eastAsia="Calibri" w:hAnsi="Calibri" w:cs="Calibri"/>
-          <w:sz w:val="24"/>
-        </w:rPr>
-        <w:t>sources, and</w:t>
-      </w:r>
-      <w:proofErr w:type="gramEnd"/>
-      <w:r>
-        <w:rPr>
-          <w:rFonts w:ascii="Calibri" w:eastAsia="Calibri" w:hAnsi="Calibri" w:cs="Calibri"/>
-          <w:sz w:val="24"/>
-        </w:rPr>
-        <w:t xml:space="preserve"> check how the result compares to </w:t>
-      </w:r>
-      <w:proofErr w:type="gramStart"/>
-      <w:r>
-        <w:rPr>
-          <w:rFonts w:ascii="Calibri" w:eastAsia="Calibri" w:hAnsi="Calibri" w:cs="Calibri"/>
-          <w:sz w:val="24"/>
-        </w:rPr>
-        <w:t>FAOSTAT</w:t>
-      </w:r>
-      <w:proofErr w:type="gramEnd"/>
-      <w:r>
-        <w:rPr>
-          <w:rFonts w:ascii="Calibri" w:eastAsia="Calibri" w:hAnsi="Calibri" w:cs="Calibri"/>
-          <w:sz w:val="24"/>
-        </w:rPr>
-        <w:t xml:space="preserve"> so the difference is understood rather than just assumed away.</w:t>
-      </w:r>
-    </w:p>
-    <w:p>
-      <w:pPr>
-        <w:spacing w:after="538" w:line="248" w:lineRule="auto"/>
-        <w:ind w:left="55" w:right="960" w:firstLine="351"/>
+        <w:t>FABLE runs as ten linked calculation steps inside a single spreadsheet — consumption, livestock production, crop production, land use, and finally trade and food-security indicators — and it was built to work for any country using the same generic FAOSTAT inputs. Pakistan, however, does publish its own detailed agricultural statistics every year, at the provincial level, and those numbers do not always agree with what FAOSTAT reports for the same crop and year. This project’s job was to close that gap: replace FABLE’s Pakistan inputs with data pulled directly from Pakistan’s own sources, and check how the result compares to FAOSTAT so the difference is understood rather than just assumed away.</w:t>
+      </w:r>
+    </w:p>
+    <w:p>
+      <w:pPr>
+        <w:spacing w:after="140" w:line="248" w:lineRule="auto"/>
+        <w:ind w:left="57" w:right="17" w:hanging="2"/>
         <w:jc w:val="both"/>
       </w:pPr>
       <w:r>
@@ -1196,47 +1763,27 @@
           <w:rFonts w:ascii="Calibri" w:eastAsia="Calibri" w:hAnsi="Calibri" w:cs="Calibri"/>
           <w:sz w:val="24"/>
         </w:rPr>
-        <w:t xml:space="preserve">The work was completed over four weeks as part of the 2026 Summer Mentorship Program at LUMS. It moved through several connected stages: matching FABLE’s own commodity list against what Pakistan </w:t>
-      </w:r>
-      <w:proofErr w:type="gramStart"/>
-      <w:r>
-        <w:rPr>
-          <w:rFonts w:ascii="Calibri" w:eastAsia="Calibri" w:hAnsi="Calibri" w:cs="Calibri"/>
-          <w:sz w:val="24"/>
-        </w:rPr>
-        <w:t>actually produces</w:t>
-      </w:r>
-      <w:proofErr w:type="gramEnd"/>
-      <w:r>
-        <w:rPr>
-          <w:rFonts w:ascii="Calibri" w:eastAsia="Calibri" w:hAnsi="Calibri" w:cs="Calibri"/>
-          <w:sz w:val="24"/>
-        </w:rPr>
-        <w:t xml:space="preserve"> and trades, building a provincial production dataset, building a national trade dataset through a tariff-code concordance table, joining the two into a single balance table, and validating the result against FAOSTAT. Each stage is covered in turn below.</w:t>
+        <w:t>The work was completed over four weeks as part of the 2026 Summer Mentorship Program at LUMS. It moved through several connected stages: matching FABLE’s own commodity list against what Pakistan actually produces and trades, building a provincial production dataset, building a national trade dataset through a tariff-code concordance table, joining the two into a single balance table, and validating the result against FAOSTAT. Each stage is covered in turn below.</w:t>
       </w:r>
     </w:p>
     <w:p>
       <w:pPr>
         <w:pStyle w:val="Heading1"/>
-        <w:tabs>
-          <w:tab w:val="center" w:pos="1770"/>
-        </w:tabs>
-        <w:spacing w:after="117"/>
-      </w:pPr>
-      <w:bookmarkStart w:id="1" w:name="_Toc24434"/>
-      <w:r>
-        <w:t>2</w:t>
-      </w:r>
-      <w:r>
-        <w:tab/>
-        <w:t>Data Sources</w:t>
-      </w:r>
-      <w:bookmarkEnd w:id="1"/>
-    </w:p>
-    <w:p>
-      <w:pPr>
-        <w:spacing w:after="11" w:line="248" w:lineRule="auto"/>
-        <w:ind w:left="57" w:right="960" w:hanging="2"/>
+      </w:pPr>
+      <w:bookmarkStart w:id="3" w:name="_Toc24434"/>
+      <w:bookmarkStart w:id="4" w:name="_Toc237630232"/>
+      <w:bookmarkStart w:id="5" w:name="_Toc237630274"/>
+      <w:r>
+        <w:t>2   Data Sources</w:t>
+      </w:r>
+      <w:bookmarkEnd w:id="3"/>
+      <w:bookmarkEnd w:id="4"/>
+      <w:bookmarkEnd w:id="5"/>
+    </w:p>
+    <w:p>
+      <w:pPr>
+        <w:spacing w:after="140" w:line="248" w:lineRule="auto"/>
+        <w:ind w:left="57" w:right="17" w:hanging="2"/>
         <w:jc w:val="both"/>
       </w:pPr>
       <w:r>
@@ -1269,8 +1816,6 @@
         <w:tblInd w:w="319" w:type="dxa"/>
         <w:tblCellMar>
           <w:top w:w="96" w:type="dxa"/>
-          <w:left w:w="0" w:type="dxa"/>
-          <w:bottom w:w="0" w:type="dxa"/>
           <w:right w:w="80" w:type="dxa"/>
         </w:tblCellMar>
         <w:tblLook w:val="04A0" w:firstRow="1" w:lastRow="0" w:firstColumn="1" w:lastColumn="0" w:noHBand="0" w:noVBand="1"/>
@@ -1423,30 +1968,13 @@
                 <w:rFonts w:ascii="Calibri" w:eastAsia="Calibri" w:hAnsi="Calibri" w:cs="Calibri"/>
                 <w:sz w:val="24"/>
               </w:rPr>
-              <w:t xml:space="preserve">Fruit, vegetable and condiment </w:t>
-            </w:r>
-            <w:proofErr w:type="spellStart"/>
-            <w:r>
-              <w:rPr>
-                <w:rFonts w:ascii="Calibri" w:eastAsia="Calibri" w:hAnsi="Calibri" w:cs="Calibri"/>
-                <w:sz w:val="24"/>
-              </w:rPr>
-              <w:t>produc</w:t>
-            </w:r>
-            <w:proofErr w:type="spellEnd"/>
-            <w:r>
-              <w:rPr>
-                <w:rFonts w:ascii="Calibri" w:eastAsia="Calibri" w:hAnsi="Calibri" w:cs="Calibri"/>
-                <w:sz w:val="24"/>
-              </w:rPr>
-              <w:t>-</w:t>
+              <w:t>Fruit, vegetable and condiment produc-</w:t>
             </w:r>
           </w:p>
           <w:p>
             <w:pPr>
               <w:ind w:left="120"/>
             </w:pPr>
-            <w:proofErr w:type="spellStart"/>
             <w:r>
               <w:rPr>
                 <w:rFonts w:ascii="Calibri" w:eastAsia="Calibri" w:hAnsi="Calibri" w:cs="Calibri"/>
@@ -1454,7 +1982,6 @@
               </w:rPr>
               <w:t>tion</w:t>
             </w:r>
-            <w:proofErr w:type="spellEnd"/>
           </w:p>
         </w:tc>
         <w:tc>
@@ -1515,29 +2042,13 @@
                 <w:sz w:val="24"/>
               </w:rPr>
               <w:tab/>
-            </w:r>
-            <w:proofErr w:type="spellStart"/>
-            <w:r>
-              <w:rPr>
-                <w:rFonts w:ascii="Calibri" w:eastAsia="Calibri" w:hAnsi="Calibri" w:cs="Calibri"/>
-                <w:sz w:val="24"/>
-              </w:rPr>
-              <w:t>produc</w:t>
-            </w:r>
-            <w:proofErr w:type="spellEnd"/>
-            <w:r>
-              <w:rPr>
-                <w:rFonts w:ascii="Calibri" w:eastAsia="Calibri" w:hAnsi="Calibri" w:cs="Calibri"/>
-                <w:sz w:val="24"/>
-              </w:rPr>
-              <w:t>-</w:t>
+              <w:t>produc-</w:t>
             </w:r>
           </w:p>
           <w:p>
             <w:pPr>
               <w:ind w:left="120"/>
             </w:pPr>
-            <w:proofErr w:type="spellStart"/>
             <w:r>
               <w:rPr>
                 <w:rFonts w:ascii="Calibri" w:eastAsia="Calibri" w:hAnsi="Calibri" w:cs="Calibri"/>
@@ -1545,7 +2056,6 @@
               </w:rPr>
               <w:t>tion</w:t>
             </w:r>
-            <w:proofErr w:type="spellEnd"/>
           </w:p>
         </w:tc>
         <w:tc>
@@ -1729,14 +2239,14 @@
     </w:tbl>
     <w:p>
       <w:pPr>
-        <w:spacing w:after="335" w:line="263" w:lineRule="auto"/>
-        <w:ind w:left="10" w:right="905" w:hanging="10"/>
+        <w:spacing w:before="40" w:after="200" w:line="240" w:lineRule="auto"/>
         <w:jc w:val="center"/>
       </w:pPr>
       <w:r>
         <w:rPr>
-          <w:rFonts w:ascii="Calibri" w:eastAsia="Calibri" w:hAnsi="Calibri" w:cs="Calibri"/>
-          <w:sz w:val="24"/>
+          <w:rFonts w:ascii="Times New Roman" w:eastAsia="Times New Roman" w:hAnsi="Times New Roman" w:cs="Times New Roman"/>
+          <w:i/>
+          <w:sz w:val="20"/>
         </w:rPr>
         <w:t>Table 1: Main data sources used in the pipeline.</w:t>
       </w:r>
@@ -1744,25 +2254,22 @@
     <w:p>
       <w:pPr>
         <w:pStyle w:val="Heading1"/>
-        <w:tabs>
-          <w:tab w:val="center" w:pos="2849"/>
-        </w:tabs>
-      </w:pPr>
-      <w:bookmarkStart w:id="2" w:name="_Toc24435"/>
+      </w:pPr>
+      <w:bookmarkStart w:id="6" w:name="_Toc24435"/>
+      <w:bookmarkStart w:id="7" w:name="_Toc237630233"/>
+      <w:bookmarkStart w:id="8" w:name="_Toc237630275"/>
       <w:r>
         <w:lastRenderedPageBreak/>
-        <w:t>3</w:t>
-      </w:r>
-      <w:r>
-        <w:tab/>
-        <w:t>FABLE’s 76 Commodities</w:t>
-      </w:r>
-      <w:bookmarkEnd w:id="2"/>
-    </w:p>
-    <w:p>
-      <w:pPr>
-        <w:spacing w:after="0" w:line="248" w:lineRule="auto"/>
-        <w:ind w:left="57" w:right="958" w:hanging="2"/>
+        <w:t>3   FABLE’s 76 Commodities</w:t>
+      </w:r>
+      <w:bookmarkEnd w:id="6"/>
+      <w:bookmarkEnd w:id="7"/>
+      <w:bookmarkEnd w:id="8"/>
+    </w:p>
+    <w:p>
+      <w:pPr>
+        <w:spacing w:after="140" w:line="248" w:lineRule="auto"/>
+        <w:ind w:left="57" w:right="17" w:hanging="2"/>
         <w:jc w:val="both"/>
       </w:pPr>
       <w:r>
@@ -1770,23 +2277,7 @@
           <w:rFonts w:ascii="Calibri" w:eastAsia="Calibri" w:hAnsi="Calibri" w:cs="Calibri"/>
           <w:sz w:val="24"/>
         </w:rPr>
-        <w:t xml:space="preserve">FABLE classifies the global food system into 76 individual commodities, grouped into 19 broader categories such as cereals, oilseeds, pulses, and livestock products. Before any data could be collected, each of these 76 had to be checked against what Pakistan </w:t>
-      </w:r>
-      <w:proofErr w:type="gramStart"/>
-      <w:r>
-        <w:rPr>
-          <w:rFonts w:ascii="Calibri" w:eastAsia="Calibri" w:hAnsi="Calibri" w:cs="Calibri"/>
-          <w:sz w:val="24"/>
-        </w:rPr>
-        <w:t>actually produces</w:t>
-      </w:r>
-      <w:proofErr w:type="gramEnd"/>
-      <w:r>
-        <w:rPr>
-          <w:rFonts w:ascii="Calibri" w:eastAsia="Calibri" w:hAnsi="Calibri" w:cs="Calibri"/>
-          <w:sz w:val="24"/>
-        </w:rPr>
-        <w:t xml:space="preserve"> and matched to the Pakistani publication, or combination of publications, that could supply it. Table </w:t>
+        <w:t xml:space="preserve">FABLE classifies the global food system into 76 individual commodities, grouped into 19 broader categories such as cereals, oilseeds, pulses, and livestock products. Before any data could be collected, each of these 76 had to be checked against what Pakistan actually produces and matched to the Pakistani publication, or combination of publications, that could supply it. Table </w:t>
       </w:r>
       <w:r>
         <w:rPr>
@@ -1806,8 +2297,8 @@
     </w:p>
     <w:p>
       <w:pPr>
-        <w:spacing w:after="0" w:line="248" w:lineRule="auto"/>
-        <w:ind w:left="55" w:right="921" w:firstLine="360"/>
+        <w:spacing w:after="140" w:line="248" w:lineRule="auto"/>
+        <w:ind w:left="57" w:right="17" w:hanging="2"/>
         <w:jc w:val="both"/>
       </w:pPr>
       <w:r>
@@ -1917,12 +2408,6 @@
         <w:tblStyle w:val="TableGrid"/>
         <w:tblW w:w="8375" w:type="dxa"/>
         <w:tblInd w:w="396" w:type="dxa"/>
-        <w:tblCellMar>
-          <w:top w:w="0" w:type="dxa"/>
-          <w:left w:w="0" w:type="dxa"/>
-          <w:bottom w:w="0" w:type="dxa"/>
-          <w:right w:w="0" w:type="dxa"/>
-        </w:tblCellMar>
         <w:tblLook w:val="04A0" w:firstRow="1" w:lastRow="0" w:firstColumn="1" w:lastColumn="0" w:noHBand="0" w:noVBand="1"/>
       </w:tblPr>
       <w:tblGrid>
@@ -3034,7 +3519,6 @@
             </w:tcBorders>
           </w:tcPr>
           <w:p>
-            <w:proofErr w:type="spellStart"/>
             <w:r>
               <w:rPr>
                 <w:rFonts w:ascii="Calibri" w:eastAsia="Calibri" w:hAnsi="Calibri" w:cs="Calibri"/>
@@ -3042,7 +3526,6 @@
               </w:rPr>
               <w:t>Sugarbeet</w:t>
             </w:r>
-            <w:proofErr w:type="spellEnd"/>
           </w:p>
         </w:tc>
         <w:tc>
@@ -3232,21 +3715,12 @@
             </w:tcBorders>
           </w:tcPr>
           <w:p>
-            <w:proofErr w:type="spellStart"/>
-            <w:r>
-              <w:rPr>
-                <w:rFonts w:ascii="Calibri" w:eastAsia="Calibri" w:hAnsi="Calibri" w:cs="Calibri"/>
-                <w:sz w:val="22"/>
-              </w:rPr>
-              <w:t>Fibre</w:t>
-            </w:r>
-            <w:proofErr w:type="spellEnd"/>
-            <w:r>
-              <w:rPr>
-                <w:rFonts w:ascii="Calibri" w:eastAsia="Calibri" w:hAnsi="Calibri" w:cs="Calibri"/>
-                <w:sz w:val="22"/>
-              </w:rPr>
-              <w:t xml:space="preserve"> &amp; Industrial</w:t>
+            <w:r>
+              <w:rPr>
+                <w:rFonts w:ascii="Calibri" w:eastAsia="Calibri" w:hAnsi="Calibri" w:cs="Calibri"/>
+                <w:sz w:val="22"/>
+              </w:rPr>
+              <w:t>Fibre &amp; Industrial</w:t>
             </w:r>
           </w:p>
         </w:tc>
@@ -3329,21 +3803,12 @@
             </w:tcBorders>
           </w:tcPr>
           <w:p>
-            <w:proofErr w:type="spellStart"/>
-            <w:r>
-              <w:rPr>
-                <w:rFonts w:ascii="Calibri" w:eastAsia="Calibri" w:hAnsi="Calibri" w:cs="Calibri"/>
-                <w:sz w:val="22"/>
-              </w:rPr>
-              <w:t>Fibre</w:t>
-            </w:r>
-            <w:proofErr w:type="spellEnd"/>
-            <w:r>
-              <w:rPr>
-                <w:rFonts w:ascii="Calibri" w:eastAsia="Calibri" w:hAnsi="Calibri" w:cs="Calibri"/>
-                <w:sz w:val="22"/>
-              </w:rPr>
-              <w:t xml:space="preserve"> &amp; Industrial</w:t>
+            <w:r>
+              <w:rPr>
+                <w:rFonts w:ascii="Calibri" w:eastAsia="Calibri" w:hAnsi="Calibri" w:cs="Calibri"/>
+                <w:sz w:val="22"/>
+              </w:rPr>
+              <w:t>Fibre &amp; Industrial</w:t>
             </w:r>
           </w:p>
         </w:tc>
@@ -3426,21 +3891,12 @@
             </w:tcBorders>
           </w:tcPr>
           <w:p>
-            <w:proofErr w:type="spellStart"/>
-            <w:r>
-              <w:rPr>
-                <w:rFonts w:ascii="Calibri" w:eastAsia="Calibri" w:hAnsi="Calibri" w:cs="Calibri"/>
-                <w:sz w:val="22"/>
-              </w:rPr>
-              <w:t>Fibre</w:t>
-            </w:r>
-            <w:proofErr w:type="spellEnd"/>
-            <w:r>
-              <w:rPr>
-                <w:rFonts w:ascii="Calibri" w:eastAsia="Calibri" w:hAnsi="Calibri" w:cs="Calibri"/>
-                <w:sz w:val="22"/>
-              </w:rPr>
-              <w:t xml:space="preserve"> &amp; Industrial</w:t>
+            <w:r>
+              <w:rPr>
+                <w:rFonts w:ascii="Calibri" w:eastAsia="Calibri" w:hAnsi="Calibri" w:cs="Calibri"/>
+                <w:sz w:val="22"/>
+              </w:rPr>
+              <w:t>Fibre &amp; Industrial</w:t>
             </w:r>
           </w:p>
         </w:tc>
@@ -3523,21 +3979,12 @@
             </w:tcBorders>
           </w:tcPr>
           <w:p>
-            <w:proofErr w:type="spellStart"/>
-            <w:r>
-              <w:rPr>
-                <w:rFonts w:ascii="Calibri" w:eastAsia="Calibri" w:hAnsi="Calibri" w:cs="Calibri"/>
-                <w:sz w:val="22"/>
-              </w:rPr>
-              <w:t>Fibre</w:t>
-            </w:r>
-            <w:proofErr w:type="spellEnd"/>
-            <w:r>
-              <w:rPr>
-                <w:rFonts w:ascii="Calibri" w:eastAsia="Calibri" w:hAnsi="Calibri" w:cs="Calibri"/>
-                <w:sz w:val="22"/>
-              </w:rPr>
-              <w:t xml:space="preserve"> &amp; Industrial</w:t>
+            <w:r>
+              <w:rPr>
+                <w:rFonts w:ascii="Calibri" w:eastAsia="Calibri" w:hAnsi="Calibri" w:cs="Calibri"/>
+                <w:sz w:val="22"/>
+              </w:rPr>
+              <w:t>Fibre &amp; Industrial</w:t>
             </w:r>
           </w:p>
         </w:tc>
@@ -3620,21 +4067,12 @@
             </w:tcBorders>
           </w:tcPr>
           <w:p>
-            <w:proofErr w:type="spellStart"/>
-            <w:r>
-              <w:rPr>
-                <w:rFonts w:ascii="Calibri" w:eastAsia="Calibri" w:hAnsi="Calibri" w:cs="Calibri"/>
-                <w:sz w:val="22"/>
-              </w:rPr>
-              <w:t>Fibre</w:t>
-            </w:r>
-            <w:proofErr w:type="spellEnd"/>
-            <w:r>
-              <w:rPr>
-                <w:rFonts w:ascii="Calibri" w:eastAsia="Calibri" w:hAnsi="Calibri" w:cs="Calibri"/>
-                <w:sz w:val="22"/>
-              </w:rPr>
-              <w:t xml:space="preserve"> &amp; Industrial</w:t>
+            <w:r>
+              <w:rPr>
+                <w:rFonts w:ascii="Calibri" w:eastAsia="Calibri" w:hAnsi="Calibri" w:cs="Calibri"/>
+                <w:sz w:val="22"/>
+              </w:rPr>
+              <w:t>Fibre &amp; Industrial</w:t>
             </w:r>
           </w:p>
         </w:tc>
@@ -4900,12 +5338,6 @@
         <w:tblOverlap w:val="never"/>
         <w:tblW w:w="7932" w:type="dxa"/>
         <w:tblInd w:w="0" w:type="dxa"/>
-        <w:tblCellMar>
-          <w:top w:w="0" w:type="dxa"/>
-          <w:left w:w="0" w:type="dxa"/>
-          <w:bottom w:w="0" w:type="dxa"/>
-          <w:right w:w="0" w:type="dxa"/>
-        </w:tblCellMar>
         <w:tblLook w:val="04A0" w:firstRow="1" w:lastRow="0" w:firstColumn="1" w:lastColumn="0" w:noHBand="0" w:noVBand="1"/>
       </w:tblPr>
       <w:tblGrid>
@@ -7002,21 +7434,12 @@
             </w:tcBorders>
           </w:tcPr>
           <w:p>
-            <w:proofErr w:type="gramStart"/>
-            <w:r>
-              <w:rPr>
-                <w:rFonts w:ascii="Calibri" w:eastAsia="Calibri" w:hAnsi="Calibri" w:cs="Calibri"/>
-                <w:sz w:val="22"/>
-              </w:rPr>
-              <w:t>Other</w:t>
-            </w:r>
-            <w:proofErr w:type="gramEnd"/>
-            <w:r>
-              <w:rPr>
-                <w:rFonts w:ascii="Calibri" w:eastAsia="Calibri" w:hAnsi="Calibri" w:cs="Calibri"/>
-                <w:sz w:val="22"/>
-              </w:rPr>
-              <w:t xml:space="preserve"> citrus</w:t>
+            <w:r>
+              <w:rPr>
+                <w:rFonts w:ascii="Calibri" w:eastAsia="Calibri" w:hAnsi="Calibri" w:cs="Calibri"/>
+                <w:sz w:val="22"/>
+              </w:rPr>
+              <w:t>Other citrus</w:t>
             </w:r>
           </w:p>
         </w:tc>
@@ -8919,8 +9342,6 @@
         <w:tblInd w:w="396" w:type="dxa"/>
         <w:tblCellMar>
           <w:top w:w="39" w:type="dxa"/>
-          <w:left w:w="0" w:type="dxa"/>
-          <w:bottom w:w="0" w:type="dxa"/>
           <w:right w:w="115" w:type="dxa"/>
         </w:tblCellMar>
         <w:tblLook w:val="04A0" w:firstRow="1" w:lastRow="0" w:firstColumn="1" w:lastColumn="0" w:noHBand="0" w:noVBand="1"/>
@@ -9154,23 +9575,7 @@
                 <w:rFonts w:ascii="Calibri" w:eastAsia="Calibri" w:hAnsi="Calibri" w:cs="Calibri"/>
                 <w:sz w:val="22"/>
               </w:rPr>
-              <w:t xml:space="preserve">Other alcoholic </w:t>
-            </w:r>
-            <w:proofErr w:type="spellStart"/>
-            <w:r>
-              <w:rPr>
-                <w:rFonts w:ascii="Calibri" w:eastAsia="Calibri" w:hAnsi="Calibri" w:cs="Calibri"/>
-                <w:sz w:val="22"/>
-              </w:rPr>
-              <w:t>bev</w:t>
-            </w:r>
-            <w:proofErr w:type="spellEnd"/>
-            <w:r>
-              <w:rPr>
-                <w:rFonts w:ascii="Calibri" w:eastAsia="Calibri" w:hAnsi="Calibri" w:cs="Calibri"/>
-                <w:sz w:val="22"/>
-              </w:rPr>
-              <w:t>.</w:t>
+              <w:t>Other alcoholic bev.</w:t>
             </w:r>
           </w:p>
         </w:tc>
@@ -9218,38 +9623,7 @@
     </w:tbl>
     <w:p>
       <w:pPr>
-        <w:spacing w:after="624" w:line="248" w:lineRule="auto"/>
-        <w:ind w:left="57" w:right="673" w:hanging="2"/>
-        <w:jc w:val="both"/>
-      </w:pPr>
-      <w:r>
-        <w:rPr>
-          <w:rFonts w:ascii="Calibri" w:eastAsia="Calibri" w:hAnsi="Calibri" w:cs="Calibri"/>
-          <w:sz w:val="24"/>
-        </w:rPr>
-        <w:t>Table 2: FABLE’s 76 commodities, grouped by category, and how each was classified for the production dataset.</w:t>
-      </w:r>
-    </w:p>
-    <w:p>
-      <w:pPr>
-        <w:pStyle w:val="Heading1"/>
-        <w:tabs>
-          <w:tab w:val="center" w:pos="4354"/>
-        </w:tabs>
-      </w:pPr>
-      <w:bookmarkStart w:id="3" w:name="_Toc24436"/>
-      <w:r>
-        <w:t>4</w:t>
-      </w:r>
-      <w:r>
-        <w:tab/>
-        <w:t>Building the Provincial Production Dataset</w:t>
-      </w:r>
-      <w:bookmarkEnd w:id="3"/>
-    </w:p>
-    <w:p>
-      <w:pPr>
-        <w:spacing w:after="11" w:line="248" w:lineRule="auto"/>
+        <w:spacing w:after="140" w:line="248" w:lineRule="auto"/>
         <w:ind w:left="57" w:right="17" w:hanging="2"/>
         <w:jc w:val="both"/>
       </w:pPr>
@@ -9258,12 +9632,26 @@
           <w:rFonts w:ascii="Calibri" w:eastAsia="Calibri" w:hAnsi="Calibri" w:cs="Calibri"/>
           <w:sz w:val="24"/>
         </w:rPr>
-        <w:t>The production dataset covers 42 of FABLE’s 76 commodities across Punjab, Sindh,</w:t>
-      </w:r>
-    </w:p>
-    <w:p>
-      <w:pPr>
-        <w:spacing w:after="11" w:line="248" w:lineRule="auto"/>
+        <w:t>Table 2: FABLE’s 76 commodities, grouped by category, and how each was classified for the production dataset.</w:t>
+      </w:r>
+    </w:p>
+    <w:p>
+      <w:pPr>
+        <w:pStyle w:val="Heading1"/>
+      </w:pPr>
+      <w:bookmarkStart w:id="9" w:name="_Toc24436"/>
+      <w:bookmarkStart w:id="10" w:name="_Toc237630234"/>
+      <w:bookmarkStart w:id="11" w:name="_Toc237630276"/>
+      <w:r>
+        <w:t>4   Building the Provincial Production Dataset</w:t>
+      </w:r>
+      <w:bookmarkEnd w:id="9"/>
+      <w:bookmarkEnd w:id="10"/>
+      <w:bookmarkEnd w:id="11"/>
+    </w:p>
+    <w:p>
+      <w:pPr>
+        <w:spacing w:after="140" w:line="248" w:lineRule="auto"/>
         <w:ind w:left="57" w:right="17" w:hanging="2"/>
         <w:jc w:val="both"/>
       </w:pPr>
@@ -9272,29 +9660,28 @@
           <w:rFonts w:ascii="Calibri" w:eastAsia="Calibri" w:hAnsi="Calibri" w:cs="Calibri"/>
           <w:sz w:val="24"/>
         </w:rPr>
-        <w:t xml:space="preserve">Khyber Pakhtunkhwa, </w:t>
-      </w:r>
-      <w:proofErr w:type="spellStart"/>
-      <w:r>
-        <w:rPr>
-          <w:rFonts w:ascii="Calibri" w:eastAsia="Calibri" w:hAnsi="Calibri" w:cs="Calibri"/>
-          <w:sz w:val="24"/>
-        </w:rPr>
-        <w:t>Balochistan</w:t>
-      </w:r>
-      <w:proofErr w:type="spellEnd"/>
-      <w:r>
-        <w:rPr>
-          <w:rFonts w:ascii="Calibri" w:eastAsia="Calibri" w:hAnsi="Calibri" w:cs="Calibri"/>
-          <w:sz w:val="24"/>
-        </w:rPr>
-        <w:t xml:space="preserve"> and a national total, for fiscal years 2000-01 through</w:t>
-      </w:r>
-    </w:p>
-    <w:p>
-      <w:pPr>
-        <w:spacing w:after="0" w:line="240" w:lineRule="auto"/>
-        <w:ind w:left="61" w:right="767" w:hanging="12"/>
+        <w:t>The production dataset covers 42 of FABLE’s 76 commodities across Punjab, Sindh,</w:t>
+      </w:r>
+    </w:p>
+    <w:p>
+      <w:pPr>
+        <w:spacing w:after="140" w:line="248" w:lineRule="auto"/>
+        <w:ind w:left="57" w:right="17" w:hanging="2"/>
+        <w:jc w:val="both"/>
+      </w:pPr>
+      <w:r>
+        <w:rPr>
+          <w:rFonts w:ascii="Calibri" w:eastAsia="Calibri" w:hAnsi="Calibri" w:cs="Calibri"/>
+          <w:sz w:val="24"/>
+        </w:rPr>
+        <w:t>Khyber Pakhtunkhwa, Balochistan and a national total, for fiscal years 2000-01 through</w:t>
+      </w:r>
+    </w:p>
+    <w:p>
+      <w:pPr>
+        <w:spacing w:after="140" w:line="248" w:lineRule="auto"/>
+        <w:ind w:left="57" w:right="17" w:hanging="2"/>
+        <w:jc w:val="both"/>
       </w:pPr>
       <w:r>
         <w:rPr>
@@ -9306,8 +9693,8 @@
     </w:p>
     <w:p>
       <w:pPr>
-        <w:spacing w:after="0" w:line="248" w:lineRule="auto"/>
-        <w:ind w:left="55" w:right="958" w:firstLine="351"/>
+        <w:spacing w:after="140" w:line="248" w:lineRule="auto"/>
+        <w:ind w:left="57" w:right="17" w:hanging="2"/>
         <w:jc w:val="both"/>
       </w:pPr>
       <w:r>
@@ -9320,8 +9707,9 @@
     </w:p>
     <w:p>
       <w:pPr>
-        <w:spacing w:after="0" w:line="240" w:lineRule="auto"/>
-        <w:ind w:left="49" w:right="767" w:firstLine="406"/>
+        <w:spacing w:after="140" w:line="248" w:lineRule="auto"/>
+        <w:ind w:left="57" w:right="17" w:hanging="2"/>
+        <w:jc w:val="both"/>
       </w:pPr>
       <w:r>
         <w:rPr>
@@ -9333,31 +9721,22 @@
     </w:p>
     <w:p>
       <w:pPr>
-        <w:spacing w:after="0" w:line="248" w:lineRule="auto"/>
-        <w:ind w:left="55" w:right="960" w:firstLine="351"/>
+        <w:spacing w:after="140" w:line="248" w:lineRule="auto"/>
+        <w:ind w:left="57" w:right="17" w:hanging="2"/>
         <w:jc w:val="both"/>
       </w:pPr>
-      <w:proofErr w:type="gramStart"/>
-      <w:r>
-        <w:rPr>
-          <w:rFonts w:ascii="Calibri" w:eastAsia="Calibri" w:hAnsi="Calibri" w:cs="Calibri"/>
-          <w:sz w:val="24"/>
-        </w:rPr>
-        <w:t>Three unit</w:t>
-      </w:r>
-      <w:proofErr w:type="gramEnd"/>
-      <w:r>
-        <w:rPr>
-          <w:rFonts w:ascii="Calibri" w:eastAsia="Calibri" w:hAnsi="Calibri" w:cs="Calibri"/>
-          <w:sz w:val="24"/>
-        </w:rPr>
-        <w:t xml:space="preserve"> decisions are worth noting here. Cotton lint was reported in bales and converted to tonnes using Pakistan’s standard bale weight. Eggs were reported as a count and converted to a weight basis using an average egg weight, since FABLE’s own balance table works in tonnes for every commodity and a count cannot be joined against trade figures reported by weight. And a labelling error in three sheets had them recorded in raw tonnes instead of the workbook’s standard unit of thousands of tonnes, which first became obvious as an implausible national total for one of the affected crops.</w:t>
-      </w:r>
-    </w:p>
-    <w:p>
-      <w:pPr>
-        <w:spacing w:after="17" w:line="248" w:lineRule="auto"/>
-        <w:ind w:left="55" w:right="962" w:firstLine="351"/>
+      <w:r>
+        <w:rPr>
+          <w:rFonts w:ascii="Calibri" w:eastAsia="Calibri" w:hAnsi="Calibri" w:cs="Calibri"/>
+          <w:sz w:val="24"/>
+        </w:rPr>
+        <w:t>Three unit decisions are worth noting here. Cotton lint was reported in bales and converted to tonnes using Pakistan’s standard bale weight. Eggs were reported as a count and converted to a weight basis using an average egg weight, since FABLE’s own balance table works in tonnes for every commodity and a count cannot be joined against trade figures reported by weight. And a labelling error in three sheets had them recorded in raw tonnes instead of the workbook’s standard unit of thousands of tonnes, which first became obvious as an implausible national total for one of the affected crops.</w:t>
+      </w:r>
+    </w:p>
+    <w:p>
+      <w:pPr>
+        <w:spacing w:after="140" w:line="248" w:lineRule="auto"/>
+        <w:ind w:left="57" w:right="17" w:hanging="2"/>
         <w:jc w:val="both"/>
       </w:pPr>
       <w:r>
@@ -9365,29 +9744,13 @@
           <w:rFonts w:ascii="Calibri" w:eastAsia="Calibri" w:hAnsi="Calibri" w:cs="Calibri"/>
           <w:sz w:val="24"/>
         </w:rPr>
-        <w:t xml:space="preserve">A set of Python scripts was built to </w:t>
-      </w:r>
-      <w:proofErr w:type="spellStart"/>
-      <w:r>
-        <w:rPr>
-          <w:rFonts w:ascii="Calibri" w:eastAsia="Calibri" w:hAnsi="Calibri" w:cs="Calibri"/>
-          <w:sz w:val="24"/>
-        </w:rPr>
-        <w:t>standardise</w:t>
-      </w:r>
-      <w:proofErr w:type="spellEnd"/>
-      <w:r>
-        <w:rPr>
-          <w:rFonts w:ascii="Calibri" w:eastAsia="Calibri" w:hAnsi="Calibri" w:cs="Calibri"/>
-          <w:sz w:val="24"/>
-        </w:rPr>
-        <w:t xml:space="preserve"> every sheet into this format: enforcing consistent units, checking that the four provincial figures sum to the national total for each year, and flagging any row where they do not. This makes the dataset something that can be regenerated and re-checked directly from its sources, rather than relying on one-off manual edits that would be hard to retrace later.</w:t>
-      </w:r>
-    </w:p>
-    <w:p>
-      <w:pPr>
-        <w:spacing w:after="211" w:line="248" w:lineRule="auto"/>
-        <w:ind w:left="55" w:right="17" w:firstLine="351"/>
+        <w:t>A set of Python scripts was built to standardise every sheet into this format: enforcing consistent units, checking that the four provincial figures sum to the national total for each year, and flagging any row where they do not. This makes the dataset something that can be regenerated and re-checked directly from its sources, rather than relying on one-off manual edits that would be hard to retrace later.</w:t>
+      </w:r>
+    </w:p>
+    <w:p>
+      <w:pPr>
+        <w:spacing w:after="140" w:line="248" w:lineRule="auto"/>
+        <w:ind w:left="57" w:right="17" w:hanging="2"/>
         <w:jc w:val="both"/>
       </w:pPr>
       <w:r>
@@ -9460,7 +9823,35 @@
     </w:p>
     <w:p>
       <w:pPr>
-        <w:spacing w:after="624" w:line="248" w:lineRule="auto"/>
+        <w:spacing w:before="40" w:after="200" w:line="240" w:lineRule="auto"/>
+        <w:jc w:val="center"/>
+      </w:pPr>
+      <w:r>
+        <w:rPr>
+          <w:rFonts w:ascii="Times New Roman" w:eastAsia="Times New Roman" w:hAnsi="Times New Roman" w:cs="Times New Roman"/>
+          <w:i/>
+          <w:sz w:val="20"/>
+        </w:rPr>
+        <w:t>Figure 1: A finished commodity sheet from the production dataset, with the automated province-sum check column on the right.</w:t>
+      </w:r>
+    </w:p>
+    <w:p>
+      <w:pPr>
+        <w:pStyle w:val="Heading1"/>
+      </w:pPr>
+      <w:bookmarkStart w:id="12" w:name="_Toc24437"/>
+      <w:bookmarkStart w:id="13" w:name="_Toc237630235"/>
+      <w:bookmarkStart w:id="14" w:name="_Toc237630277"/>
+      <w:r>
+        <w:t>5   The Concordance Table</w:t>
+      </w:r>
+      <w:bookmarkEnd w:id="12"/>
+      <w:bookmarkEnd w:id="13"/>
+      <w:bookmarkEnd w:id="14"/>
+    </w:p>
+    <w:p>
+      <w:pPr>
+        <w:spacing w:after="140" w:line="248" w:lineRule="auto"/>
         <w:ind w:left="57" w:right="17" w:hanging="2"/>
         <w:jc w:val="both"/>
       </w:pPr>
@@ -9469,30 +9860,13 @@
           <w:rFonts w:ascii="Calibri" w:eastAsia="Calibri" w:hAnsi="Calibri" w:cs="Calibri"/>
           <w:sz w:val="24"/>
         </w:rPr>
-        <w:t>Figure 1: A finished commodity sheet from the production dataset, with the automated province-sum check column on the right.</w:t>
-      </w:r>
-    </w:p>
-    <w:p>
-      <w:pPr>
-        <w:pStyle w:val="Heading1"/>
-        <w:tabs>
-          <w:tab w:val="center" w:pos="2664"/>
-        </w:tabs>
-      </w:pPr>
-      <w:bookmarkStart w:id="4" w:name="_Toc24437"/>
-      <w:r>
-        <w:t>5</w:t>
-      </w:r>
-      <w:r>
-        <w:tab/>
-        <w:t>The Concordance Table</w:t>
-      </w:r>
-      <w:bookmarkEnd w:id="4"/>
-    </w:p>
-    <w:p>
-      <w:pPr>
-        <w:spacing w:after="0" w:line="248" w:lineRule="auto"/>
-        <w:ind w:left="57" w:right="962" w:hanging="2"/>
+        <w:t>Every good that crosses Pakistan’s border is recorded against a six-digit tariff code under the Harmonized System (HS), the same classification customs authorities everywhere use. FABLE, on the other hand, groups commodities by FAO item code, and the two classifications do not line up in any simple way — a single FABLE commodity can correspond to several HS codes, and a single HS code sometimes has to be split across more than one FABLE commodity, or left out altogether. Before any trade figures could be pulled, this translation between the two systems had to be worked out in full and written down in one place: the concordance table.</w:t>
+      </w:r>
+    </w:p>
+    <w:p>
+      <w:pPr>
+        <w:spacing w:after="140" w:line="248" w:lineRule="auto"/>
+        <w:ind w:left="57" w:right="17" w:hanging="2"/>
         <w:jc w:val="both"/>
       </w:pPr>
       <w:r>
@@ -9500,29 +9874,13 @@
           <w:rFonts w:ascii="Calibri" w:eastAsia="Calibri" w:hAnsi="Calibri" w:cs="Calibri"/>
           <w:sz w:val="24"/>
         </w:rPr>
-        <w:t xml:space="preserve">Every good that crosses Pakistan’s border is recorded against a six-digit tariff code under the Harmonized System (HS), the same classification customs authorities everywhere use. FABLE, on the other hand, groups commodities by FAO item code, and the two classifications do not line up in any simple way — a single FABLE commodity can correspond to several HS codes, and a single HS code sometimes has to be split across more than one FABLE </w:t>
-      </w:r>
-      <w:proofErr w:type="gramStart"/>
-      <w:r>
-        <w:rPr>
-          <w:rFonts w:ascii="Calibri" w:eastAsia="Calibri" w:hAnsi="Calibri" w:cs="Calibri"/>
-          <w:sz w:val="24"/>
-        </w:rPr>
-        <w:t>commodity, or</w:t>
-      </w:r>
-      <w:proofErr w:type="gramEnd"/>
-      <w:r>
-        <w:rPr>
-          <w:rFonts w:ascii="Calibri" w:eastAsia="Calibri" w:hAnsi="Calibri" w:cs="Calibri"/>
-          <w:sz w:val="24"/>
-        </w:rPr>
-        <w:t xml:space="preserve"> left out altogether. Before any trade figures could be pulled, this translation between the two systems had to be worked out in full and written down in one place: the concordance table.</w:t>
-      </w:r>
-    </w:p>
-    <w:p>
-      <w:pPr>
-        <w:spacing w:after="0" w:line="248" w:lineRule="auto"/>
-        <w:ind w:left="55" w:right="958" w:firstLine="351"/>
+        <w:t>For every HS code that might plausibly belong to a FABLE commodity, the concordance records one of four actions. Some codes are included exactly as reported. Others are excluded entirely, either because they describe a manufactured product rather than a primary crop, because including them would double-count something already captured elsewhere, or because they belong to a different FABLE commodity. A third group needs a conversion factor before it can be added in at all, because the form Pakistan actually trades is not the form FABLE expects — milled rice rather than paddy, cocoa butter rather than cocoa beans, a live animal rather than a carcass. A final small group covers commodities Pakistan trades in genuinely negligible or zero quantity.</w:t>
+      </w:r>
+    </w:p>
+    <w:p>
+      <w:pPr>
+        <w:spacing w:after="140" w:line="248" w:lineRule="auto"/>
+        <w:ind w:left="57" w:right="17" w:hanging="2"/>
         <w:jc w:val="both"/>
       </w:pPr>
       <w:r>
@@ -9530,29 +9888,21 @@
           <w:rFonts w:ascii="Calibri" w:eastAsia="Calibri" w:hAnsi="Calibri" w:cs="Calibri"/>
           <w:sz w:val="24"/>
         </w:rPr>
-        <w:t xml:space="preserve">For every HS code that might plausibly belong to a FABLE commodity, the concordance records one of four actions. Some codes are included exactly as reported. Others are excluded entirely, either because they describe a manufactured product rather than a primary crop, because including them would double-count something already captured elsewhere, or because they belong to a different FABLE commodity. A third group needs a conversion factor before it can be added in at all, because the form Pakistan </w:t>
-      </w:r>
-      <w:proofErr w:type="gramStart"/>
-      <w:r>
-        <w:rPr>
-          <w:rFonts w:ascii="Calibri" w:eastAsia="Calibri" w:hAnsi="Calibri" w:cs="Calibri"/>
-          <w:sz w:val="24"/>
-        </w:rPr>
-        <w:t>actually trades</w:t>
-      </w:r>
-      <w:proofErr w:type="gramEnd"/>
-      <w:r>
-        <w:rPr>
-          <w:rFonts w:ascii="Calibri" w:eastAsia="Calibri" w:hAnsi="Calibri" w:cs="Calibri"/>
-          <w:sz w:val="24"/>
-        </w:rPr>
-        <w:t xml:space="preserve"> is not the form FABLE expects — milled rice rather than paddy, cocoa butter rather than cocoa beans, a live animal rather than a carcass. A final small group covers commodities Pakistan trades in genuinely negligible or zero quantity.</w:t>
-      </w:r>
-    </w:p>
-    <w:p>
-      <w:pPr>
-        <w:spacing w:after="17" w:line="248" w:lineRule="auto"/>
-        <w:ind w:left="55" w:right="962" w:firstLine="351"/>
+        <w:t xml:space="preserve">Conversion factors needed real sourcing rather than a rough guess, since the wrong factor distorts a commodity’s entire trade figure. Where possible, a factor was taken from an authority specific to that commodity: FAO’s own conversion tables for milling and livestock yields, the International Cocoa Organization for cocoa products, IRRI for rice, and industry references for smaller commodities such as guar gum, whose conversion factor went unsourced for a long stretch of the project before an </w:t>
+      </w:r>
+      <w:r>
+        <w:rPr>
+          <w:rFonts w:ascii="Calibri" w:eastAsia="Calibri" w:hAnsi="Calibri" w:cs="Calibri"/>
+          <w:sz w:val="24"/>
+        </w:rPr>
+        <w:lastRenderedPageBreak/>
+        <w:t>appropriate industry reference was found. A small number of factors remain honest estimates rather than fully verified figures, and are labelled as such.</w:t>
+      </w:r>
+    </w:p>
+    <w:p>
+      <w:pPr>
+        <w:spacing w:after="140" w:line="248" w:lineRule="auto"/>
+        <w:ind w:left="57" w:right="17" w:hanging="2"/>
         <w:jc w:val="both"/>
       </w:pPr>
       <w:r>
@@ -9560,44 +9910,6 @@
           <w:rFonts w:ascii="Calibri" w:eastAsia="Calibri" w:hAnsi="Calibri" w:cs="Calibri"/>
           <w:sz w:val="24"/>
         </w:rPr>
-        <w:t xml:space="preserve">Conversion factors needed real sourcing rather than a rough guess, since the wrong factor distorts a commodity’s entire trade figure. Where possible, a factor was taken from an authority specific to that commodity: FAO’s own conversion tables for milling and livestock yields, the International Cocoa Organization for cocoa products, IRRI for rice, and industry references for smaller commodities such as guar gum, whose conversion factor went </w:t>
-      </w:r>
-      <w:r>
-        <w:rPr>
-          <w:rFonts w:ascii="Calibri" w:eastAsia="Calibri" w:hAnsi="Calibri" w:cs="Calibri"/>
-          <w:sz w:val="24"/>
-        </w:rPr>
-        <w:lastRenderedPageBreak/>
-        <w:t xml:space="preserve">unsourced for a long stretch of the project before an appropriate industry reference was found. A small number of factors remain honest estimates rather than fully verified </w:t>
-      </w:r>
-      <w:proofErr w:type="gramStart"/>
-      <w:r>
-        <w:rPr>
-          <w:rFonts w:ascii="Calibri" w:eastAsia="Calibri" w:hAnsi="Calibri" w:cs="Calibri"/>
-          <w:sz w:val="24"/>
-        </w:rPr>
-        <w:t>figures, and</w:t>
-      </w:r>
-      <w:proofErr w:type="gramEnd"/>
-      <w:r>
-        <w:rPr>
-          <w:rFonts w:ascii="Calibri" w:eastAsia="Calibri" w:hAnsi="Calibri" w:cs="Calibri"/>
-          <w:sz w:val="24"/>
-        </w:rPr>
-        <w:t xml:space="preserve"> are labelled as such.</w:t>
-      </w:r>
-    </w:p>
-    <w:p>
-      <w:pPr>
-        <w:spacing w:after="0" w:line="248" w:lineRule="auto"/>
-        <w:ind w:left="55" w:right="732" w:firstLine="421"/>
-        <w:jc w:val="both"/>
-      </w:pPr>
-      <w:r>
-        <w:rPr>
-          <w:rFonts w:ascii="Calibri" w:eastAsia="Calibri" w:hAnsi="Calibri" w:cs="Calibri"/>
-          <w:sz w:val="24"/>
-        </w:rPr>
         <w:t xml:space="preserve">Figure </w:t>
       </w:r>
       <w:r>
@@ -9613,23 +9925,7 @@
           <w:rFonts w:ascii="Calibri" w:eastAsia="Calibri" w:hAnsi="Calibri" w:cs="Calibri"/>
           <w:sz w:val="24"/>
         </w:rPr>
-        <w:t xml:space="preserve">shows a section of the finished concordance table, with each HS code’s action — include, exclude, or convert — </w:t>
-      </w:r>
-      <w:proofErr w:type="spellStart"/>
-      <w:r>
-        <w:rPr>
-          <w:rFonts w:ascii="Calibri" w:eastAsia="Calibri" w:hAnsi="Calibri" w:cs="Calibri"/>
-          <w:sz w:val="24"/>
-        </w:rPr>
-        <w:t>colour</w:t>
-      </w:r>
-      <w:proofErr w:type="spellEnd"/>
-      <w:r>
-        <w:rPr>
-          <w:rFonts w:ascii="Calibri" w:eastAsia="Calibri" w:hAnsi="Calibri" w:cs="Calibri"/>
-          <w:sz w:val="24"/>
-        </w:rPr>
-        <w:t>-coded for quick reading.</w:t>
+        <w:t>shows a section of the finished concordance table, with each HS code’s action — include, exclude, or convert — colour-coded for quick reading.</w:t>
       </w:r>
     </w:p>
     <w:p>
@@ -9678,8 +9974,36 @@
     </w:p>
     <w:p>
       <w:pPr>
-        <w:spacing w:after="624" w:line="248" w:lineRule="auto"/>
-        <w:ind w:left="57" w:right="160" w:hanging="2"/>
+        <w:spacing w:before="40" w:after="200" w:line="240" w:lineRule="auto"/>
+        <w:jc w:val="center"/>
+      </w:pPr>
+      <w:r>
+        <w:rPr>
+          <w:rFonts w:ascii="Times New Roman" w:eastAsia="Times New Roman" w:hAnsi="Times New Roman" w:cs="Times New Roman"/>
+          <w:i/>
+          <w:sz w:val="20"/>
+        </w:rPr>
+        <w:t>Figure 2: A section of the finished concordance table, mapping Pakistani crop names through FAO item codes to individual HS tariff codes.</w:t>
+      </w:r>
+    </w:p>
+    <w:p>
+      <w:pPr>
+        <w:pStyle w:val="Heading1"/>
+      </w:pPr>
+      <w:bookmarkStart w:id="15" w:name="_Toc24438"/>
+      <w:bookmarkStart w:id="16" w:name="_Toc237630236"/>
+      <w:bookmarkStart w:id="17" w:name="_Toc237630278"/>
+      <w:r>
+        <w:t>6   Building the Trade Dataset</w:t>
+      </w:r>
+      <w:bookmarkEnd w:id="15"/>
+      <w:bookmarkEnd w:id="16"/>
+      <w:bookmarkEnd w:id="17"/>
+    </w:p>
+    <w:p>
+      <w:pPr>
+        <w:spacing w:after="140" w:line="248" w:lineRule="auto"/>
+        <w:ind w:left="57" w:right="17" w:hanging="2"/>
         <w:jc w:val="both"/>
       </w:pPr>
       <w:r>
@@ -9687,43 +10011,13 @@
           <w:rFonts w:ascii="Calibri" w:eastAsia="Calibri" w:hAnsi="Calibri" w:cs="Calibri"/>
           <w:sz w:val="24"/>
         </w:rPr>
-        <w:t>Figure 2: A section of the finished concordance table, mapping Pakistani crop names through FAO item codes to individual HS tariff codes.</w:t>
-      </w:r>
-    </w:p>
-    <w:p>
-      <w:pPr>
-        <w:pStyle w:val="Heading1"/>
-        <w:tabs>
-          <w:tab w:val="center" w:pos="2975"/>
-        </w:tabs>
-      </w:pPr>
-      <w:bookmarkStart w:id="5" w:name="_Toc24438"/>
-      <w:r>
-        <w:t>6</w:t>
-      </w:r>
-      <w:r>
-        <w:tab/>
-        <w:t>Building the Trade Dataset</w:t>
-      </w:r>
-      <w:bookmarkEnd w:id="5"/>
-    </w:p>
-    <w:p>
-      <w:pPr>
-        <w:spacing w:after="26" w:line="240" w:lineRule="auto"/>
-        <w:ind w:left="61" w:right="767" w:hanging="12"/>
-      </w:pPr>
-      <w:r>
-        <w:rPr>
-          <w:rFonts w:ascii="Calibri" w:eastAsia="Calibri" w:hAnsi="Calibri" w:cs="Calibri"/>
-          <w:sz w:val="24"/>
-        </w:rPr>
         <w:t>Trade figures were pulled from UN Comtrade for every tariff code the concordance marks as includable or convertible, covering both import and export flows from 2000 through 2025. Pakistan filed no reporter submission at all for 2000 through 2002, so those three years were reconstructed instead from partner countries’ own records — what every other country reported trading with Pakistan, with the flow direction reversed.</w:t>
       </w:r>
     </w:p>
     <w:p>
       <w:pPr>
-        <w:spacing w:after="211" w:line="248" w:lineRule="auto"/>
-        <w:ind w:left="55" w:right="270" w:firstLine="351"/>
+        <w:spacing w:after="140" w:line="248" w:lineRule="auto"/>
+        <w:ind w:left="57" w:right="17" w:hanging="2"/>
         <w:jc w:val="both"/>
       </w:pPr>
       <w:r>
@@ -9758,7 +10052,6 @@
         <w:rPr>
           <w:noProof/>
         </w:rPr>
-        <w:lastRenderedPageBreak/>
         <w:drawing>
           <wp:inline distT="0" distB="0" distL="0" distR="0" wp14:anchorId="286BEAB8" wp14:editId="4F184CAA">
             <wp:extent cx="3553327" cy="3313463"/>
@@ -9796,22 +10089,23 @@
     </w:p>
     <w:p>
       <w:pPr>
-        <w:spacing w:after="335" w:line="263" w:lineRule="auto"/>
-        <w:ind w:left="10" w:right="896" w:hanging="10"/>
+        <w:spacing w:before="40" w:after="200" w:line="240" w:lineRule="auto"/>
         <w:jc w:val="center"/>
       </w:pPr>
       <w:r>
         <w:rPr>
-          <w:rFonts w:ascii="Calibri" w:eastAsia="Calibri" w:hAnsi="Calibri" w:cs="Calibri"/>
-          <w:sz w:val="24"/>
-        </w:rPr>
+          <w:rFonts w:ascii="Times New Roman" w:eastAsia="Times New Roman" w:hAnsi="Times New Roman" w:cs="Times New Roman"/>
+          <w:i/>
+          <w:sz w:val="20"/>
+        </w:rPr>
+        <w:lastRenderedPageBreak/>
         <w:t>Figure 3: A finished commodity sheet from the aggregated trade dataset.</w:t>
       </w:r>
     </w:p>
     <w:p>
       <w:pPr>
-        <w:spacing w:after="0" w:line="248" w:lineRule="auto"/>
-        <w:ind w:left="55" w:right="934" w:firstLine="421"/>
+        <w:spacing w:after="140" w:line="248" w:lineRule="auto"/>
+        <w:ind w:left="57" w:right="17" w:hanging="2"/>
         <w:jc w:val="both"/>
       </w:pPr>
       <w:r>
@@ -9824,8 +10118,8 @@
     </w:p>
     <w:p>
       <w:pPr>
-        <w:spacing w:after="0" w:line="248" w:lineRule="auto"/>
-        <w:ind w:left="57" w:right="920" w:hanging="2"/>
+        <w:spacing w:after="140" w:line="248" w:lineRule="auto"/>
+        <w:ind w:left="57" w:right="17" w:hanging="2"/>
         <w:jc w:val="both"/>
       </w:pPr>
       <w:r>
@@ -9838,8 +10132,8 @@
     </w:p>
     <w:p>
       <w:pPr>
-        <w:spacing w:after="17" w:line="248" w:lineRule="auto"/>
-        <w:ind w:left="55" w:right="966" w:firstLine="421"/>
+        <w:spacing w:after="140" w:line="248" w:lineRule="auto"/>
+        <w:ind w:left="57" w:right="17" w:hanging="2"/>
         <w:jc w:val="both"/>
       </w:pPr>
       <w:r>
@@ -9852,8 +10146,8 @@
     </w:p>
     <w:p>
       <w:pPr>
-        <w:spacing w:after="211" w:line="248" w:lineRule="auto"/>
-        <w:ind w:left="423" w:right="17" w:hanging="2"/>
+        <w:spacing w:after="140" w:line="248" w:lineRule="auto"/>
+        <w:ind w:left="57" w:right="17" w:hanging="2"/>
         <w:jc w:val="both"/>
       </w:pPr>
       <w:r>
@@ -9888,7 +10182,6 @@
         <w:rPr>
           <w:noProof/>
         </w:rPr>
-        <w:lastRenderedPageBreak/>
         <w:drawing>
           <wp:inline distT="0" distB="0" distL="0" distR="0" wp14:anchorId="7241FBF5" wp14:editId="686BDCEA">
             <wp:extent cx="4871727" cy="2706515"/>
@@ -9926,7 +10219,35 @@
     </w:p>
     <w:p>
       <w:pPr>
-        <w:spacing w:after="624" w:line="248" w:lineRule="auto"/>
+        <w:spacing w:before="40" w:after="200" w:line="240" w:lineRule="auto"/>
+        <w:jc w:val="center"/>
+      </w:pPr>
+      <w:r>
+        <w:rPr>
+          <w:rFonts w:ascii="Times New Roman" w:eastAsia="Times New Roman" w:hAnsi="Times New Roman" w:cs="Times New Roman"/>
+          <w:i/>
+          <w:sz w:val="20"/>
+        </w:rPr>
+        <w:t>Figure 4: Orange/Citrus export value before and after adding the 2017 tariff-code successors for kino.</w:t>
+      </w:r>
+    </w:p>
+    <w:p>
+      <w:pPr>
+        <w:pStyle w:val="Heading1"/>
+      </w:pPr>
+      <w:bookmarkStart w:id="18" w:name="_Toc24439"/>
+      <w:bookmarkStart w:id="19" w:name="_Toc237630237"/>
+      <w:bookmarkStart w:id="20" w:name="_Toc237630279"/>
+      <w:r>
+        <w:t>7   Joining Production and Trade</w:t>
+      </w:r>
+      <w:bookmarkEnd w:id="18"/>
+      <w:bookmarkEnd w:id="19"/>
+      <w:bookmarkEnd w:id="20"/>
+    </w:p>
+    <w:p>
+      <w:pPr>
+        <w:spacing w:after="140" w:line="248" w:lineRule="auto"/>
         <w:ind w:left="57" w:right="17" w:hanging="2"/>
         <w:jc w:val="both"/>
       </w:pPr>
@@ -9935,43 +10256,21 @@
           <w:rFonts w:ascii="Calibri" w:eastAsia="Calibri" w:hAnsi="Calibri" w:cs="Calibri"/>
           <w:sz w:val="24"/>
         </w:rPr>
-        <w:t>Figure 4: Orange/Citrus export value before and after adding the 2017 tariff-code successors for kino.</w:t>
-      </w:r>
-    </w:p>
-    <w:p>
-      <w:pPr>
-        <w:pStyle w:val="Heading1"/>
-        <w:tabs>
-          <w:tab w:val="center" w:pos="3207"/>
-        </w:tabs>
-      </w:pPr>
-      <w:bookmarkStart w:id="6" w:name="_Toc24439"/>
-      <w:r>
-        <w:t>7</w:t>
-      </w:r>
-      <w:r>
-        <w:tab/>
-        <w:t>Joining Production and Trade</w:t>
-      </w:r>
-      <w:bookmarkEnd w:id="6"/>
-    </w:p>
-    <w:p>
-      <w:pPr>
-        <w:spacing w:after="0" w:line="240" w:lineRule="auto"/>
-        <w:ind w:left="61" w:right="767" w:hanging="12"/>
-      </w:pPr>
-      <w:r>
-        <w:rPr>
-          <w:rFonts w:ascii="Calibri" w:eastAsia="Calibri" w:hAnsi="Calibri" w:cs="Calibri"/>
-          <w:sz w:val="24"/>
-        </w:rPr>
-        <w:t>The finished production dataset and the finished trade dataset are joined into one national balance table — production plus imports minus exports — for every FABLE commodity, every year. Two things had to be resolved first. The two datasets identify commodities differently under the hood: production sheets are named after the commodity, while the trade side groups by tariff-code mapping, and joining on the name alone silently dropped five commodities whose names contain a forward slash, a character Excel does not allow in a sheet title. And production is reported by Pakistani fiscal year while trade is reported by calendar year, so each fiscal year was mapped to its first calendar year, matching the convention FAOSTAT itself uses for Pakistani crop years.</w:t>
-      </w:r>
-    </w:p>
-    <w:p>
-      <w:pPr>
-        <w:spacing w:after="17" w:line="248" w:lineRule="auto"/>
-        <w:ind w:left="55" w:right="958" w:firstLine="351"/>
+        <w:t xml:space="preserve">The finished production dataset and the finished trade dataset are joined into one national balance table — production plus imports minus exports — for every FABLE commodity, every year. Two things had to be resolved first. The two datasets identify commodities differently under the hood: production sheets are named after the commodity, while the trade side groups by tariff-code mapping, and joining on the name alone silently dropped five commodities whose names contain a forward slash, a character Excel does not allow in a sheet title. And production is reported by Pakistani fiscal year while trade is </w:t>
+      </w:r>
+      <w:r>
+        <w:rPr>
+          <w:rFonts w:ascii="Calibri" w:eastAsia="Calibri" w:hAnsi="Calibri" w:cs="Calibri"/>
+          <w:sz w:val="24"/>
+        </w:rPr>
+        <w:lastRenderedPageBreak/>
+        <w:t>reported by calendar year, so each fiscal year was mapped to its first calendar year, matching the convention FAOSTAT itself uses for Pakistani crop years.</w:t>
+      </w:r>
+    </w:p>
+    <w:p>
+      <w:pPr>
+        <w:spacing w:after="140" w:line="248" w:lineRule="auto"/>
+        <w:ind w:left="57" w:right="17" w:hanging="2"/>
         <w:jc w:val="both"/>
       </w:pPr>
       <w:r>
@@ -9984,8 +10283,8 @@
     </w:p>
     <w:p>
       <w:pPr>
-        <w:spacing w:after="211" w:line="248" w:lineRule="auto"/>
-        <w:ind w:left="423" w:right="17" w:hanging="2"/>
+        <w:spacing w:after="140" w:line="248" w:lineRule="auto"/>
+        <w:ind w:left="57" w:right="17" w:hanging="2"/>
         <w:jc w:val="both"/>
       </w:pPr>
       <w:r>
@@ -10020,7 +10319,6 @@
         <w:rPr>
           <w:noProof/>
         </w:rPr>
-        <w:lastRenderedPageBreak/>
         <w:drawing>
           <wp:inline distT="0" distB="0" distL="0" distR="0" wp14:anchorId="0D06E10A" wp14:editId="5BF402EA">
             <wp:extent cx="4871848" cy="3530152"/>
@@ -10058,22 +10356,22 @@
     </w:p>
     <w:p>
       <w:pPr>
-        <w:spacing w:after="363" w:line="263" w:lineRule="auto"/>
-        <w:ind w:left="10" w:right="896" w:hanging="10"/>
+        <w:spacing w:before="40" w:after="200" w:line="240" w:lineRule="auto"/>
         <w:jc w:val="center"/>
       </w:pPr>
       <w:r>
         <w:rPr>
-          <w:rFonts w:ascii="Calibri" w:eastAsia="Calibri" w:hAnsi="Calibri" w:cs="Calibri"/>
-          <w:sz w:val="24"/>
+          <w:rFonts w:ascii="Times New Roman" w:eastAsia="Times New Roman" w:hAnsi="Times New Roman" w:cs="Times New Roman"/>
+          <w:i/>
+          <w:sz w:val="20"/>
         </w:rPr>
         <w:t>Figure 5: Wheat’s finished sheet in the joined production–trade balance table.</w:t>
       </w:r>
     </w:p>
     <w:p>
       <w:pPr>
-        <w:spacing w:after="0" w:line="248" w:lineRule="auto"/>
-        <w:ind w:left="55" w:right="966" w:firstLine="360"/>
+        <w:spacing w:after="140" w:line="248" w:lineRule="auto"/>
+        <w:ind w:left="57" w:right="17" w:hanging="2"/>
         <w:jc w:val="both"/>
       </w:pPr>
       <w:r>
@@ -10096,23 +10394,7 @@
           <w:rFonts w:ascii="Calibri" w:eastAsia="Calibri" w:hAnsi="Calibri" w:cs="Calibri"/>
           <w:sz w:val="24"/>
         </w:rPr>
-        <w:t xml:space="preserve">, including the spike in 2008 that reflects real wheat imports during that year’s global food-price </w:t>
-      </w:r>
-      <w:proofErr w:type="gramStart"/>
-      <w:r>
-        <w:rPr>
-          <w:rFonts w:ascii="Calibri" w:eastAsia="Calibri" w:hAnsi="Calibri" w:cs="Calibri"/>
-          <w:sz w:val="24"/>
-        </w:rPr>
-        <w:t>crisis — a</w:t>
-      </w:r>
-      <w:proofErr w:type="gramEnd"/>
-      <w:r>
-        <w:rPr>
-          <w:rFonts w:ascii="Calibri" w:eastAsia="Calibri" w:hAnsi="Calibri" w:cs="Calibri"/>
-          <w:sz w:val="24"/>
-        </w:rPr>
-        <w:t xml:space="preserve"> spike that only appears because of the tariff-code fix described in the previous section; the original, unrevised trade pull had missed almost all of it.</w:t>
+        <w:t>, including the spike in 2008 that reflects real wheat imports during that year’s global food-price crisis — a spike that only appears because of the tariff-code fix described in the previous section; the original, unrevised trade pull had missed almost all of it.</w:t>
       </w:r>
     </w:p>
     <w:p>
@@ -10161,7 +10443,36 @@
     </w:p>
     <w:p>
       <w:pPr>
-        <w:spacing w:after="211" w:line="248" w:lineRule="auto"/>
+        <w:spacing w:before="40" w:after="200" w:line="240" w:lineRule="auto"/>
+        <w:jc w:val="center"/>
+      </w:pPr>
+      <w:r>
+        <w:rPr>
+          <w:rFonts w:ascii="Times New Roman" w:eastAsia="Times New Roman" w:hAnsi="Times New Roman" w:cs="Times New Roman"/>
+          <w:i/>
+          <w:sz w:val="20"/>
+        </w:rPr>
+        <w:lastRenderedPageBreak/>
+        <w:t>Figure 6: Wheat’s national production, import and export series in the final joined dataset.</w:t>
+      </w:r>
+    </w:p>
+    <w:p>
+      <w:pPr>
+        <w:pStyle w:val="Heading1"/>
+      </w:pPr>
+      <w:bookmarkStart w:id="21" w:name="_Toc24440"/>
+      <w:bookmarkStart w:id="22" w:name="_Toc237630238"/>
+      <w:bookmarkStart w:id="23" w:name="_Toc237630280"/>
+      <w:r>
+        <w:t>8   Validating Against FAOSTAT</w:t>
+      </w:r>
+      <w:bookmarkEnd w:id="21"/>
+      <w:bookmarkEnd w:id="22"/>
+      <w:bookmarkEnd w:id="23"/>
+    </w:p>
+    <w:p>
+      <w:pPr>
+        <w:spacing w:after="140" w:line="248" w:lineRule="auto"/>
         <w:ind w:left="57" w:right="17" w:hanging="2"/>
         <w:jc w:val="both"/>
       </w:pPr>
@@ -10170,31 +10481,13 @@
           <w:rFonts w:ascii="Calibri" w:eastAsia="Calibri" w:hAnsi="Calibri" w:cs="Calibri"/>
           <w:sz w:val="24"/>
         </w:rPr>
-        <w:t>Figure 6: Wheat’s national production, import and export series in the final joined dataset.</w:t>
-      </w:r>
-    </w:p>
-    <w:p>
-      <w:pPr>
-        <w:pStyle w:val="Heading1"/>
-        <w:tabs>
-          <w:tab w:val="center" w:pos="3175"/>
-        </w:tabs>
-      </w:pPr>
-      <w:bookmarkStart w:id="7" w:name="_Toc24440"/>
-      <w:r>
-        <w:lastRenderedPageBreak/>
-        <w:t>8</w:t>
-      </w:r>
-      <w:r>
-        <w:tab/>
-        <w:t>Validating Against FAOSTAT</w:t>
-      </w:r>
-      <w:bookmarkEnd w:id="7"/>
-    </w:p>
-    <w:p>
-      <w:pPr>
-        <w:spacing w:after="17" w:line="248" w:lineRule="auto"/>
-        <w:ind w:left="57" w:right="966" w:hanging="2"/>
+        <w:t>The last stage compares the project’s trade figures against FAOSTAT’s published Pakistan trade data, commodity by commodity and year by year, across export and import value and quantity — 7,904 comparable cells in total.</w:t>
+      </w:r>
+    </w:p>
+    <w:p>
+      <w:pPr>
+        <w:spacing w:after="140" w:line="248" w:lineRule="auto"/>
+        <w:ind w:left="57" w:right="17" w:hanging="2"/>
         <w:jc w:val="both"/>
       </w:pPr>
       <w:r>
@@ -10202,20 +10495,6 @@
           <w:rFonts w:ascii="Calibri" w:eastAsia="Calibri" w:hAnsi="Calibri" w:cs="Calibri"/>
           <w:sz w:val="24"/>
         </w:rPr>
-        <w:t>The last stage compares the project’s trade figures against FAOSTAT’s published Pakistan trade data, commodity by commodity and year by year, across export and import value and quantity — 7,904 comparable cells in total.</w:t>
-      </w:r>
-    </w:p>
-    <w:p>
-      <w:pPr>
-        <w:spacing w:after="0" w:line="248" w:lineRule="auto"/>
-        <w:ind w:left="55" w:right="17" w:firstLine="351"/>
-        <w:jc w:val="both"/>
-      </w:pPr>
-      <w:r>
-        <w:rPr>
-          <w:rFonts w:ascii="Calibri" w:eastAsia="Calibri" w:hAnsi="Calibri" w:cs="Calibri"/>
-          <w:sz w:val="24"/>
-        </w:rPr>
         <w:t xml:space="preserve">Figure </w:t>
       </w:r>
       <w:r>
@@ -10231,39 +10510,7 @@
           <w:rFonts w:ascii="Calibri" w:eastAsia="Calibri" w:hAnsi="Calibri" w:cs="Calibri"/>
           <w:sz w:val="24"/>
         </w:rPr>
-        <w:t xml:space="preserve">shows one commodity’s finished validation sheet, with each percentage difference </w:t>
-      </w:r>
-      <w:proofErr w:type="spellStart"/>
-      <w:r>
-        <w:rPr>
-          <w:rFonts w:ascii="Calibri" w:eastAsia="Calibri" w:hAnsi="Calibri" w:cs="Calibri"/>
-          <w:sz w:val="24"/>
-        </w:rPr>
-        <w:t>colour</w:t>
-      </w:r>
-      <w:proofErr w:type="spellEnd"/>
-      <w:r>
-        <w:rPr>
-          <w:rFonts w:ascii="Calibri" w:eastAsia="Calibri" w:hAnsi="Calibri" w:cs="Calibri"/>
-          <w:sz w:val="24"/>
-        </w:rPr>
-        <w:t xml:space="preserve">-coded and a </w:t>
-      </w:r>
-      <w:proofErr w:type="gramStart"/>
-      <w:r>
-        <w:rPr>
-          <w:rFonts w:ascii="Calibri" w:eastAsia="Calibri" w:hAnsi="Calibri" w:cs="Calibri"/>
-          <w:sz w:val="24"/>
-        </w:rPr>
-        <w:t>short written</w:t>
-      </w:r>
-      <w:proofErr w:type="gramEnd"/>
-      <w:r>
-        <w:rPr>
-          <w:rFonts w:ascii="Calibri" w:eastAsia="Calibri" w:hAnsi="Calibri" w:cs="Calibri"/>
-          <w:sz w:val="24"/>
-        </w:rPr>
-        <w:t xml:space="preserve"> note explaining the pattern for that commodity.</w:t>
+        <w:t>shows one commodity’s finished validation sheet, with each percentage difference colour-coded and a short written note explaining the pattern for that commodity.</w:t>
       </w:r>
     </w:p>
     <w:p>
@@ -10312,7 +10559,21 @@
     </w:p>
     <w:p>
       <w:pPr>
-        <w:spacing w:after="355" w:line="248" w:lineRule="auto"/>
+        <w:spacing w:before="40" w:after="200" w:line="240" w:lineRule="auto"/>
+        <w:jc w:val="center"/>
+      </w:pPr>
+      <w:r>
+        <w:rPr>
+          <w:rFonts w:ascii="Times New Roman" w:eastAsia="Times New Roman" w:hAnsi="Times New Roman" w:cs="Times New Roman"/>
+          <w:i/>
+          <w:sz w:val="20"/>
+        </w:rPr>
+        <w:t>Figure 7: Wheat’s finished validation sheet, comparing the project’s trade figures against FAOSTAT year by year.</w:t>
+      </w:r>
+    </w:p>
+    <w:p>
+      <w:pPr>
+        <w:spacing w:after="140" w:line="248" w:lineRule="auto"/>
         <w:ind w:left="57" w:right="17" w:hanging="2"/>
         <w:jc w:val="both"/>
       </w:pPr>
@@ -10321,13 +10582,13 @@
           <w:rFonts w:ascii="Calibri" w:eastAsia="Calibri" w:hAnsi="Calibri" w:cs="Calibri"/>
           <w:sz w:val="24"/>
         </w:rPr>
-        <w:t>Figure 7: Wheat’s finished validation sheet, comparing the project’s trade figures against FAOSTAT year by year.</w:t>
-      </w:r>
-    </w:p>
-    <w:p>
-      <w:pPr>
-        <w:spacing w:after="0" w:line="248" w:lineRule="auto"/>
-        <w:ind w:left="55" w:right="921" w:firstLine="351"/>
+        <w:t>Building this comparison also helped catch mistakes made earlier in the pipeline. Several commodities that looked badly mismatched against FAOSTAT turned out, on closer inspection, to be mapped incorrectly on this project’s own side rather than genuinely different from FAOSTAT’s figures — a reference code pointing at the wrong FAOSTAT item in one case, a comparison against the wrong form of a converted product in another. Correcting these moved several major commodities from mostly disagreeing with FAOSTAT to matching it closely.</w:t>
+      </w:r>
+    </w:p>
+    <w:p>
+      <w:pPr>
+        <w:spacing w:after="140" w:line="248" w:lineRule="auto"/>
+        <w:ind w:left="57" w:right="17" w:hanging="2"/>
         <w:jc w:val="both"/>
       </w:pPr>
       <w:r>
@@ -10335,58 +10596,12 @@
           <w:rFonts w:ascii="Calibri" w:eastAsia="Calibri" w:hAnsi="Calibri" w:cs="Calibri"/>
           <w:sz w:val="24"/>
         </w:rPr>
-        <w:t>Building this comparison also helped catch mistakes made earlier in the pipeline. Several commodities that looked badly mismatched against FAOSTAT turned out, on closer inspection, to be mapped incorrectly on this project’s own side rather than genuinely different from FAOSTAT’s figures — a reference code pointing at the wrong FAOSTAT item in one case, a comparison against the wrong form of a converted product in another. Correcting these moved several major commodities from mostly disagreeing with FAOSTAT to matching it closely.</w:t>
-      </w:r>
-    </w:p>
-    <w:p>
-      <w:pPr>
-        <w:spacing w:after="17" w:line="248" w:lineRule="auto"/>
-        <w:ind w:left="55" w:right="966" w:firstLine="351"/>
-        <w:jc w:val="both"/>
-      </w:pPr>
-      <w:r>
-        <w:rPr>
-          <w:rFonts w:ascii="Calibri" w:eastAsia="Calibri" w:hAnsi="Calibri" w:cs="Calibri"/>
-          <w:sz w:val="24"/>
-        </w:rPr>
-        <w:t xml:space="preserve">After every correction, </w:t>
-      </w:r>
-      <w:proofErr w:type="gramStart"/>
-      <w:r>
-        <w:rPr>
-          <w:rFonts w:ascii="Calibri" w:eastAsia="Calibri" w:hAnsi="Calibri" w:cs="Calibri"/>
-          <w:sz w:val="24"/>
-        </w:rPr>
-        <w:t>a majority of</w:t>
-      </w:r>
-      <w:proofErr w:type="gramEnd"/>
-      <w:r>
-        <w:rPr>
-          <w:rFonts w:ascii="Calibri" w:eastAsia="Calibri" w:hAnsi="Calibri" w:cs="Calibri"/>
-          <w:sz w:val="24"/>
-        </w:rPr>
-        <w:t xml:space="preserve"> comparable cells land within ten percent of FAOSTAT’s own figure. That share is not spread evenly </w:t>
-      </w:r>
-      <w:proofErr w:type="gramStart"/>
-      <w:r>
-        <w:rPr>
-          <w:rFonts w:ascii="Calibri" w:eastAsia="Calibri" w:hAnsi="Calibri" w:cs="Calibri"/>
-          <w:sz w:val="24"/>
-        </w:rPr>
-        <w:t>across</w:t>
-      </w:r>
-      <w:proofErr w:type="gramEnd"/>
-      <w:r>
-        <w:rPr>
-          <w:rFonts w:ascii="Calibri" w:eastAsia="Calibri" w:hAnsi="Calibri" w:cs="Calibri"/>
-          <w:sz w:val="24"/>
-        </w:rPr>
-        <w:t xml:space="preserve"> the years, though, and understanding why turned out to matter. Agreement is low and inconsistent through</w:t>
-      </w:r>
-    </w:p>
-    <w:p>
-      <w:pPr>
-        <w:spacing w:after="211" w:line="248" w:lineRule="auto"/>
+        <w:t>After every correction, a majority of comparable cells land within ten percent of FAOSTAT’s own figure. That share is not spread evenly across the years, though, and understanding why turned out to matter. Agreement is low and inconsistent through</w:t>
+      </w:r>
+    </w:p>
+    <w:p>
+      <w:pPr>
+        <w:spacing w:after="140" w:line="248" w:lineRule="auto"/>
         <w:ind w:left="57" w:right="17" w:hanging="2"/>
         <w:jc w:val="both"/>
       </w:pPr>
@@ -10460,37 +10675,22 @@
     </w:p>
     <w:p>
       <w:pPr>
-        <w:spacing w:after="335" w:line="263" w:lineRule="auto"/>
-        <w:ind w:left="10" w:right="896" w:hanging="10"/>
+        <w:spacing w:before="40" w:after="200" w:line="240" w:lineRule="auto"/>
         <w:jc w:val="center"/>
       </w:pPr>
       <w:r>
         <w:rPr>
-          <w:rFonts w:ascii="Calibri" w:eastAsia="Calibri" w:hAnsi="Calibri" w:cs="Calibri"/>
-          <w:sz w:val="24"/>
-        </w:rPr>
-        <w:t xml:space="preserve">Figure 8: Share of comparable cells matching FAOSTAT within </w:t>
-      </w:r>
-      <w:r>
-        <w:rPr>
-          <w:rFonts w:ascii="Calibri" w:eastAsia="Calibri" w:hAnsi="Calibri" w:cs="Calibri"/>
+          <w:rFonts w:ascii="Times New Roman" w:eastAsia="Times New Roman" w:hAnsi="Times New Roman" w:cs="Times New Roman"/>
           <w:i/>
-          <w:sz w:val="24"/>
-        </w:rPr>
-        <w:t>±</w:t>
-      </w:r>
-      <w:r>
-        <w:rPr>
-          <w:rFonts w:ascii="Calibri" w:eastAsia="Calibri" w:hAnsi="Calibri" w:cs="Calibri"/>
-          <w:sz w:val="24"/>
-        </w:rPr>
-        <w:t>10%, by year.</w:t>
-      </w:r>
-    </w:p>
-    <w:p>
-      <w:pPr>
-        <w:spacing w:after="17" w:line="248" w:lineRule="auto"/>
-        <w:ind w:left="55" w:right="958" w:firstLine="357"/>
+          <w:sz w:val="20"/>
+        </w:rPr>
+        <w:t>Figure 8: Share of comparable cells matching FAOSTAT within ±10%, by year.</w:t>
+      </w:r>
+    </w:p>
+    <w:p>
+      <w:pPr>
+        <w:spacing w:after="140" w:line="248" w:lineRule="auto"/>
+        <w:ind w:left="57" w:right="17" w:hanging="2"/>
         <w:jc w:val="both"/>
       </w:pPr>
       <w:r>
@@ -10503,8 +10703,9 @@
     </w:p>
     <w:p>
       <w:pPr>
-        <w:spacing w:after="0" w:line="240" w:lineRule="auto"/>
-        <w:ind w:left="61" w:right="767" w:hanging="12"/>
+        <w:spacing w:after="140" w:line="248" w:lineRule="auto"/>
+        <w:ind w:left="57" w:right="17" w:hanging="2"/>
+        <w:jc w:val="both"/>
       </w:pPr>
       <w:r>
         <w:rPr>
@@ -10516,8 +10717,8 @@
     </w:p>
     <w:p>
       <w:pPr>
-        <w:spacing w:after="538" w:line="248" w:lineRule="auto"/>
-        <w:ind w:left="55" w:right="966" w:firstLine="351"/>
+        <w:spacing w:after="140" w:line="248" w:lineRule="auto"/>
+        <w:ind w:left="57" w:right="17" w:hanging="2"/>
         <w:jc w:val="both"/>
       </w:pPr>
       <w:r>
@@ -10531,24 +10732,21 @@
     <w:p>
       <w:pPr>
         <w:pStyle w:val="Heading1"/>
-        <w:tabs>
-          <w:tab w:val="center" w:pos="1616"/>
-        </w:tabs>
-      </w:pPr>
-      <w:bookmarkStart w:id="8" w:name="_Toc24441"/>
-      <w:r>
-        <w:t>9</w:t>
-      </w:r>
-      <w:r>
-        <w:tab/>
-        <w:t>Limitations</w:t>
-      </w:r>
-      <w:bookmarkEnd w:id="8"/>
-    </w:p>
-    <w:p>
-      <w:pPr>
-        <w:spacing w:after="540" w:line="248" w:lineRule="auto"/>
-        <w:ind w:left="57" w:right="920" w:hanging="2"/>
+      </w:pPr>
+      <w:bookmarkStart w:id="24" w:name="_Toc24441"/>
+      <w:bookmarkStart w:id="25" w:name="_Toc237630239"/>
+      <w:bookmarkStart w:id="26" w:name="_Toc237630281"/>
+      <w:r>
+        <w:t>9   Limitations</w:t>
+      </w:r>
+      <w:bookmarkEnd w:id="24"/>
+      <w:bookmarkEnd w:id="25"/>
+      <w:bookmarkEnd w:id="26"/>
+    </w:p>
+    <w:p>
+      <w:pPr>
+        <w:spacing w:after="140" w:line="248" w:lineRule="auto"/>
+        <w:ind w:left="57" w:right="17" w:hanging="2"/>
         <w:jc w:val="both"/>
       </w:pPr>
       <w:r>
@@ -10571,899 +10769,203 @@
           <w:rFonts w:ascii="Calibri" w:eastAsia="Calibri" w:hAnsi="Calibri" w:cs="Calibri"/>
           <w:sz w:val="24"/>
         </w:rPr>
-        <w:t xml:space="preserve">, three commodities — cotton seed, butter and ghee, and one citrus sub-category — </w:t>
-      </w:r>
-      <w:r>
-        <w:rPr>
-          <w:rFonts w:ascii="Calibri" w:eastAsia="Calibri" w:hAnsi="Calibri" w:cs="Calibri"/>
-          <w:sz w:val="24"/>
-        </w:rPr>
+        <w:t>, three commodities — cotton seed, butter and ghee, and one citrus sub-category — were initially expected to have usable production data, but turned out, once the actual publications were checked, to have no separate series after all.</w:t>
+      </w:r>
+    </w:p>
+    <w:p>
+      <w:pPr>
+        <w:pStyle w:val="Heading1"/>
+      </w:pPr>
+      <w:bookmarkStart w:id="27" w:name="_Toc24442"/>
+      <w:bookmarkStart w:id="28" w:name="_Toc237630240"/>
+      <w:bookmarkStart w:id="29" w:name="_Toc237630282"/>
+      <w:r>
         <w:lastRenderedPageBreak/>
-        <w:t>were initially expected to have usable production data, but turned out, once the actual publications were checked, to have no separate series after all.</w:t>
+        <w:t>10   Interim Conclusion</w:t>
+      </w:r>
+      <w:bookmarkEnd w:id="27"/>
+      <w:bookmarkEnd w:id="28"/>
+      <w:bookmarkEnd w:id="29"/>
+    </w:p>
+    <w:p>
+      <w:pPr>
+        <w:spacing w:after="140" w:line="248" w:lineRule="auto"/>
+        <w:ind w:left="57" w:right="17" w:hanging="2"/>
+        <w:jc w:val="both"/>
+      </w:pPr>
+      <w:r>
+        <w:rPr>
+          <w:rFonts w:ascii="Calibri" w:eastAsia="Calibri" w:hAnsi="Calibri" w:cs="Calibri"/>
+          <w:sz w:val="24"/>
+        </w:rPr>
+        <w:t>This project set out to give FABLE a Pakistan-specific alternative to its default FAOSTAT inputs, and to understand where and why the two would disagree once that alternative existed. Both parts of that goal were met: a production dataset and a trade dataset covering most of FABLE’s 76 commodities across 25 years, joined into one balance table and checked line by line against FAOSTAT. The more lasting lesson from the process, though, is how many of the biggest findings came down to simply not accepting a plausiblelooking number without checking it first — a zero that turned out to be a retired tariff code, a total dominated by a byproduct rather than the product it claimed to be, a join that silently dropped a fifth of its matches. None of these looked wrong from the outside. That habit of double-checking, more than any single figure in this dataset, is what carries forward into whatever comes next.</w:t>
+      </w:r>
+      <w:r>
+        <w:br w:type="page"/>
       </w:r>
     </w:p>
     <w:p>
       <w:pPr>
         <w:pStyle w:val="Heading1"/>
-        <w:tabs>
-          <w:tab w:val="center" w:pos="1771"/>
-        </w:tabs>
-      </w:pPr>
-      <w:bookmarkStart w:id="9" w:name="_Toc24442"/>
-      <w:r>
-        <w:t>10</w:t>
-      </w:r>
-      <w:r>
-        <w:tab/>
-        <w:t>Conclusion</w:t>
-      </w:r>
-      <w:bookmarkEnd w:id="9"/>
-    </w:p>
-    <w:p>
-      <w:pPr>
-        <w:spacing w:after="211" w:line="248" w:lineRule="auto"/>
-        <w:ind w:left="57" w:right="921" w:hanging="2"/>
+      </w:pPr>
+      <w:bookmarkStart w:id="30" w:name="_Toc237630241"/>
+      <w:bookmarkStart w:id="31" w:name="_Toc237630283"/>
+      <w:r>
+        <w:lastRenderedPageBreak/>
+        <w:t>11   A Five-Year-Average Trade Dataset for the FABLE Calculator</w:t>
+      </w:r>
+      <w:bookmarkEnd w:id="30"/>
+      <w:bookmarkEnd w:id="31"/>
+    </w:p>
+    <w:p>
+      <w:pPr>
+        <w:spacing w:after="140" w:line="248" w:lineRule="auto"/>
+        <w:ind w:left="57" w:right="17" w:hanging="2"/>
         <w:jc w:val="both"/>
-      </w:pPr>
-      <w:r>
-        <w:rPr>
-          <w:rFonts w:ascii="Calibri" w:eastAsia="Calibri" w:hAnsi="Calibri" w:cs="Calibri"/>
-          <w:sz w:val="24"/>
-        </w:rPr>
-        <w:t xml:space="preserve">This project set out to give FABLE a Pakistan-specific alternative to its default FAOSTAT inputs, and to understand where and why the two would disagree once that alternative existed. Both parts of that goal were met: a production dataset and a trade dataset covering most of FABLE’s 76 commodities across 25 years, joined into one balance table and checked line by line against FAOSTAT. The more lasting lesson from the process, though, is how many of the biggest findings came down to simply not accepting a </w:t>
-      </w:r>
-      <w:proofErr w:type="spellStart"/>
-      <w:r>
-        <w:rPr>
-          <w:rFonts w:ascii="Calibri" w:eastAsia="Calibri" w:hAnsi="Calibri" w:cs="Calibri"/>
-          <w:sz w:val="24"/>
-        </w:rPr>
-        <w:t>plausiblelooking</w:t>
-      </w:r>
-      <w:proofErr w:type="spellEnd"/>
-      <w:r>
-        <w:rPr>
-          <w:rFonts w:ascii="Calibri" w:eastAsia="Calibri" w:hAnsi="Calibri" w:cs="Calibri"/>
-          <w:sz w:val="24"/>
-        </w:rPr>
-        <w:t xml:space="preserve"> number without checking it first — a zero that turned out to be a retired tariff code, a total dominated by a byproduct rather than the product it claimed to be, a join that silently dropped a fifth of its matches. None of these looked wrong from </w:t>
-      </w:r>
-      <w:proofErr w:type="gramStart"/>
-      <w:r>
-        <w:rPr>
-          <w:rFonts w:ascii="Calibri" w:eastAsia="Calibri" w:hAnsi="Calibri" w:cs="Calibri"/>
-          <w:sz w:val="24"/>
-        </w:rPr>
-        <w:t>the outside</w:t>
-      </w:r>
-      <w:proofErr w:type="gramEnd"/>
-      <w:r>
-        <w:rPr>
-          <w:rFonts w:ascii="Calibri" w:eastAsia="Calibri" w:hAnsi="Calibri" w:cs="Calibri"/>
-          <w:sz w:val="24"/>
-        </w:rPr>
-        <w:t>. That habit of double-checking, more than any single figure in this dataset, is what carries forward into whatever comes next.</w:t>
-      </w:r>
-      <w:r>
-        <w:br w:type="page"/>
-      </w:r>
-    </w:p>
-    <w:p>
-      <w:pPr>
-        <w:pStyle w:val="Heading3"/>
-        <w:tabs>
-          <w:tab w:val="right" w:pos="10062"/>
-        </w:tabs>
-        <w:spacing w:after="386"/>
-        <w:ind w:left="-15"/>
-      </w:pPr>
-      <w:r>
-        <w:lastRenderedPageBreak/>
-        <w:t>11</w:t>
-      </w:r>
-      <w:r>
-        <w:tab/>
-        <w:t>A Five-Year-Average Trade Dataset for the FABLE Calculator</w:t>
-      </w:r>
-    </w:p>
-    <w:p>
-      <w:pPr>
-        <w:spacing w:after="174"/>
-        <w:ind w:left="65" w:right="2751" w:hanging="10"/>
       </w:pPr>
       <w:r>
         <w:rPr>
           <w:rFonts w:ascii="Times New Roman" w:eastAsia="Times New Roman" w:hAnsi="Times New Roman" w:cs="Times New Roman"/>
           <w:sz w:val="22"/>
         </w:rPr>
-        <w:t xml:space="preserve">The trade dataset described in Section 6 covers the full annual series from UN Comtrade, but FABLE does not calibrate on an annual series. Its historical inputs are anchored to five fixed benchmark years: 2000, 2005, 2010, 2015, and 2020. A separate aggregation step therefore collapsed the annual series into five-year window averages, one </w:t>
-      </w:r>
-      <w:proofErr w:type="spellStart"/>
+        <w:t>The trade dataset described in Section 6 covers the full annual series from UN Comtrade, but FABLE does not calibrate on an annual series. Its historical inputs are anchored to five fixed benchmark years: 2000, 2005, 2010, 2015, and 2020. A separate aggregation step therefore collapsed the annual series into five-year window averages, one centred on each benchmark year, producing the file FABLE Trade FiveYear Averages.</w:t>
+      </w:r>
+    </w:p>
+    <w:p>
+      <w:pPr>
+        <w:spacing w:after="140" w:line="248" w:lineRule="auto"/>
+        <w:ind w:left="57" w:right="17" w:hanging="2"/>
+        <w:jc w:val="both"/>
+      </w:pPr>
       <w:r>
         <w:rPr>
           <w:rFonts w:ascii="Times New Roman" w:eastAsia="Times New Roman" w:hAnsi="Times New Roman" w:cs="Times New Roman"/>
           <w:sz w:val="22"/>
         </w:rPr>
-        <w:t>centred</w:t>
-      </w:r>
-      <w:proofErr w:type="spellEnd"/>
+        <w:t>Each window average is computed only from years for which real reported data exists; no zero-padding is applied when a year within a window is missing. The year 2025 is deliberately excluded from the averages despite appearing in the Comtrade pull, because FABLE treats 2025 as a forward projection rather than a historical calibration anchor. The five-year averaging also dampens the effect of genuine single-year anomalies such as drought-year shortfalls, emergency import spikes, or temporary policy-driven surges that would otherwise distort the calibration baseline.</w:t>
+      </w:r>
+    </w:p>
+    <w:p>
+      <w:pPr>
+        <w:pStyle w:val="Heading1"/>
+      </w:pPr>
+      <w:bookmarkStart w:id="32" w:name="_Toc237630242"/>
+      <w:bookmarkStart w:id="33" w:name="_Toc237630284"/>
+      <w:r>
+        <w:t>12   Integrating the Trade Data into the FABLE Calculator</w:t>
+      </w:r>
+      <w:bookmarkEnd w:id="32"/>
+      <w:bookmarkEnd w:id="33"/>
+    </w:p>
+    <w:p>
+      <w:pPr>
+        <w:pStyle w:val="Heading4"/>
+        <w:ind w:left="-5"/>
+      </w:pPr>
+      <w:r>
+        <w:t>12.1  Unit conversion</w:t>
+      </w:r>
+    </w:p>
+    <w:p>
+      <w:pPr>
+        <w:spacing w:after="140" w:line="248" w:lineRule="auto"/>
+        <w:ind w:left="57" w:right="17" w:hanging="2"/>
+        <w:jc w:val="both"/>
+      </w:pPr>
       <w:r>
         <w:rPr>
           <w:rFonts w:ascii="Times New Roman" w:eastAsia="Times New Roman" w:hAnsi="Times New Roman" w:cs="Times New Roman"/>
           <w:sz w:val="22"/>
         </w:rPr>
-        <w:t xml:space="preserve"> on each benchmark year, producing the file FABLE Trade </w:t>
-      </w:r>
-      <w:proofErr w:type="spellStart"/>
+        <w:t>The five-year-average trade file expresses quantities in million tonnes and values in US dollars, while the FABLE Calculator’s TRADE sheet requires quantities in units of 1,000 tonnes and values in 1,000 USD. Every figure was therefore multiplied by 1,000 for quantities, or divided by 1,000 for values, before being written into the relevant columns: P for exports quantity, Q for imports quantity, D for exports value, and E for imports value. A unit mismatch at this stage would have scaled every trade figure by three orders of magnitude in the wrong direction.</w:t>
+      </w:r>
+    </w:p>
+    <w:p>
+      <w:pPr>
+        <w:pStyle w:val="Heading4"/>
+        <w:ind w:left="-5"/>
+      </w:pPr>
+      <w:r>
+        <w:t>12.2  Commodity mapping and coverage</w:t>
+      </w:r>
+    </w:p>
+    <w:p>
+      <w:pPr>
+        <w:spacing w:after="140" w:line="248" w:lineRule="auto"/>
+        <w:ind w:left="57" w:right="17" w:hanging="2"/>
+        <w:jc w:val="both"/>
+      </w:pPr>
       <w:r>
         <w:rPr>
           <w:rFonts w:ascii="Times New Roman" w:eastAsia="Times New Roman" w:hAnsi="Times New Roman" w:cs="Times New Roman"/>
           <w:sz w:val="22"/>
         </w:rPr>
-        <w:t>FiveYear</w:t>
-      </w:r>
-      <w:proofErr w:type="spellEnd"/>
+        <w:t>Of FABLE’s 76 commodities, 58 were successfully mapped to corresponding rows in the FABLE Calculator’s TRADE sheet. Ten commodities could not be linked because they have no matching product line in the current model structure; connecting them would require adding new rows to the sheet, which is beyond the remit of this project. Eight further commodities matched a FABLE product row but had no real Comtrade data for any of the five benchmark periods, so the model’s default values were left in place for them.</w:t>
+      </w:r>
+    </w:p>
+    <w:p>
+      <w:pPr>
+        <w:pStyle w:val="Heading4"/>
+        <w:ind w:left="-5"/>
+      </w:pPr>
+      <w:r>
+        <w:t>12.3  The critical formula disconnection</w:t>
+      </w:r>
+    </w:p>
+    <w:p>
+      <w:pPr>
+        <w:spacing w:after="140" w:line="248" w:lineRule="auto"/>
+        <w:ind w:left="57" w:right="17" w:hanging="2"/>
+        <w:jc w:val="both"/>
+      </w:pPr>
       <w:r>
         <w:rPr>
           <w:rFonts w:ascii="Times New Roman" w:eastAsia="Times New Roman" w:hAnsi="Times New Roman" w:cs="Times New Roman"/>
           <w:sz w:val="22"/>
         </w:rPr>
-        <w:t xml:space="preserve"> Averages.</w:t>
-      </w:r>
-    </w:p>
-    <w:p>
-      <w:pPr>
-        <w:spacing w:after="233"/>
-        <w:ind w:left="65" w:right="2851" w:hanging="10"/>
+        <w:t>The EXPORTS and IMPORTS columns in the model’s core balance table are located in the 1_data_demand sheet, under the prod_balance table, in columns V and W — the cells that ultimately feed FABLE’s TRADE sheet results. Integrating the five-year-average figures into these cells required resolving two technical problems, discovered only during the integration process itself, affecting two groups of cells in the Pakistan workbook examined, designated UP49 and UP51. In UP49, the formulas were pointing to a dead external SharePoint file reference that resolved to nothing. In UP51, the cells contained hardcoded, static numbers from some earlier data pull, carrying values that were disconnected from the FAO product code sheet entirely. In both cases the practical effect was identical: any update to the FAO product code sheet, however carefully executed, would never propagate through to the TRADE results that the model actually reports.</w:t>
+      </w:r>
+    </w:p>
+    <w:p>
+      <w:pPr>
+        <w:spacing w:after="140" w:line="248" w:lineRule="auto"/>
+        <w:ind w:left="57" w:right="17" w:hanging="2"/>
+        <w:jc w:val="both"/>
       </w:pPr>
       <w:r>
         <w:rPr>
           <w:rFonts w:ascii="Times New Roman" w:eastAsia="Times New Roman" w:hAnsi="Times New Roman" w:cs="Times New Roman"/>
           <w:sz w:val="22"/>
         </w:rPr>
-        <w:t>Each window average is computed only from years for which real reported data exists; no zero-padding is applied when a year within a window is missing. The year 2025 is deliberately excluded from the averages despite appearing in the Comtrade pull, because FABLE treats 2025 as a forward projection rather than a historical calibration anchor. The five-year averaging also dampens the effect of genuine single-year anomalies such as drought-year shortfalls, emergency import spikes, or temporary policy-driven surges that would otherwise distort the calibration baseline.</w:t>
-      </w:r>
-    </w:p>
-    <w:p>
-      <w:pPr>
-        <w:pStyle w:val="Heading4"/>
-        <w:ind w:left="-5"/>
-      </w:pPr>
-      <w:proofErr w:type="gramStart"/>
-      <w:r>
-        <w:t>12.3</w:t>
-      </w:r>
-      <w:r>
-        <w:rPr>
-          <w:sz w:val="34"/>
-        </w:rPr>
-        <w:t>12</w:t>
-      </w:r>
-      <w:r>
-        <w:t>12  The</w:t>
-      </w:r>
-      <w:proofErr w:type="gramEnd"/>
-      <w:r>
-        <w:t xml:space="preserve"> critical formula </w:t>
-      </w:r>
-      <w:proofErr w:type="spellStart"/>
-      <w:r>
-        <w:t>disconnectionUnit</w:t>
-      </w:r>
-      <w:proofErr w:type="spellEnd"/>
-      <w:r>
-        <w:t xml:space="preserve"> </w:t>
-      </w:r>
-      <w:proofErr w:type="spellStart"/>
-      <w:r>
-        <w:t>conversionCommodity</w:t>
-      </w:r>
-      <w:proofErr w:type="spellEnd"/>
-      <w:r>
-        <w:t xml:space="preserve"> mapping and </w:t>
-      </w:r>
-      <w:proofErr w:type="spellStart"/>
-      <w:r>
-        <w:t>coverage</w:t>
-      </w:r>
-      <w:r>
-        <w:rPr>
-          <w:sz w:val="34"/>
-        </w:rPr>
-        <w:t>Integrating</w:t>
-      </w:r>
-      <w:proofErr w:type="spellEnd"/>
-      <w:r>
-        <w:rPr>
-          <w:sz w:val="34"/>
-        </w:rPr>
-        <w:t xml:space="preserve"> the Trade Data into the FABLE Calculator</w:t>
-      </w:r>
-    </w:p>
-    <w:p>
-      <w:pPr>
-        <w:spacing w:after="4"/>
-        <w:ind w:left="65" w:right="1296" w:hanging="10"/>
-      </w:pPr>
-      <w:r>
-        <w:rPr>
-          <w:rFonts w:ascii="Times New Roman" w:eastAsia="Times New Roman" w:hAnsi="Times New Roman" w:cs="Times New Roman"/>
-          <w:sz w:val="22"/>
-        </w:rPr>
-        <w:t xml:space="preserve">Of FABLE's 76The EXPORTS and IMPORTS columns in the model's core balance table, located </w:t>
-      </w:r>
-      <w:proofErr w:type="spellStart"/>
-      <w:r>
-        <w:rPr>
-          <w:rFonts w:ascii="Times New Roman" w:eastAsia="Times New Roman" w:hAnsi="Times New Roman" w:cs="Times New Roman"/>
-          <w:sz w:val="22"/>
-        </w:rPr>
-        <w:t>infive</w:t>
-      </w:r>
-      <w:proofErr w:type="spellEnd"/>
-      <w:r>
-        <w:rPr>
-          <w:rFonts w:ascii="Times New Roman" w:eastAsia="Times New Roman" w:hAnsi="Times New Roman" w:cs="Times New Roman"/>
-          <w:sz w:val="22"/>
-        </w:rPr>
-        <w:t xml:space="preserve">-year-average source file </w:t>
-      </w:r>
-      <w:proofErr w:type="spellStart"/>
-      <w:r>
-        <w:rPr>
-          <w:rFonts w:ascii="Times New Roman" w:eastAsia="Times New Roman" w:hAnsi="Times New Roman" w:cs="Times New Roman"/>
-          <w:sz w:val="22"/>
-        </w:rPr>
-        <w:t>exprecommodities</w:t>
-      </w:r>
-      <w:proofErr w:type="spellEnd"/>
-      <w:r>
-        <w:rPr>
-          <w:rFonts w:ascii="Times New Roman" w:eastAsia="Times New Roman" w:hAnsi="Times New Roman" w:cs="Times New Roman"/>
-          <w:sz w:val="22"/>
-        </w:rPr>
-        <w:t xml:space="preserve">, 58 were successfully </w:t>
-      </w:r>
-      <w:proofErr w:type="spellStart"/>
-      <w:r>
-        <w:rPr>
-          <w:rFonts w:ascii="Times New Roman" w:eastAsia="Times New Roman" w:hAnsi="Times New Roman" w:cs="Times New Roman"/>
-          <w:sz w:val="22"/>
-        </w:rPr>
-        <w:t>mappedses</w:t>
-      </w:r>
-      <w:proofErr w:type="spellEnd"/>
-      <w:r>
-        <w:rPr>
-          <w:rFonts w:ascii="Times New Roman" w:eastAsia="Times New Roman" w:hAnsi="Times New Roman" w:cs="Times New Roman"/>
-          <w:sz w:val="22"/>
-        </w:rPr>
-        <w:t xml:space="preserve"> </w:t>
-      </w:r>
-      <w:proofErr w:type="spellStart"/>
-      <w:r>
-        <w:rPr>
-          <w:rFonts w:ascii="Times New Roman" w:eastAsia="Times New Roman" w:hAnsi="Times New Roman" w:cs="Times New Roman"/>
-          <w:sz w:val="22"/>
-        </w:rPr>
-        <w:t>quantiti</w:t>
-      </w:r>
-      <w:proofErr w:type="spellEnd"/>
-      <w:r>
-        <w:rPr>
-          <w:rFonts w:ascii="Times New Roman" w:eastAsia="Times New Roman" w:hAnsi="Times New Roman" w:cs="Times New Roman"/>
-          <w:sz w:val="22"/>
-        </w:rPr>
-        <w:t xml:space="preserve"> s in million tonnes </w:t>
-      </w:r>
-      <w:proofErr w:type="spellStart"/>
-      <w:r>
-        <w:rPr>
-          <w:rFonts w:ascii="Times New Roman" w:eastAsia="Times New Roman" w:hAnsi="Times New Roman" w:cs="Times New Roman"/>
-          <w:sz w:val="22"/>
-        </w:rPr>
-        <w:t>andto</w:t>
-      </w:r>
-      <w:proofErr w:type="spellEnd"/>
-      <w:r>
-        <w:rPr>
-          <w:rFonts w:ascii="Times New Roman" w:eastAsia="Times New Roman" w:hAnsi="Times New Roman" w:cs="Times New Roman"/>
-          <w:sz w:val="22"/>
-        </w:rPr>
-        <w:t xml:space="preserve"> </w:t>
-      </w:r>
-      <w:proofErr w:type="spellStart"/>
-      <w:r>
-        <w:rPr>
-          <w:rFonts w:ascii="Times New Roman" w:eastAsia="Times New Roman" w:hAnsi="Times New Roman" w:cs="Times New Roman"/>
-          <w:sz w:val="22"/>
-        </w:rPr>
-        <w:t>corr</w:t>
-      </w:r>
-      <w:proofErr w:type="spellEnd"/>
-      <w:r>
-        <w:rPr>
-          <w:rFonts w:ascii="Times New Roman" w:eastAsia="Times New Roman" w:hAnsi="Times New Roman" w:cs="Times New Roman"/>
-          <w:sz w:val="22"/>
-        </w:rPr>
-        <w:t xml:space="preserve"> </w:t>
-      </w:r>
-      <w:proofErr w:type="spellStart"/>
-      <w:r>
-        <w:rPr>
-          <w:rFonts w:ascii="Times New Roman" w:eastAsia="Times New Roman" w:hAnsi="Times New Roman" w:cs="Times New Roman"/>
-          <w:sz w:val="22"/>
-        </w:rPr>
-        <w:t>sponding</w:t>
-      </w:r>
-      <w:proofErr w:type="spellEnd"/>
-      <w:r>
-        <w:rPr>
-          <w:rFonts w:ascii="Times New Roman" w:eastAsia="Times New Roman" w:hAnsi="Times New Roman" w:cs="Times New Roman"/>
-          <w:sz w:val="22"/>
-        </w:rPr>
-        <w:t xml:space="preserve"> rows</w:t>
-      </w:r>
-    </w:p>
-    <w:p>
-      <w:pPr>
-        <w:spacing w:after="54"/>
-        <w:ind w:left="65" w:right="1296" w:hanging="10"/>
-      </w:pPr>
-      <w:r>
-        <w:rPr>
-          <w:rFonts w:ascii="Times New Roman" w:eastAsia="Times New Roman" w:hAnsi="Times New Roman" w:cs="Times New Roman"/>
-          <w:sz w:val="22"/>
-        </w:rPr>
-        <w:t xml:space="preserve">in the FABLE Calculator's FAO prod </w:t>
-      </w:r>
-      <w:proofErr w:type="spellStart"/>
-      <w:r>
-        <w:rPr>
-          <w:rFonts w:ascii="Times New Roman" w:eastAsia="Times New Roman" w:hAnsi="Times New Roman" w:cs="Times New Roman"/>
-          <w:sz w:val="22"/>
-        </w:rPr>
-        <w:t>cvalues</w:t>
-      </w:r>
-      <w:proofErr w:type="spellEnd"/>
-      <w:r>
-        <w:rPr>
-          <w:rFonts w:ascii="Times New Roman" w:eastAsia="Times New Roman" w:hAnsi="Times New Roman" w:cs="Times New Roman"/>
-          <w:sz w:val="22"/>
-        </w:rPr>
-        <w:t xml:space="preserve"> in US dollars. The FAO prod c sheet works </w:t>
-      </w:r>
-      <w:proofErr w:type="spellStart"/>
-      <w:proofErr w:type="gramStart"/>
-      <w:r>
-        <w:rPr>
-          <w:rFonts w:ascii="Times New Roman" w:eastAsia="Times New Roman" w:hAnsi="Times New Roman" w:cs="Times New Roman"/>
-          <w:sz w:val="22"/>
-        </w:rPr>
-        <w:t>inthe</w:t>
-      </w:r>
-      <w:proofErr w:type="spellEnd"/>
-      <w:proofErr w:type="gramEnd"/>
-      <w:r>
-        <w:rPr>
-          <w:rFonts w:ascii="Times New Roman" w:eastAsia="Times New Roman" w:hAnsi="Times New Roman" w:cs="Times New Roman"/>
-          <w:sz w:val="22"/>
-        </w:rPr>
-        <w:t xml:space="preserve"> 1 data demand sheet under the prod balance table in columns V and W, </w:t>
-      </w:r>
-      <w:proofErr w:type="spellStart"/>
-      <w:r>
-        <w:rPr>
-          <w:rFonts w:ascii="Times New Roman" w:eastAsia="Times New Roman" w:hAnsi="Times New Roman" w:cs="Times New Roman"/>
-          <w:sz w:val="22"/>
-        </w:rPr>
-        <w:t>areFeeding</w:t>
-      </w:r>
-      <w:proofErr w:type="spellEnd"/>
-      <w:r>
-        <w:rPr>
-          <w:rFonts w:ascii="Times New Roman" w:eastAsia="Times New Roman" w:hAnsi="Times New Roman" w:cs="Times New Roman"/>
-          <w:sz w:val="22"/>
-        </w:rPr>
-        <w:t xml:space="preserve"> the five-year-average figures into the FABLE Calculator </w:t>
-      </w:r>
-      <w:proofErr w:type="spellStart"/>
-      <w:r>
-        <w:rPr>
-          <w:rFonts w:ascii="Times New Roman" w:eastAsia="Times New Roman" w:hAnsi="Times New Roman" w:cs="Times New Roman"/>
-          <w:sz w:val="22"/>
-        </w:rPr>
-        <w:t>workbooksheet</w:t>
-      </w:r>
-      <w:proofErr w:type="spellEnd"/>
-      <w:r>
-        <w:rPr>
-          <w:rFonts w:ascii="Times New Roman" w:eastAsia="Times New Roman" w:hAnsi="Times New Roman" w:cs="Times New Roman"/>
-          <w:sz w:val="22"/>
-        </w:rPr>
-        <w:t xml:space="preserve"> and updated with </w:t>
-      </w:r>
-      <w:proofErr w:type="spellStart"/>
-      <w:r>
-        <w:rPr>
-          <w:rFonts w:ascii="Times New Roman" w:eastAsia="Times New Roman" w:hAnsi="Times New Roman" w:cs="Times New Roman"/>
-          <w:sz w:val="22"/>
-        </w:rPr>
-        <w:t>realunits</w:t>
-      </w:r>
-      <w:proofErr w:type="spellEnd"/>
-      <w:r>
-        <w:rPr>
-          <w:rFonts w:ascii="Times New Roman" w:eastAsia="Times New Roman" w:hAnsi="Times New Roman" w:cs="Times New Roman"/>
-          <w:sz w:val="22"/>
-        </w:rPr>
-        <w:t xml:space="preserve"> of 1,000 tonnes for</w:t>
-      </w:r>
-    </w:p>
-    <w:p>
-      <w:pPr>
-        <w:spacing w:after="43"/>
-        <w:ind w:left="65" w:right="2340" w:hanging="10"/>
-      </w:pPr>
-      <w:proofErr w:type="spellStart"/>
-      <w:r>
-        <w:rPr>
-          <w:rFonts w:ascii="Times New Roman" w:eastAsia="Times New Roman" w:hAnsi="Times New Roman" w:cs="Times New Roman"/>
-          <w:sz w:val="22"/>
-        </w:rPr>
-        <w:t>Comthe</w:t>
-      </w:r>
-      <w:proofErr w:type="spellEnd"/>
-      <w:r>
-        <w:rPr>
-          <w:rFonts w:ascii="Times New Roman" w:eastAsia="Times New Roman" w:hAnsi="Times New Roman" w:cs="Times New Roman"/>
-          <w:sz w:val="22"/>
-        </w:rPr>
-        <w:t xml:space="preserve"> cells that ultimately feed FABLE's TRADE sheet results. In both </w:t>
-      </w:r>
-      <w:proofErr w:type="spellStart"/>
-      <w:r>
-        <w:rPr>
-          <w:rFonts w:ascii="Times New Roman" w:eastAsia="Times New Roman" w:hAnsi="Times New Roman" w:cs="Times New Roman"/>
-          <w:sz w:val="22"/>
-        </w:rPr>
-        <w:t>versionsquantities</w:t>
-      </w:r>
-      <w:proofErr w:type="spellEnd"/>
-      <w:r>
-        <w:rPr>
-          <w:rFonts w:ascii="Times New Roman" w:eastAsia="Times New Roman" w:hAnsi="Times New Roman" w:cs="Times New Roman"/>
-          <w:sz w:val="22"/>
-        </w:rPr>
-        <w:t xml:space="preserve"> and 1,000 USD for values. Every figure was therefore multiplied </w:t>
-      </w:r>
-      <w:proofErr w:type="spellStart"/>
-      <w:proofErr w:type="gramStart"/>
-      <w:r>
-        <w:rPr>
-          <w:rFonts w:ascii="Times New Roman" w:eastAsia="Times New Roman" w:hAnsi="Times New Roman" w:cs="Times New Roman"/>
-          <w:sz w:val="22"/>
-        </w:rPr>
-        <w:t>byrequired</w:t>
-      </w:r>
-      <w:proofErr w:type="spellEnd"/>
-      <w:proofErr w:type="gramEnd"/>
-      <w:r>
-        <w:rPr>
-          <w:rFonts w:ascii="Times New Roman" w:eastAsia="Times New Roman" w:hAnsi="Times New Roman" w:cs="Times New Roman"/>
-          <w:sz w:val="22"/>
-        </w:rPr>
-        <w:t xml:space="preserve"> </w:t>
-      </w:r>
-      <w:proofErr w:type="gramStart"/>
-      <w:r>
-        <w:rPr>
-          <w:rFonts w:ascii="Times New Roman" w:eastAsia="Times New Roman" w:hAnsi="Times New Roman" w:cs="Times New Roman"/>
-          <w:sz w:val="22"/>
-        </w:rPr>
-        <w:t>resolving</w:t>
-      </w:r>
-      <w:proofErr w:type="gramEnd"/>
-      <w:r>
-        <w:rPr>
-          <w:rFonts w:ascii="Times New Roman" w:eastAsia="Times New Roman" w:hAnsi="Times New Roman" w:cs="Times New Roman"/>
-          <w:sz w:val="22"/>
-        </w:rPr>
-        <w:t xml:space="preserve"> two technical problems discovered only during </w:t>
-      </w:r>
-      <w:proofErr w:type="spellStart"/>
-      <w:r>
-        <w:rPr>
-          <w:rFonts w:ascii="Times New Roman" w:eastAsia="Times New Roman" w:hAnsi="Times New Roman" w:cs="Times New Roman"/>
-          <w:sz w:val="22"/>
-        </w:rPr>
-        <w:t>therade</w:t>
-      </w:r>
-      <w:proofErr w:type="spellEnd"/>
-      <w:r>
-        <w:rPr>
-          <w:rFonts w:ascii="Times New Roman" w:eastAsia="Times New Roman" w:hAnsi="Times New Roman" w:cs="Times New Roman"/>
-          <w:sz w:val="22"/>
-        </w:rPr>
-        <w:t xml:space="preserve">-based figures. Ten </w:t>
-      </w:r>
-      <w:proofErr w:type="spellStart"/>
-      <w:r>
-        <w:rPr>
-          <w:rFonts w:ascii="Times New Roman" w:eastAsia="Times New Roman" w:hAnsi="Times New Roman" w:cs="Times New Roman"/>
-          <w:sz w:val="22"/>
-        </w:rPr>
-        <w:t>commoditi</w:t>
-      </w:r>
-      <w:proofErr w:type="spellEnd"/>
-      <w:r>
-        <w:rPr>
-          <w:rFonts w:ascii="Times New Roman" w:eastAsia="Times New Roman" w:hAnsi="Times New Roman" w:cs="Times New Roman"/>
-          <w:sz w:val="22"/>
-        </w:rPr>
-        <w:t xml:space="preserve"> s could not </w:t>
-      </w:r>
-      <w:proofErr w:type="spellStart"/>
-      <w:r>
-        <w:rPr>
-          <w:rFonts w:ascii="Times New Roman" w:eastAsia="Times New Roman" w:hAnsi="Times New Roman" w:cs="Times New Roman"/>
-          <w:sz w:val="22"/>
-        </w:rPr>
-        <w:t>b</w:t>
-      </w:r>
-      <w:proofErr w:type="spellEnd"/>
-      <w:r>
-        <w:rPr>
-          <w:rFonts w:ascii="Times New Roman" w:eastAsia="Times New Roman" w:hAnsi="Times New Roman" w:cs="Times New Roman"/>
-          <w:sz w:val="22"/>
-        </w:rPr>
-        <w:t xml:space="preserve"> linked because they have 1,000no matching product line in the current model structure; connecting </w:t>
-      </w:r>
-      <w:proofErr w:type="spellStart"/>
-      <w:r>
-        <w:rPr>
-          <w:rFonts w:ascii="Times New Roman" w:eastAsia="Times New Roman" w:hAnsi="Times New Roman" w:cs="Times New Roman"/>
-          <w:sz w:val="22"/>
-        </w:rPr>
-        <w:t>thof</w:t>
-      </w:r>
-      <w:proofErr w:type="spellEnd"/>
-      <w:r>
-        <w:rPr>
-          <w:rFonts w:ascii="Times New Roman" w:eastAsia="Times New Roman" w:hAnsi="Times New Roman" w:cs="Times New Roman"/>
-          <w:sz w:val="22"/>
-        </w:rPr>
-        <w:t xml:space="preserve"> the Pakistan workbook examined, designated UP49 and UP51, these cells </w:t>
-      </w:r>
-      <w:proofErr w:type="spellStart"/>
-      <w:r>
-        <w:rPr>
-          <w:rFonts w:ascii="Times New Roman" w:eastAsia="Times New Roman" w:hAnsi="Times New Roman" w:cs="Times New Roman"/>
-          <w:sz w:val="22"/>
-        </w:rPr>
-        <w:t>wereintegration</w:t>
-      </w:r>
-      <w:proofErr w:type="spellEnd"/>
-      <w:r>
-        <w:rPr>
-          <w:rFonts w:ascii="Times New Roman" w:eastAsia="Times New Roman" w:hAnsi="Times New Roman" w:cs="Times New Roman"/>
-          <w:sz w:val="22"/>
-        </w:rPr>
-        <w:t xml:space="preserve"> process itself. Both would have caused the new data to have </w:t>
-      </w:r>
-      <w:proofErr w:type="spellStart"/>
-      <w:r>
-        <w:rPr>
-          <w:rFonts w:ascii="Times New Roman" w:eastAsia="Times New Roman" w:hAnsi="Times New Roman" w:cs="Times New Roman"/>
-          <w:sz w:val="22"/>
-        </w:rPr>
-        <w:t>nofor</w:t>
-      </w:r>
-      <w:proofErr w:type="spellEnd"/>
-      <w:r>
-        <w:rPr>
-          <w:rFonts w:ascii="Times New Roman" w:eastAsia="Times New Roman" w:hAnsi="Times New Roman" w:cs="Times New Roman"/>
-          <w:sz w:val="22"/>
-        </w:rPr>
-        <w:t xml:space="preserve"> quantities, or divided by 1 000 for values, before being </w:t>
-      </w:r>
-      <w:proofErr w:type="spellStart"/>
-      <w:r>
-        <w:rPr>
-          <w:rFonts w:ascii="Times New Roman" w:eastAsia="Times New Roman" w:hAnsi="Times New Roman" w:cs="Times New Roman"/>
-          <w:sz w:val="22"/>
-        </w:rPr>
-        <w:t>writt</w:t>
-      </w:r>
-      <w:proofErr w:type="spellEnd"/>
-      <w:r>
-        <w:rPr>
-          <w:rFonts w:ascii="Times New Roman" w:eastAsia="Times New Roman" w:hAnsi="Times New Roman" w:cs="Times New Roman"/>
-          <w:sz w:val="22"/>
-        </w:rPr>
-        <w:t xml:space="preserve"> nm would require adding </w:t>
-      </w:r>
-      <w:proofErr w:type="spellStart"/>
-      <w:r>
-        <w:rPr>
-          <w:rFonts w:ascii="Times New Roman" w:eastAsia="Times New Roman" w:hAnsi="Times New Roman" w:cs="Times New Roman"/>
-          <w:sz w:val="22"/>
-        </w:rPr>
-        <w:t>newnot</w:t>
-      </w:r>
-      <w:proofErr w:type="spellEnd"/>
-      <w:r>
-        <w:rPr>
-          <w:rFonts w:ascii="Times New Roman" w:eastAsia="Times New Roman" w:hAnsi="Times New Roman" w:cs="Times New Roman"/>
-          <w:sz w:val="22"/>
-        </w:rPr>
-        <w:t xml:space="preserve"> reading from FAO prod c at </w:t>
-      </w:r>
-      <w:proofErr w:type="spellStart"/>
-      <w:proofErr w:type="gramStart"/>
-      <w:r>
-        <w:rPr>
-          <w:rFonts w:ascii="Times New Roman" w:eastAsia="Times New Roman" w:hAnsi="Times New Roman" w:cs="Times New Roman"/>
-          <w:sz w:val="22"/>
-        </w:rPr>
-        <w:t>all.into</w:t>
-      </w:r>
-      <w:proofErr w:type="spellEnd"/>
-      <w:proofErr w:type="gramEnd"/>
-      <w:r>
-        <w:rPr>
-          <w:rFonts w:ascii="Times New Roman" w:eastAsia="Times New Roman" w:hAnsi="Times New Roman" w:cs="Times New Roman"/>
-          <w:sz w:val="22"/>
-        </w:rPr>
-        <w:t xml:space="preserve"> the relevant columns: P for exports quantity, Q for imports quantity, </w:t>
-      </w:r>
-      <w:proofErr w:type="spellStart"/>
-      <w:r>
-        <w:rPr>
-          <w:rFonts w:ascii="Times New Roman" w:eastAsia="Times New Roman" w:hAnsi="Times New Roman" w:cs="Times New Roman"/>
-          <w:sz w:val="22"/>
-        </w:rPr>
-        <w:t>Deffect</w:t>
-      </w:r>
-      <w:proofErr w:type="spellEnd"/>
-      <w:r>
-        <w:rPr>
-          <w:rFonts w:ascii="Times New Roman" w:eastAsia="Times New Roman" w:hAnsi="Times New Roman" w:cs="Times New Roman"/>
-          <w:sz w:val="22"/>
-        </w:rPr>
-        <w:t xml:space="preserve"> on the model's outputs even if every figure had been written </w:t>
-      </w:r>
-      <w:proofErr w:type="spellStart"/>
-      <w:r>
-        <w:rPr>
-          <w:rFonts w:ascii="Times New Roman" w:eastAsia="Times New Roman" w:hAnsi="Times New Roman" w:cs="Times New Roman"/>
-          <w:sz w:val="22"/>
-        </w:rPr>
-        <w:t>correctlyrows</w:t>
-      </w:r>
-      <w:proofErr w:type="spellEnd"/>
-      <w:r>
-        <w:rPr>
-          <w:rFonts w:ascii="Times New Roman" w:eastAsia="Times New Roman" w:hAnsi="Times New Roman" w:cs="Times New Roman"/>
-          <w:sz w:val="22"/>
-        </w:rPr>
-        <w:t xml:space="preserve"> to the </w:t>
-      </w:r>
-      <w:proofErr w:type="spellStart"/>
-      <w:r>
-        <w:rPr>
-          <w:rFonts w:ascii="Times New Roman" w:eastAsia="Times New Roman" w:hAnsi="Times New Roman" w:cs="Times New Roman"/>
-          <w:sz w:val="22"/>
-        </w:rPr>
-        <w:t>heet</w:t>
-      </w:r>
-      <w:proofErr w:type="spellEnd"/>
-      <w:r>
-        <w:rPr>
-          <w:rFonts w:ascii="Times New Roman" w:eastAsia="Times New Roman" w:hAnsi="Times New Roman" w:cs="Times New Roman"/>
-          <w:sz w:val="22"/>
-        </w:rPr>
-        <w:t xml:space="preserve">, which is beyond the rem of this project. Eight further commodities matched a FABLE </w:t>
-      </w:r>
-      <w:proofErr w:type="spellStart"/>
-      <w:r>
-        <w:rPr>
-          <w:rFonts w:ascii="Times New Roman" w:eastAsia="Times New Roman" w:hAnsi="Times New Roman" w:cs="Times New Roman"/>
-          <w:sz w:val="22"/>
-        </w:rPr>
-        <w:t>producfor</w:t>
-      </w:r>
-      <w:proofErr w:type="spellEnd"/>
-      <w:r>
-        <w:rPr>
-          <w:rFonts w:ascii="Times New Roman" w:eastAsia="Times New Roman" w:hAnsi="Times New Roman" w:cs="Times New Roman"/>
-          <w:sz w:val="22"/>
-        </w:rPr>
-        <w:t xml:space="preserve"> exports value, and E for imports value. A unit mismatch at this </w:t>
-      </w:r>
-      <w:proofErr w:type="spellStart"/>
-      <w:proofErr w:type="gramStart"/>
-      <w:r>
-        <w:rPr>
-          <w:rFonts w:ascii="Times New Roman" w:eastAsia="Times New Roman" w:hAnsi="Times New Roman" w:cs="Times New Roman"/>
-          <w:sz w:val="22"/>
-        </w:rPr>
-        <w:t>stageinto</w:t>
-      </w:r>
-      <w:proofErr w:type="spellEnd"/>
-      <w:proofErr w:type="gramEnd"/>
-      <w:r>
-        <w:rPr>
-          <w:rFonts w:ascii="Times New Roman" w:eastAsia="Times New Roman" w:hAnsi="Times New Roman" w:cs="Times New Roman"/>
-          <w:sz w:val="22"/>
-        </w:rPr>
-        <w:t xml:space="preserve"> the right cells.</w:t>
-      </w:r>
-      <w:r>
-        <w:rPr>
-          <w:rFonts w:ascii="Times New Roman" w:eastAsia="Times New Roman" w:hAnsi="Times New Roman" w:cs="Times New Roman"/>
-          <w:sz w:val="22"/>
-        </w:rPr>
-        <w:tab/>
-        <w:t>row but had no</w:t>
-      </w:r>
-    </w:p>
-    <w:p>
-      <w:pPr>
-        <w:spacing w:after="4"/>
-        <w:ind w:left="65" w:right="1296" w:hanging="10"/>
-      </w:pPr>
-      <w:r>
-        <w:rPr>
-          <w:rFonts w:ascii="Times New Roman" w:eastAsia="Times New Roman" w:hAnsi="Times New Roman" w:cs="Times New Roman"/>
-          <w:sz w:val="22"/>
-        </w:rPr>
-        <w:t>In UP49, the formulas were pointing to a dead external SharePoint file</w:t>
-      </w:r>
-    </w:p>
-    <w:p>
-      <w:pPr>
-        <w:spacing w:after="4"/>
-        <w:ind w:left="65" w:right="1296" w:hanging="10"/>
-      </w:pPr>
-      <w:r>
-        <w:rPr>
-          <w:rFonts w:ascii="Times New Roman" w:eastAsia="Times New Roman" w:hAnsi="Times New Roman" w:cs="Times New Roman"/>
-          <w:sz w:val="22"/>
-        </w:rPr>
-        <w:t xml:space="preserve">real Comtrade data for any of the five </w:t>
-      </w:r>
-      <w:proofErr w:type="spellStart"/>
-      <w:r>
-        <w:rPr>
-          <w:rFonts w:ascii="Times New Roman" w:eastAsia="Times New Roman" w:hAnsi="Times New Roman" w:cs="Times New Roman"/>
-          <w:sz w:val="22"/>
-        </w:rPr>
-        <w:t>benchmawould</w:t>
-      </w:r>
-      <w:proofErr w:type="spellEnd"/>
-      <w:r>
-        <w:rPr>
-          <w:rFonts w:ascii="Times New Roman" w:eastAsia="Times New Roman" w:hAnsi="Times New Roman" w:cs="Times New Roman"/>
-          <w:sz w:val="22"/>
-        </w:rPr>
-        <w:t xml:space="preserve"> have scaled every trade figure by three orders of magnitude in </w:t>
-      </w:r>
-      <w:proofErr w:type="spellStart"/>
-      <w:r>
-        <w:rPr>
-          <w:rFonts w:ascii="Times New Roman" w:eastAsia="Times New Roman" w:hAnsi="Times New Roman" w:cs="Times New Roman"/>
-          <w:sz w:val="22"/>
-        </w:rPr>
-        <w:t>thek</w:t>
-      </w:r>
-      <w:proofErr w:type="spellEnd"/>
-      <w:r>
-        <w:rPr>
-          <w:rFonts w:ascii="Times New Roman" w:eastAsia="Times New Roman" w:hAnsi="Times New Roman" w:cs="Times New Roman"/>
-          <w:sz w:val="22"/>
-        </w:rPr>
-        <w:t xml:space="preserve"> periods, so the model's</w:t>
-      </w:r>
-    </w:p>
-    <w:p>
-      <w:pPr>
-        <w:spacing w:after="4"/>
-        <w:ind w:left="65" w:right="2651" w:hanging="10"/>
-      </w:pPr>
-      <w:r>
-        <w:rPr>
-          <w:rFonts w:ascii="Times New Roman" w:eastAsia="Times New Roman" w:hAnsi="Times New Roman" w:cs="Times New Roman"/>
-          <w:sz w:val="22"/>
-        </w:rPr>
+        <w:t>All 500 affected cells across both workbook versions were converted to live formulas referencing the FAO product code sheet directly, using the same offset logic as every other column in the table. The four MILK rows that had been manually overridden and noted as intentional exceptions were identified and left untouched. Without this fix, the entire trade data update would have been structurally correct, numerically accurate, properly unit-converted, and completely invisible to the model’s outputs.</w:t>
+      </w:r>
+    </w:p>
+    <w:p>
+      <w:pPr>
+        <w:pStyle w:val="Heading1"/>
+      </w:pPr>
+      <w:bookmarkStart w:id="34" w:name="_Toc237630243"/>
+      <w:bookmarkStart w:id="35" w:name="_Toc237630285"/>
+      <w:r>
         <w:lastRenderedPageBreak/>
-        <w:t xml:space="preserve">reference that resolved to nothing. In UP51, the cells contained hardcoded original </w:t>
-      </w:r>
-      <w:proofErr w:type="spellStart"/>
-      <w:r>
-        <w:rPr>
-          <w:rFonts w:ascii="Times New Roman" w:eastAsia="Times New Roman" w:hAnsi="Times New Roman" w:cs="Times New Roman"/>
-          <w:sz w:val="22"/>
-        </w:rPr>
-        <w:t>dwrong</w:t>
-      </w:r>
-      <w:proofErr w:type="spellEnd"/>
-      <w:r>
-        <w:rPr>
-          <w:rFonts w:ascii="Times New Roman" w:eastAsia="Times New Roman" w:hAnsi="Times New Roman" w:cs="Times New Roman"/>
-          <w:sz w:val="22"/>
-        </w:rPr>
-        <w:t xml:space="preserve"> </w:t>
-      </w:r>
-      <w:proofErr w:type="spellStart"/>
-      <w:proofErr w:type="gramStart"/>
-      <w:r>
-        <w:rPr>
-          <w:rFonts w:ascii="Times New Roman" w:eastAsia="Times New Roman" w:hAnsi="Times New Roman" w:cs="Times New Roman"/>
-          <w:sz w:val="22"/>
-        </w:rPr>
-        <w:t>direction.fault</w:t>
-      </w:r>
-      <w:proofErr w:type="spellEnd"/>
-      <w:proofErr w:type="gramEnd"/>
-      <w:r>
-        <w:rPr>
-          <w:rFonts w:ascii="Times New Roman" w:eastAsia="Times New Roman" w:hAnsi="Times New Roman" w:cs="Times New Roman"/>
-          <w:sz w:val="22"/>
-        </w:rPr>
-        <w:t xml:space="preserve"> values were left in place for them.</w:t>
-      </w:r>
-    </w:p>
-    <w:p>
-      <w:pPr>
-        <w:spacing w:after="174"/>
-        <w:ind w:left="65" w:right="2670" w:hanging="10"/>
-      </w:pPr>
-      <w:r>
-        <w:rPr>
-          <w:rFonts w:ascii="Times New Roman" w:eastAsia="Times New Roman" w:hAnsi="Times New Roman" w:cs="Times New Roman"/>
-          <w:sz w:val="22"/>
-        </w:rPr>
-        <w:t xml:space="preserve">static numbers from some earlier data pull, carrying values that were disconnected from FAO prod c entirely. In both cases the practical effect was identical: any update to FAO prod c, however carefully executed, would never propagate through to the TRADE results that the model </w:t>
-      </w:r>
-      <w:proofErr w:type="gramStart"/>
-      <w:r>
-        <w:rPr>
-          <w:rFonts w:ascii="Times New Roman" w:eastAsia="Times New Roman" w:hAnsi="Times New Roman" w:cs="Times New Roman"/>
-          <w:sz w:val="22"/>
-        </w:rPr>
-        <w:t>actually reports</w:t>
-      </w:r>
-      <w:proofErr w:type="gramEnd"/>
-      <w:r>
-        <w:rPr>
-          <w:rFonts w:ascii="Times New Roman" w:eastAsia="Times New Roman" w:hAnsi="Times New Roman" w:cs="Times New Roman"/>
-          <w:sz w:val="22"/>
-        </w:rPr>
-        <w:t>.</w:t>
-      </w:r>
-    </w:p>
-    <w:p>
-      <w:pPr>
-        <w:spacing w:after="392"/>
-        <w:ind w:left="65" w:right="3000" w:hanging="10"/>
+        <w:t>13   Results of the FABLE Calculator Integration</w:t>
+      </w:r>
+      <w:bookmarkEnd w:id="34"/>
+      <w:bookmarkEnd w:id="35"/>
+    </w:p>
+    <w:p>
+      <w:pPr>
+        <w:spacing w:after="0"/>
+        <w:ind w:left="70"/>
       </w:pPr>
       <w:r>
         <w:rPr>
           <w:noProof/>
         </w:rPr>
         <w:drawing>
-          <wp:anchor distT="0" distB="0" distL="114300" distR="114300" simplePos="0" relativeHeight="251659264" behindDoc="1" locked="0" layoutInCell="1" allowOverlap="0" wp14:anchorId="51B65FAE" wp14:editId="5C816C87">
-            <wp:simplePos x="0" y="0"/>
-            <wp:positionH relativeFrom="column">
-              <wp:posOffset>44602</wp:posOffset>
-            </wp:positionH>
-            <wp:positionV relativeFrom="paragraph">
-              <wp:posOffset>-514213</wp:posOffset>
-            </wp:positionV>
+          <wp:inline distT="0" distB="0" distL="0" distR="0" wp14:anchorId="51B65FAE" wp14:editId="5C816C87">
             <wp:extent cx="5736590" cy="1986294"/>
             <wp:effectExtent l="0" t="0" r="0" b="0"/>
-            <wp:wrapNone/>
             <wp:docPr id="758" name="Picture 758"/>
             <wp:cNvGraphicFramePr/>
             <a:graphic xmlns:a="http://schemas.openxmlformats.org/drawingml/2006/main">
@@ -11491,114 +10993,32 @@
                 </pic:pic>
               </a:graphicData>
             </a:graphic>
-          </wp:anchor>
+          </wp:inline>
         </w:drawing>
       </w:r>
-      <w:r>
-        <w:rPr>
-          <w:rFonts w:ascii="Times New Roman" w:eastAsia="Times New Roman" w:hAnsi="Times New Roman" w:cs="Times New Roman"/>
-          <w:sz w:val="22"/>
-        </w:rPr>
-        <w:t>All 500 affected cells across both workbook versions were converted to live formulas referencing FAO prod c directly, using the same offset logic as every other column in the table. The four MILK rows that had been manually overridden and noted as intentional exceptions were identified and left untouched. Without this fix, the entire trade data update would have been structurally correct, numerically accurate, properly unit-converted, and completely invisible to the model's outputs.</w:t>
-      </w:r>
-    </w:p>
-    <w:p>
-      <w:pPr>
-        <w:spacing w:after="0" w:line="265" w:lineRule="auto"/>
-        <w:ind w:left="94" w:right="2047" w:hanging="10"/>
-      </w:pPr>
-      <w:r>
-        <w:rPr>
-          <w:rFonts w:ascii="Times New Roman" w:eastAsia="Times New Roman" w:hAnsi="Times New Roman" w:cs="Times New Roman"/>
-          <w:b/>
-          <w:sz w:val="34"/>
-        </w:rPr>
-        <w:t xml:space="preserve">13 </w:t>
-      </w:r>
+    </w:p>
+    <w:p>
+      <w:pPr>
+        <w:spacing w:before="40" w:after="200" w:line="240" w:lineRule="auto"/>
+        <w:jc w:val="center"/>
+      </w:pPr>
       <w:r>
         <w:rPr>
           <w:rFonts w:ascii="Times New Roman" w:eastAsia="Times New Roman" w:hAnsi="Times New Roman" w:cs="Times New Roman"/>
           <w:i/>
           <w:sz w:val="20"/>
         </w:rPr>
-        <w:t>Figure 9: Commodity coverage for the Comtrade data integration. Of FABLE's 76</w:t>
-      </w:r>
-      <w:r>
-        <w:rPr>
-          <w:rFonts w:ascii="Times New Roman" w:eastAsia="Times New Roman" w:hAnsi="Times New Roman" w:cs="Times New Roman"/>
-          <w:b/>
-          <w:sz w:val="34"/>
-        </w:rPr>
-        <w:t>Results of the FABLE Calculator Integration</w:t>
-      </w:r>
-    </w:p>
-    <w:p>
-      <w:pPr>
-        <w:spacing w:after="109" w:line="265" w:lineRule="auto"/>
-        <w:ind w:left="94" w:right="2047" w:hanging="10"/>
-      </w:pPr>
-      <w:r>
-        <w:rPr>
-          <w:rFonts w:ascii="Times New Roman" w:eastAsia="Times New Roman" w:hAnsi="Times New Roman" w:cs="Times New Roman"/>
-          <w:i/>
-          <w:sz w:val="20"/>
-        </w:rPr>
-        <w:t>commodities, 58 were updated with real five-year-average trade figures; 18 were excluded</w:t>
-      </w:r>
-    </w:p>
-    <w:p>
-      <w:pPr>
-        <w:spacing w:after="4"/>
-        <w:ind w:left="65" w:right="1296" w:hanging="10"/>
-      </w:pPr>
-      <w:r>
-        <w:rPr>
-          <w:rFonts w:ascii="Times New Roman" w:eastAsia="Times New Roman" w:hAnsi="Times New Roman" w:cs="Times New Roman"/>
-          <w:sz w:val="22"/>
-        </w:rPr>
-        <w:t xml:space="preserve">Table 2 and Figures 10 and 11 present the model's aggregate trade </w:t>
-      </w:r>
-      <w:proofErr w:type="spellStart"/>
-      <w:proofErr w:type="gramStart"/>
-      <w:r>
-        <w:rPr>
-          <w:rFonts w:ascii="Times New Roman" w:eastAsia="Times New Roman" w:hAnsi="Times New Roman" w:cs="Times New Roman"/>
-          <w:sz w:val="22"/>
-        </w:rPr>
-        <w:t>results,</w:t>
-      </w:r>
-      <w:r>
-        <w:rPr>
-          <w:rFonts w:ascii="Times New Roman" w:eastAsia="Times New Roman" w:hAnsi="Times New Roman" w:cs="Times New Roman"/>
-          <w:i/>
-          <w:sz w:val="31"/>
-          <w:vertAlign w:val="superscript"/>
-        </w:rPr>
-        <w:t>with</w:t>
-      </w:r>
-      <w:proofErr w:type="spellEnd"/>
-      <w:proofErr w:type="gramEnd"/>
-      <w:r>
-        <w:rPr>
-          <w:rFonts w:ascii="Times New Roman" w:eastAsia="Times New Roman" w:hAnsi="Times New Roman" w:cs="Times New Roman"/>
-          <w:i/>
-          <w:sz w:val="31"/>
-          <w:vertAlign w:val="superscript"/>
-        </w:rPr>
-        <w:t xml:space="preserve"> fully documented reasons.</w:t>
-      </w:r>
-    </w:p>
-    <w:p>
-      <w:pPr>
-        <w:spacing w:after="4"/>
-        <w:ind w:left="65" w:right="2797" w:hanging="10"/>
-      </w:pPr>
-      <w:r>
-        <w:rPr>
-          <w:rFonts w:ascii="Times New Roman" w:eastAsia="Times New Roman" w:hAnsi="Times New Roman" w:cs="Times New Roman"/>
-          <w:sz w:val="22"/>
-        </w:rPr>
-        <w:t>summed across all products, before and after the Comtrade data integration, as read directly from the FABLE Calculator's TRADE sheet. The Before figures represent a snapshot captured immediately prior to the update; the After values come from live formulas re-reading FAO prod c following the integration.</w:t>
+        <w:t>Figure 9: Commodity coverage for the Comtrade data integration. Of FABLE’s 76 commodities, 58 were updated with real five-year-average trade figures; 18 were excluded, with fully documented reasons.</w:t>
+      </w:r>
+    </w:p>
+    <w:p>
+      <w:pPr>
+        <w:spacing w:after="140" w:line="248" w:lineRule="auto"/>
+        <w:ind w:left="57" w:right="17" w:hanging="2"/>
+        <w:jc w:val="both"/>
+      </w:pPr>
+      <w:r>
+        <w:t>Table 2 and Figures 10 and 11 present the model’s aggregate trade results, summed across all products, before and after the Comtrade data integration, as read directly from the FABLE Calculator's TRADE sheet. The Before figures represent a snapshot captured immediately prior to the update; the After values come from live formulas re-reading FAO prod c following the integration.</w:t>
       </w:r>
     </w:p>
     <w:tbl>
@@ -11608,8 +11028,6 @@
         <w:tblInd w:w="70" w:type="dxa"/>
         <w:tblCellMar>
           <w:top w:w="28" w:type="dxa"/>
-          <w:left w:w="0" w:type="dxa"/>
-          <w:bottom w:w="0" w:type="dxa"/>
           <w:right w:w="115" w:type="dxa"/>
         </w:tblCellMar>
         <w:tblLook w:val="04A0" w:firstRow="1" w:lastRow="0" w:firstColumn="1" w:lastColumn="0" w:noHBand="0" w:noVBand="1"/>
@@ -13246,8 +12664,7 @@
     </w:tbl>
     <w:p>
       <w:pPr>
-        <w:spacing w:after="1" w:line="309" w:lineRule="auto"/>
-        <w:ind w:left="19" w:right="2454" w:hanging="10"/>
+        <w:spacing w:before="40" w:after="200" w:line="240" w:lineRule="auto"/>
         <w:jc w:val="center"/>
       </w:pPr>
       <w:r>
@@ -13256,21 +12673,7 @@
           <w:i/>
           <w:sz w:val="20"/>
         </w:rPr>
-        <w:t>Table 2: FABLE Calculator total trade results (US$ thousands, all products) before and after the Comtrade data integration. Values from 2025 onward reflect the model's forward</w:t>
-      </w:r>
-    </w:p>
-    <w:p>
-      <w:pPr>
-        <w:spacing w:after="174" w:line="265" w:lineRule="auto"/>
-        <w:ind w:left="1945" w:right="2047" w:hanging="10"/>
-      </w:pPr>
-      <w:r>
-        <w:rPr>
-          <w:rFonts w:ascii="Times New Roman" w:eastAsia="Times New Roman" w:hAnsi="Times New Roman" w:cs="Times New Roman"/>
-          <w:i/>
-          <w:sz w:val="20"/>
-        </w:rPr>
-        <w:t>extrapolation from the updated calibration baseline.</w:t>
+        <w:t>Table 2: FABLE Calculator total trade results (US$ thousands, all products) before and after the Comtrade data integration. Values from 2025 onward reflect the model's forward extrapolation from the updated calibration baseline.</w:t>
       </w:r>
     </w:p>
     <w:p>
@@ -13282,7 +12685,6 @@
         <w:rPr>
           <w:noProof/>
         </w:rPr>
-        <w:lastRenderedPageBreak/>
         <w:drawing>
           <wp:inline distT="0" distB="0" distL="0" distR="0" wp14:anchorId="6C2D5A78" wp14:editId="22F4AF39">
             <wp:extent cx="5736590" cy="1734088"/>
@@ -13320,8 +12722,8 @@
     </w:p>
     <w:p>
       <w:pPr>
-        <w:spacing w:after="46" w:line="265" w:lineRule="auto"/>
-        <w:ind w:left="313" w:right="2047" w:hanging="10"/>
+        <w:spacing w:before="40" w:after="200" w:line="240" w:lineRule="auto"/>
+        <w:jc w:val="center"/>
       </w:pPr>
       <w:r>
         <w:rPr>
@@ -13329,36 +12731,7 @@
           <w:i/>
           <w:sz w:val="20"/>
         </w:rPr>
-        <w:t>Figure 10: Exports, imports, and trade balance before (dashed) and after (solid) the</w:t>
-      </w:r>
-    </w:p>
-    <w:p>
-      <w:pPr>
-        <w:spacing w:after="46" w:line="265" w:lineRule="auto"/>
-        <w:ind w:left="211" w:right="2047" w:hanging="10"/>
-      </w:pPr>
-      <w:r>
-        <w:rPr>
-          <w:rFonts w:ascii="Times New Roman" w:eastAsia="Times New Roman" w:hAnsi="Times New Roman" w:cs="Times New Roman"/>
-          <w:i/>
-          <w:sz w:val="20"/>
-        </w:rPr>
-        <w:t>Comtrade data update. Values in US$ millions. The shaded areas indicate the net change</w:t>
-      </w:r>
-    </w:p>
-    <w:p>
-      <w:pPr>
-        <w:spacing w:after="109" w:line="309" w:lineRule="auto"/>
-        <w:ind w:left="19" w:right="1520" w:hanging="10"/>
-        <w:jc w:val="center"/>
-      </w:pPr>
-      <w:r>
-        <w:rPr>
-          <w:rFonts w:ascii="Times New Roman" w:eastAsia="Times New Roman" w:hAnsi="Times New Roman" w:cs="Times New Roman"/>
-          <w:i/>
-          <w:sz w:val="20"/>
-        </w:rPr>
-        <w:t>introduced by the integration.</w:t>
+        <w:t>Figure 10: Exports, imports, and trade balance before (dashed) and after (solid) the Comtrade data update. Values in US$ millions. The shaded areas indicate the net change introduced by the integration.</w:t>
       </w:r>
     </w:p>
     <w:p>
@@ -13370,6 +12743,7 @@
         <w:rPr>
           <w:noProof/>
         </w:rPr>
+        <w:lastRenderedPageBreak/>
         <w:drawing>
           <wp:inline distT="0" distB="0" distL="0" distR="0" wp14:anchorId="1FF2DA7A" wp14:editId="42B439B6">
             <wp:extent cx="5736590" cy="2131471"/>
@@ -13407,8 +12781,8 @@
     </w:p>
     <w:p>
       <w:pPr>
-        <w:spacing w:after="46" w:line="265" w:lineRule="auto"/>
-        <w:ind w:left="405" w:right="2047" w:hanging="102"/>
+        <w:spacing w:before="40" w:after="200" w:line="240" w:lineRule="auto"/>
+        <w:jc w:val="center"/>
       </w:pPr>
       <w:r>
         <w:rPr>
@@ -13436,148 +12810,105 @@
         <w:pStyle w:val="Heading4"/>
         <w:ind w:left="-5"/>
       </w:pPr>
-      <w:proofErr w:type="gramStart"/>
       <w:r>
         <w:lastRenderedPageBreak/>
-        <w:t>13.1  Interpreting</w:t>
-      </w:r>
-      <w:proofErr w:type="gramEnd"/>
-      <w:r>
-        <w:t xml:space="preserve"> the shifts</w:t>
-      </w:r>
-    </w:p>
-    <w:p>
-      <w:pPr>
-        <w:spacing w:after="174"/>
-        <w:ind w:left="65" w:right="2113" w:hanging="10"/>
+        <w:t>13.1  Interpreting the shifts</w:t>
+      </w:r>
+    </w:p>
+    <w:p>
+      <w:pPr>
+        <w:spacing w:after="140" w:line="248" w:lineRule="auto"/>
+        <w:ind w:left="57" w:right="17" w:hanging="2"/>
+        <w:jc w:val="both"/>
       </w:pPr>
       <w:r>
         <w:rPr>
           <w:rFonts w:ascii="Times New Roman" w:eastAsia="Times New Roman" w:hAnsi="Times New Roman" w:cs="Times New Roman"/>
           <w:sz w:val="22"/>
         </w:rPr>
-        <w:t xml:space="preserve">The export reduction in 2000 to 2005 is primarily explained by the Cotton lint byproduct exclusion. The pre-update series was inflated by a tariff code for cotton waste recovered during yarn spinning, which dominated the official export total in those years. Removing that code brought the export series into line with what cotton growers </w:t>
-      </w:r>
-      <w:proofErr w:type="gramStart"/>
+        <w:t>The export reduction in 2000 to 2005 is primarily explained by the Cotton lint byproduct exclusion. The pre-update series was inflated by a tariff code for cotton waste recovered during yarn spinning, which dominated the official export total in those years. Removing that code brought the export series into line with what cotton growers actually shipped.</w:t>
+      </w:r>
+    </w:p>
+    <w:p>
+      <w:pPr>
+        <w:spacing w:after="140" w:line="248" w:lineRule="auto"/>
+        <w:ind w:left="57" w:right="17" w:hanging="2"/>
+        <w:jc w:val="both"/>
+      </w:pPr>
       <w:r>
         <w:rPr>
           <w:rFonts w:ascii="Times New Roman" w:eastAsia="Times New Roman" w:hAnsi="Times New Roman" w:cs="Times New Roman"/>
           <w:sz w:val="22"/>
         </w:rPr>
-        <w:t>actually shipped</w:t>
-      </w:r>
-      <w:proofErr w:type="gramEnd"/>
+        <w:t>The import and export recovery visible around 2010 reflects the HS revision fix, which restored trade flows across twelve commodities that had been returning zeros because the concordance contained only post-2012 codes. The 2008 wheat import spike of 3.73 million tonnes, representing real emergency procurement during the global food-price crisis, appears in the corrected series for the first time.</w:t>
+      </w:r>
+    </w:p>
+    <w:p>
+      <w:pPr>
+        <w:spacing w:after="140" w:line="248" w:lineRule="auto"/>
+        <w:ind w:left="57" w:right="17" w:hanging="2"/>
+        <w:jc w:val="both"/>
+      </w:pPr>
       <w:r>
         <w:rPr>
           <w:rFonts w:ascii="Times New Roman" w:eastAsia="Times New Roman" w:hAnsi="Times New Roman" w:cs="Times New Roman"/>
           <w:sz w:val="22"/>
         </w:rPr>
-        <w:t>.</w:t>
-      </w:r>
-    </w:p>
-    <w:p>
-      <w:pPr>
-        <w:spacing w:after="174"/>
-        <w:ind w:left="65" w:right="2120" w:hanging="10"/>
+        <w:t>The corrected data shows Pakistan's transition from net exporter to structural net importer as more gradual than the pre-update figures suggested. The 2015 to 2020 deficit is smaller in the after scenario because the inflated export base has been removed. Projected years from 2030 onward shift because FABLE's forward extrapolation is anchored to its calibration-year values, and the corrected 2020 baseline propagates forward through the model.</w:t>
+      </w:r>
+    </w:p>
+    <w:p>
+      <w:pPr>
+        <w:pStyle w:val="Heading1"/>
+      </w:pPr>
+      <w:bookmarkStart w:id="36" w:name="_Toc237630244"/>
+      <w:bookmarkStart w:id="37" w:name="_Toc237630286"/>
+      <w:r>
+        <w:t>14   Conclusion</w:t>
+      </w:r>
+      <w:bookmarkEnd w:id="36"/>
+      <w:bookmarkEnd w:id="37"/>
+    </w:p>
+    <w:p>
+      <w:pPr>
+        <w:spacing w:after="140" w:line="248" w:lineRule="auto"/>
+        <w:ind w:left="57" w:right="17" w:hanging="2"/>
+        <w:jc w:val="both"/>
       </w:pPr>
       <w:r>
         <w:rPr>
           <w:rFonts w:ascii="Times New Roman" w:eastAsia="Times New Roman" w:hAnsi="Times New Roman" w:cs="Times New Roman"/>
           <w:sz w:val="22"/>
         </w:rPr>
-        <w:t xml:space="preserve">The import and export recovery visible around 2010 reflects the HS revision fix, which restored trade flows across twelve commodities that had been returning </w:t>
-      </w:r>
-      <w:proofErr w:type="gramStart"/>
+        <w:t>When this project began, FABLE's Pakistan inputs were generic FAOSTAT defaults: internationally compiled estimates that, while adequate for broad comparative purposes, could not reflect what Pakistan's own statistical agencies report at the provincial level, nor capture how Pakistani commodities move through global trade classifications. The project set out to replace those defaults with data grounded in official Pakistani sources, and to do so in a way that was traceable, reproducible, and honest about where gaps remained.</w:t>
+      </w:r>
+    </w:p>
+    <w:p>
+      <w:pPr>
+        <w:spacing w:after="140" w:line="248" w:lineRule="auto"/>
+        <w:ind w:left="57" w:right="17" w:hanging="2"/>
+        <w:jc w:val="both"/>
+      </w:pPr>
       <w:r>
         <w:rPr>
           <w:rFonts w:ascii="Times New Roman" w:eastAsia="Times New Roman" w:hAnsi="Times New Roman" w:cs="Times New Roman"/>
           <w:sz w:val="22"/>
         </w:rPr>
-        <w:t>zeros</w:t>
-      </w:r>
-      <w:proofErr w:type="gramEnd"/>
+        <w:t>By the time the pipeline reached the FABLE Calculator workbook, it had built a provincial production dataset covering 42 commodities across four provinces and 25 fiscal years; a national trade dataset spanning 76 commodities and 26 years, constructed through a 530-plus mapping concordance table cross-referencing Harmonized System codes, FAO item codes, and FABLE categories; and a full validation pass against 7,904 comparable FAOSTAT data points, with interpretive notes explaining the pattern of agreement and divergence for each commodity. The subsequent integration into the FABLE Calculator workbook, updating trade inputs for 58 of 76 commodities and repairing 500 formula cells that had been preventing trade data from reaching the model's outputs, produced the first version of the FABLE-Pakistan tool calibrated on real Pakistani data.</w:t>
+      </w:r>
+    </w:p>
+    <w:p>
+      <w:pPr>
+        <w:spacing w:after="140" w:line="248" w:lineRule="auto"/>
+        <w:ind w:left="57" w:right="17" w:hanging="2"/>
+        <w:jc w:val="both"/>
+      </w:pPr>
       <w:r>
         <w:rPr>
           <w:rFonts w:ascii="Times New Roman" w:eastAsia="Times New Roman" w:hAnsi="Times New Roman" w:cs="Times New Roman"/>
           <w:sz w:val="22"/>
         </w:rPr>
-        <w:t xml:space="preserve"> because the concordance contained only post-2012 codes. The 2008 wheat import spike of 3.73 million tonnes, representing real emergency procurement during the global food-price crisis, appears in the corrected series for the first time.</w:t>
-      </w:r>
-    </w:p>
-    <w:p>
-      <w:pPr>
-        <w:spacing w:after="333"/>
-        <w:ind w:left="65" w:right="2132" w:hanging="10"/>
-      </w:pPr>
-      <w:r>
-        <w:rPr>
-          <w:rFonts w:ascii="Times New Roman" w:eastAsia="Times New Roman" w:hAnsi="Times New Roman" w:cs="Times New Roman"/>
-          <w:sz w:val="22"/>
-        </w:rPr>
-        <w:t>The corrected data shows Pakistan's transition from net exporter to structural net importer as more gradual than the pre-update figures suggested. The 2015 to 2020 deficit is smaller in the after scenario because the inflated export base has been removed. Projected years from 2030 onward shift because FABLE's forward extrapolation is anchored to its calibration-year values, and the corrected 2020 baseline propagates forward through the model.</w:t>
-      </w:r>
-    </w:p>
-    <w:p>
-      <w:pPr>
-        <w:pStyle w:val="Heading3"/>
-        <w:tabs>
-          <w:tab w:val="center" w:pos="1538"/>
-        </w:tabs>
-        <w:ind w:left="-15"/>
-      </w:pPr>
-      <w:r>
-        <w:t>14</w:t>
-      </w:r>
-      <w:r>
-        <w:tab/>
-        <w:t>Conclusion</w:t>
-      </w:r>
-    </w:p>
-    <w:p>
-      <w:pPr>
-        <w:spacing w:after="202"/>
-        <w:ind w:left="65" w:right="2187" w:hanging="10"/>
-      </w:pPr>
-      <w:r>
-        <w:rPr>
-          <w:rFonts w:ascii="Times New Roman" w:eastAsia="Times New Roman" w:hAnsi="Times New Roman" w:cs="Times New Roman"/>
-          <w:sz w:val="22"/>
-        </w:rPr>
-        <w:t>When this project began, FABLE's Pakistan inputs were generic FAOSTAT defaults: internationally compiled estimates that, while adequate for broad comparative purposes, could not reflect what Pakistan's own statistical agencies report at the provincial level, nor capture how Pakistani commodities move through global trade classifications. The project set out to replace those defaults with data grounded in official Pakistani sources, and to do so in a way that was traceable, reproducible, and honest about where gaps remained.</w:t>
-      </w:r>
-    </w:p>
-    <w:p>
-      <w:pPr>
-        <w:spacing w:after="202"/>
-        <w:ind w:left="65" w:right="1975" w:hanging="10"/>
-      </w:pPr>
-      <w:r>
-        <w:rPr>
-          <w:rFonts w:ascii="Times New Roman" w:eastAsia="Times New Roman" w:hAnsi="Times New Roman" w:cs="Times New Roman"/>
-          <w:sz w:val="22"/>
-        </w:rPr>
-        <w:t>By the time the pipeline reached the FABLE Calculator workbook, it had built a provincial production dataset covering 42 commodities across four provinces and 25 fiscal years; a national trade dataset spanning 76 commodities and 26 years, constructed through a 530-plus mapping concordance table cross-referencing Harmonized System codes, FAO item codes, and FABLE categories; and a full validation pass against 7,904 comparable FAOSTAT data points, with interpretive notes explaining the pattern of agreement and divergence for each commodity. The subsequent integration into the FABLE Calculator workbook, updating trade inputs for 58 of 76 commodities and repairing 500 formula cells that had been preventing trade data from reaching the model's outputs, produced the first version of the FABLE-Pakistan tool calibrated on real Pakistani data.</w:t>
-      </w:r>
-    </w:p>
-    <w:p>
-      <w:pPr>
-        <w:spacing w:after="4"/>
-        <w:ind w:left="65" w:right="1952" w:hanging="10"/>
-      </w:pPr>
-      <w:r>
-        <w:rPr>
-          <w:rFonts w:ascii="Times New Roman" w:eastAsia="Times New Roman" w:hAnsi="Times New Roman" w:cs="Times New Roman"/>
-          <w:sz w:val="22"/>
-        </w:rPr>
-        <w:t xml:space="preserve">Several findings from this project deserve to be understood as structural observations rather than one-time corrections. The formula disconnection in the </w:t>
-      </w:r>
-      <w:r>
-        <w:rPr>
-          <w:rFonts w:ascii="Times New Roman" w:eastAsia="Times New Roman" w:hAnsi="Times New Roman" w:cs="Times New Roman"/>
-          <w:sz w:val="22"/>
-        </w:rPr>
-        <w:lastRenderedPageBreak/>
-        <w:t>FABLE Calculator would have caused any future trade data update to have zero effect on the model's reported results, regardless of how carefully the FAO prod c sheet was updated. This is not merely a data problem that has now been fixed; it is a structural characteristic of the workbook that requires</w:t>
+        <w:t>Several findings from this project deserve to be understood as structural observations rather than one-time corrections. The formula disconnection in the FABLE Calculator would have caused any future trade data update to have zero effect on the model's reported results, regardless of how carefully the FAO prod c sheet was updated. This is not merely a data problem that has now been fixed; it is a structural characteristic of the workbook that requires</w:t>
       </w:r>
       <w:r>
         <w:rPr>
@@ -13585,7 +12916,7 @@
           <w:sz w:val="37"/>
           <w:vertAlign w:val="subscript"/>
         </w:rPr>
-        <w:t xml:space="preserve">18 </w:t>
+        <w:t xml:space="preserve"> </w:t>
       </w:r>
       <w:r>
         <w:rPr>
@@ -13598,7 +12929,6 @@
     <w:p>
       <w:pPr>
         <w:pStyle w:val="Heading2"/>
-        <w:ind w:left="65"/>
       </w:pPr>
       <w:r>
         <w:t>References</w:t>
@@ -13738,6 +13068,7 @@
           <w:rFonts w:ascii="Calibri" w:eastAsia="Calibri" w:hAnsi="Calibri" w:cs="Calibri"/>
           <w:sz w:val="24"/>
         </w:rPr>
+        <w:lastRenderedPageBreak/>
         <w:t xml:space="preserve">Pakistan Bureau of Statistics, </w:t>
       </w:r>
       <w:r>
@@ -14010,7 +13341,7 @@
           <w:i/>
           <w:sz w:val="24"/>
         </w:rPr>
-        <w:t>Sorghum (Jowar) Production, District-Wise, 202324 and 2024-25</w:t>
+        <w:t>Sorghum (Jowar) Production, District-Wise, 2023-24 and 2024-25</w:t>
       </w:r>
       <w:r>
         <w:rPr>
@@ -14050,23 +13381,7 @@
           <w:rFonts w:ascii="Calibri" w:eastAsia="Calibri" w:hAnsi="Calibri" w:cs="Calibri"/>
           <w:sz w:val="24"/>
         </w:rPr>
-        <w:t xml:space="preserve">, accessed via the </w:t>
-      </w:r>
-      <w:proofErr w:type="spellStart"/>
-      <w:r>
-        <w:rPr>
-          <w:rFonts w:ascii="Calibri" w:eastAsia="Calibri" w:hAnsi="Calibri" w:cs="Calibri"/>
-          <w:sz w:val="24"/>
-        </w:rPr>
-        <w:t>comtradeapicall</w:t>
-      </w:r>
-      <w:proofErr w:type="spellEnd"/>
-      <w:r>
-        <w:rPr>
-          <w:rFonts w:ascii="Calibri" w:eastAsia="Calibri" w:hAnsi="Calibri" w:cs="Calibri"/>
-          <w:sz w:val="24"/>
-        </w:rPr>
-        <w:t xml:space="preserve"> Python client. Available at: </w:t>
+        <w:t xml:space="preserve">, accessed via the comtradeapicall Python client. Available at: </w:t>
       </w:r>
       <w:hyperlink r:id="rId27">
         <w:r>
@@ -14137,7 +13452,6 @@
           <w:rFonts w:ascii="Calibri" w:eastAsia="Calibri" w:hAnsi="Calibri" w:cs="Calibri"/>
           <w:sz w:val="24"/>
         </w:rPr>
-        <w:lastRenderedPageBreak/>
         <w:t xml:space="preserve">Food and Agriculture Organization of the United Nations, </w:t>
       </w:r>
       <w:r>
@@ -14204,23 +13518,7 @@
           <w:rFonts w:ascii="Calibri" w:eastAsia="Calibri" w:hAnsi="Calibri" w:cs="Calibri"/>
           <w:sz w:val="24"/>
         </w:rPr>
-        <w:t xml:space="preserve">Food and Agriculture Organization of the United Nations / </w:t>
-      </w:r>
-      <w:proofErr w:type="spellStart"/>
-      <w:r>
-        <w:rPr>
-          <w:rFonts w:ascii="Calibri" w:eastAsia="Calibri" w:hAnsi="Calibri" w:cs="Calibri"/>
-          <w:sz w:val="24"/>
-        </w:rPr>
-        <w:t>INPhO</w:t>
-      </w:r>
-      <w:proofErr w:type="spellEnd"/>
-      <w:r>
-        <w:rPr>
-          <w:rFonts w:ascii="Calibri" w:eastAsia="Calibri" w:hAnsi="Calibri" w:cs="Calibri"/>
-          <w:sz w:val="24"/>
-        </w:rPr>
-        <w:t xml:space="preserve">-AGSI, </w:t>
+        <w:t xml:space="preserve">Food and Agriculture Organization of the United Nations / INPhO-AGSI, </w:t>
       </w:r>
       <w:r>
         <w:rPr>
@@ -14362,6 +13660,7 @@
           <w:rFonts w:ascii="Calibri" w:eastAsia="Calibri" w:hAnsi="Calibri" w:cs="Calibri"/>
           <w:sz w:val="24"/>
         </w:rPr>
+        <w:lastRenderedPageBreak/>
         <w:t xml:space="preserve">Kawamura, Y., </w:t>
       </w:r>
       <w:r>
@@ -14738,21 +14037,12 @@
         <w:ind w:left="536" w:right="17" w:hanging="481"/>
         <w:jc w:val="both"/>
       </w:pPr>
-      <w:proofErr w:type="spellStart"/>
-      <w:r>
-        <w:rPr>
-          <w:rFonts w:ascii="Calibri" w:eastAsia="Calibri" w:hAnsi="Calibri" w:cs="Calibri"/>
-          <w:sz w:val="24"/>
-        </w:rPr>
-        <w:t>Loksujag</w:t>
-      </w:r>
-      <w:proofErr w:type="spellEnd"/>
-      <w:r>
-        <w:rPr>
-          <w:rFonts w:ascii="Calibri" w:eastAsia="Calibri" w:hAnsi="Calibri" w:cs="Calibri"/>
-          <w:sz w:val="24"/>
-        </w:rPr>
-        <w:t xml:space="preserve">, </w:t>
+      <w:r>
+        <w:rPr>
+          <w:rFonts w:ascii="Calibri" w:eastAsia="Calibri" w:hAnsi="Calibri" w:cs="Calibri"/>
+          <w:sz w:val="24"/>
+        </w:rPr>
+        <w:t xml:space="preserve">Loksujag, </w:t>
       </w:r>
       <w:r>
         <w:rPr>
@@ -14786,18 +14076,8 @@
             <w:color w:val="0000FF"/>
             <w:sz w:val="24"/>
           </w:rPr>
-          <w:t>stan-</w:t>
+          <w:t>stan-eng</w:t>
         </w:r>
-        <w:proofErr w:type="spellStart"/>
-        <w:r>
-          <w:rPr>
-            <w:rFonts w:ascii="Calibri" w:eastAsia="Calibri" w:hAnsi="Calibri" w:cs="Calibri"/>
-            <w:color w:val="0000FF"/>
-            <w:sz w:val="24"/>
-          </w:rPr>
-          <w:t>eng</w:t>
-        </w:r>
-        <w:proofErr w:type="spellEnd"/>
       </w:hyperlink>
     </w:p>
     <w:p>
@@ -14863,22 +14143,12 @@
         <w:ind w:left="536" w:right="17" w:hanging="481"/>
         <w:jc w:val="both"/>
       </w:pPr>
-      <w:proofErr w:type="spellStart"/>
-      <w:r>
-        <w:rPr>
-          <w:rFonts w:ascii="Calibri" w:eastAsia="Calibri" w:hAnsi="Calibri" w:cs="Calibri"/>
-          <w:sz w:val="24"/>
-        </w:rPr>
-        <w:lastRenderedPageBreak/>
-        <w:t>ReliefWeb</w:t>
-      </w:r>
-      <w:proofErr w:type="spellEnd"/>
-      <w:r>
-        <w:rPr>
-          <w:rFonts w:ascii="Calibri" w:eastAsia="Calibri" w:hAnsi="Calibri" w:cs="Calibri"/>
-          <w:sz w:val="24"/>
-        </w:rPr>
-        <w:t xml:space="preserve">, </w:t>
+      <w:r>
+        <w:rPr>
+          <w:rFonts w:ascii="Calibri" w:eastAsia="Calibri" w:hAnsi="Calibri" w:cs="Calibri"/>
+          <w:sz w:val="24"/>
+        </w:rPr>
+        <w:t xml:space="preserve">ReliefWeb, </w:t>
       </w:r>
       <w:r>
         <w:rPr>
@@ -14886,25 +14156,7 @@
           <w:i/>
           <w:sz w:val="24"/>
         </w:rPr>
-        <w:t xml:space="preserve">Pakistan: Flash Floods in </w:t>
-      </w:r>
-      <w:proofErr w:type="spellStart"/>
-      <w:r>
-        <w:rPr>
-          <w:rFonts w:ascii="Calibri" w:eastAsia="Calibri" w:hAnsi="Calibri" w:cs="Calibri"/>
-          <w:i/>
-          <w:sz w:val="24"/>
-        </w:rPr>
-        <w:t>Balochistan</w:t>
-      </w:r>
-      <w:proofErr w:type="spellEnd"/>
-      <w:r>
-        <w:rPr>
-          <w:rFonts w:ascii="Calibri" w:eastAsia="Calibri" w:hAnsi="Calibri" w:cs="Calibri"/>
-          <w:i/>
-          <w:sz w:val="24"/>
-        </w:rPr>
-        <w:t xml:space="preserve"> Province</w:t>
+        <w:t>Pakistan: Flash Floods in Balochistan Province</w:t>
       </w:r>
       <w:r>
         <w:rPr>
@@ -14957,25 +14209,7 @@
           <w:i/>
           <w:sz w:val="24"/>
         </w:rPr>
-        <w:t xml:space="preserve">Floods 2012: Millions Rendered Homeless in </w:t>
-      </w:r>
-      <w:proofErr w:type="spellStart"/>
-      <w:r>
-        <w:rPr>
-          <w:rFonts w:ascii="Calibri" w:eastAsia="Calibri" w:hAnsi="Calibri" w:cs="Calibri"/>
-          <w:i/>
-          <w:sz w:val="24"/>
-        </w:rPr>
-        <w:t>Balochistan</w:t>
-      </w:r>
-      <w:proofErr w:type="spellEnd"/>
-      <w:r>
-        <w:rPr>
-          <w:rFonts w:ascii="Calibri" w:eastAsia="Calibri" w:hAnsi="Calibri" w:cs="Calibri"/>
-          <w:i/>
-          <w:sz w:val="24"/>
-        </w:rPr>
-        <w:t>, Sindh</w:t>
+        <w:t>Floods 2012: Millions Rendered Homeless in Balochistan, Sindh</w:t>
       </w:r>
       <w:r>
         <w:rPr>
@@ -15001,36 +14235,8 @@
             <w:color w:val="0000FF"/>
             <w:sz w:val="24"/>
           </w:rPr>
-          <w:t>lions-rendered-homeless-in-</w:t>
+          <w:t>lions-rendered-homeless-in-balochistan-sindh</w:t>
         </w:r>
-        <w:proofErr w:type="spellStart"/>
-        <w:r>
-          <w:rPr>
-            <w:rFonts w:ascii="Calibri" w:eastAsia="Calibri" w:hAnsi="Calibri" w:cs="Calibri"/>
-            <w:color w:val="0000FF"/>
-            <w:sz w:val="24"/>
-          </w:rPr>
-          <w:t>balochistan</w:t>
-        </w:r>
-        <w:proofErr w:type="spellEnd"/>
-        <w:r>
-          <w:rPr>
-            <w:rFonts w:ascii="Calibri" w:eastAsia="Calibri" w:hAnsi="Calibri" w:cs="Calibri"/>
-            <w:color w:val="0000FF"/>
-            <w:sz w:val="24"/>
-          </w:rPr>
-          <w:t>-</w:t>
-        </w:r>
-        <w:proofErr w:type="spellStart"/>
-        <w:r>
-          <w:rPr>
-            <w:rFonts w:ascii="Calibri" w:eastAsia="Calibri" w:hAnsi="Calibri" w:cs="Calibri"/>
-            <w:color w:val="0000FF"/>
-            <w:sz w:val="24"/>
-          </w:rPr>
-          <w:t>sindh</w:t>
-        </w:r>
-        <w:proofErr w:type="spellEnd"/>
       </w:hyperlink>
     </w:p>
     <w:p>
@@ -15204,6 +14410,7 @@
           <w:rFonts w:ascii="Calibri" w:eastAsia="Calibri" w:hAnsi="Calibri" w:cs="Calibri"/>
           <w:sz w:val="24"/>
         </w:rPr>
+        <w:lastRenderedPageBreak/>
         <w:t xml:space="preserve">Small and Medium Enterprises Development Authority (SMEDA), </w:t>
       </w:r>
       <w:r>
@@ -15212,25 +14419,7 @@
           <w:i/>
           <w:sz w:val="24"/>
         </w:rPr>
-        <w:t xml:space="preserve">Strube-Dieckmann Exotic </w:t>
-      </w:r>
-      <w:proofErr w:type="spellStart"/>
-      <w:r>
-        <w:rPr>
-          <w:rFonts w:ascii="Calibri" w:eastAsia="Calibri" w:hAnsi="Calibri" w:cs="Calibri"/>
-          <w:i/>
-          <w:sz w:val="24"/>
-        </w:rPr>
-        <w:t>Sugarbeet</w:t>
-      </w:r>
-      <w:proofErr w:type="spellEnd"/>
-      <w:r>
-        <w:rPr>
-          <w:rFonts w:ascii="Calibri" w:eastAsia="Calibri" w:hAnsi="Calibri" w:cs="Calibri"/>
-          <w:i/>
-          <w:sz w:val="24"/>
-        </w:rPr>
-        <w:t xml:space="preserve"> Variety Trials for Punjab and Sindh</w:t>
+        <w:t>Strube-Dieckmann Exotic Sugarbeet Variety Trials for Punjab and Sindh</w:t>
       </w:r>
       <w:r>
         <w:rPr>
@@ -15263,25 +14452,7 @@
           <w:i/>
           <w:sz w:val="24"/>
         </w:rPr>
-        <w:t xml:space="preserve">Agronomy of </w:t>
-      </w:r>
-      <w:proofErr w:type="spellStart"/>
-      <w:r>
-        <w:rPr>
-          <w:rFonts w:ascii="Calibri" w:eastAsia="Calibri" w:hAnsi="Calibri" w:cs="Calibri"/>
-          <w:i/>
-          <w:sz w:val="24"/>
-        </w:rPr>
-        <w:t>Sugarbeet</w:t>
-      </w:r>
-      <w:proofErr w:type="spellEnd"/>
-      <w:r>
-        <w:rPr>
-          <w:rFonts w:ascii="Calibri" w:eastAsia="Calibri" w:hAnsi="Calibri" w:cs="Calibri"/>
-          <w:i/>
-          <w:sz w:val="24"/>
-        </w:rPr>
-        <w:t xml:space="preserve"> Cultivation – A</w:t>
+        <w:t>Agronomy of Sugarbeet Cultivation – A</w:t>
       </w:r>
     </w:p>
     <w:p>
@@ -15390,7 +14561,6 @@
       <w:footerReference w:type="first" r:id="rId59"/>
       <w:pgSz w:w="11906" w:h="16838"/>
       <w:pgMar w:top="1219" w:right="1354" w:bottom="0" w:left="1440" w:header="720" w:footer="720" w:gutter="0"/>
-      <w:pgNumType w:start="15"/>
       <w:cols w:space="720"/>
       <w:titlePg/>
     </w:sectPr>
@@ -16574,6 +15744,7 @@
   <w:style w:type="paragraph" w:styleId="TOC1">
     <w:name w:val="toc 1"/>
     <w:hidden/>
+    <w:uiPriority w:val="39"/>
     <w:pPr>
       <w:spacing w:line="259" w:lineRule="auto"/>
       <w:ind w:left="15" w:right="15"/>
@@ -16946,6 +16117,17 @@
       <w:outlineLvl w:val="9"/>
     </w:pPr>
   </w:style>
+  <w:style w:type="character" w:styleId="Hyperlink">
+    <w:name w:val="Hyperlink"/>
+    <w:basedOn w:val="DefaultParagraphFont"/>
+    <w:uiPriority w:val="99"/>
+    <w:unhideWhenUsed/>
+    <w:rsid w:val="004400AC"/>
+    <w:rPr>
+      <w:color w:val="467886" w:themeColor="hyperlink"/>
+      <w:u w:val="single"/>
+    </w:rPr>
+  </w:style>
 </w:styles>
 </file>
 
